--- a/final_project_paper.docx
+++ b/final_project_paper.docx
@@ -7316,7 +7316,31 @@
         <w:rPr>
           <w:lang w:val="en-US"/>
         </w:rPr>
-        <w:t>To prepare the data for experiments, each was resized to 112*112, center cropped (squared), gray-scaled, and normalized by the mean of [0.485, 0.456, 0.406] and standard deviation of [0.229, 0.224, 0.225]. The size of each batch was experimented from 2^5 to 2^7.</w:t>
+        <w:t xml:space="preserve">To prepare the data for experiments, each was resized to </w:t>
+      </w:r>
+      <w:r>
+        <w:rPr>
+          <w:lang w:val="en-US"/>
+        </w:rPr>
+        <w:t>224</w:t>
+      </w:r>
+      <w:r>
+        <w:rPr>
+          <w:lang w:val="en-US"/>
+        </w:rPr>
+        <w:t>*</w:t>
+      </w:r>
+      <w:r>
+        <w:rPr>
+          <w:lang w:val="en-US"/>
+        </w:rPr>
+        <w:t>224</w:t>
+      </w:r>
+      <w:r>
+        <w:rPr>
+          <w:lang w:val="en-US"/>
+        </w:rPr>
+        <w:t>, center cropped (squared), gray-scaled, and normalized by the mean of [0.485, 0.456, 0.406] and standard deviation of [0.229, 0.224, 0.225]. The size of each batch was experimented from 2^5 to 2^7.</w:t>
       </w:r>
     </w:p>
     <w:p>
@@ -7332,7 +7356,21 @@
         <w:rPr>
           <w:lang w:val="en-US"/>
         </w:rPr>
-        <w:t xml:space="preserve">AlexNet, ResNet50 and SqueezeNet1_1 were used as pretrained on ImageNet, and </w:t>
+        <w:t xml:space="preserve">AlexNet, ResNet50 and SqueezeNet1_1 </w:t>
+      </w:r>
+      <w:proofErr w:type="gramStart"/>
+      <w:r>
+        <w:rPr>
+          <w:lang w:val="en-US"/>
+        </w:rPr>
+        <w:t>were</w:t>
+      </w:r>
+      <w:proofErr w:type="gramEnd"/>
+      <w:r>
+        <w:rPr>
+          <w:lang w:val="en-US"/>
+        </w:rPr>
+        <w:t xml:space="preserve"> used as pretrained on ImageNet, and </w:t>
       </w:r>
       <w:r>
         <w:rPr>
@@ -8596,19 +8634,7 @@
         <w:jc w:val="both"/>
       </w:pPr>
       <w:r>
-        <w:t>F1 Score = 2 * Precision * Sensitivity (</w:t>
-      </w:r>
-      <w:r>
-        <w:t xml:space="preserve">Precision </w:t>
-      </w:r>
-      <w:r>
-        <w:t>+</w:t>
-      </w:r>
-      <w:r>
-        <w:t xml:space="preserve"> Sensitivity</w:t>
-      </w:r>
-      <w:r>
-        <w:t>)</w:t>
+        <w:t>F1 Score = 2 * Precision * Sensitivity (Precision + Sensitivity)</w:t>
       </w:r>
     </w:p>
     <w:p>
@@ -14377,16 +14403,7 @@
                 <w:color w:val="FFFFFF" w:themeColor="background1"/>
                 <w:lang w:val="en-US"/>
               </w:rPr>
-              <w:t xml:space="preserve">SVM with </w:t>
-            </w:r>
-            <w:r>
-              <w:rPr>
-                <w:b/>
-                <w:bCs/>
-                <w:color w:val="FFFFFF" w:themeColor="background1"/>
-                <w:lang w:val="en-US"/>
-              </w:rPr>
-              <w:t>deep features</w:t>
+              <w:t>SVM with deep features</w:t>
             </w:r>
           </w:p>
         </w:tc>
@@ -15487,7 +15504,13 @@
           <w:bCs/>
           <w:lang w:val="en-US"/>
         </w:rPr>
-        <w:t xml:space="preserve"> the sensitivity of </w:t>
+        <w:t xml:space="preserve"> the sensitivity of 87.21%</w:t>
+      </w:r>
+      <w:r>
+        <w:rPr>
+          <w:lang w:val="en-US"/>
+        </w:rPr>
+        <w:t>,</w:t>
       </w:r>
       <w:r>
         <w:rPr>
@@ -15495,7 +15518,13 @@
           <w:bCs/>
           <w:lang w:val="en-US"/>
         </w:rPr>
-        <w:t>87.21</w:t>
+        <w:t xml:space="preserve"> specificity of 87.40%</w:t>
+      </w:r>
+      <w:r>
+        <w:rPr>
+          <w:lang w:val="en-US"/>
+        </w:rPr>
+        <w:t>,</w:t>
       </w:r>
       <w:r>
         <w:rPr>
@@ -15503,13 +15532,13 @@
           <w:bCs/>
           <w:lang w:val="en-US"/>
         </w:rPr>
-        <w:t>%</w:t>
-      </w:r>
-      <w:r>
-        <w:rPr>
-          <w:lang w:val="en-US"/>
-        </w:rPr>
-        <w:t>,</w:t>
+        <w:t xml:space="preserve"> precision of 87.34%</w:t>
+      </w:r>
+      <w:r>
+        <w:rPr>
+          <w:lang w:val="en-US"/>
+        </w:rPr>
+        <w:t xml:space="preserve"> and </w:t>
       </w:r>
       <w:r>
         <w:rPr>
@@ -15517,75 +15546,7 @@
           <w:bCs/>
           <w:lang w:val="en-US"/>
         </w:rPr>
-        <w:t xml:space="preserve"> specificity of </w:t>
-      </w:r>
-      <w:r>
-        <w:rPr>
-          <w:b/>
-          <w:bCs/>
-          <w:lang w:val="en-US"/>
-        </w:rPr>
-        <w:t>87.40</w:t>
-      </w:r>
-      <w:r>
-        <w:rPr>
-          <w:b/>
-          <w:bCs/>
-          <w:lang w:val="en-US"/>
-        </w:rPr>
-        <w:t>%</w:t>
-      </w:r>
-      <w:r>
-        <w:rPr>
-          <w:lang w:val="en-US"/>
-        </w:rPr>
-        <w:t>,</w:t>
-      </w:r>
-      <w:r>
-        <w:rPr>
-          <w:b/>
-          <w:bCs/>
-          <w:lang w:val="en-US"/>
-        </w:rPr>
-        <w:t xml:space="preserve"> precision of </w:t>
-      </w:r>
-      <w:r>
-        <w:rPr>
-          <w:b/>
-          <w:bCs/>
-          <w:lang w:val="en-US"/>
-        </w:rPr>
-        <w:t>87.34%</w:t>
-      </w:r>
-      <w:r>
-        <w:rPr>
-          <w:lang w:val="en-US"/>
-        </w:rPr>
-        <w:t xml:space="preserve"> and </w:t>
-      </w:r>
-      <w:r>
-        <w:rPr>
-          <w:b/>
-          <w:bCs/>
-          <w:lang w:val="en-US"/>
-        </w:rPr>
-        <w:t xml:space="preserve">the F1-score of </w:t>
-      </w:r>
-      <w:r>
-        <w:rPr>
-          <w:b/>
-          <w:bCs/>
-          <w:lang w:val="en-US"/>
-        </w:rPr>
-        <w:t>87.03</w:t>
-      </w:r>
-      <w:r>
-        <w:rPr>
-          <w:b/>
-          <w:bCs/>
-          <w:lang w:val="en-US"/>
-        </w:rPr>
-        <w:t>%</w:t>
+        <w:t>the F1-score of 87.03%</w:t>
       </w:r>
       <w:r>
         <w:rPr>
@@ -15659,13 +15620,7 @@
         <w:rPr>
           <w:lang w:val="en-US"/>
         </w:rPr>
-        <w:t>the seed as 4</w:t>
-      </w:r>
-      <w:r>
-        <w:rPr>
-          <w:lang w:val="en-US"/>
-        </w:rPr>
-        <w:t xml:space="preserve"> and </w:t>
+        <w:t xml:space="preserve">the seed as 4 and </w:t>
       </w:r>
       <w:r>
         <w:rPr>
@@ -15861,13 +15816,7 @@
         <w:rPr>
           <w:lang w:val="en-US"/>
         </w:rPr>
-        <w:t>. For the reproducibility, t</w:t>
-      </w:r>
-      <w:r>
-        <w:rPr>
-          <w:lang w:val="en-US"/>
-        </w:rPr>
-        <w:t xml:space="preserve">he model weights of ProposedNet can be found on </w:t>
+        <w:t xml:space="preserve">. For the reproducibility, the model weights of ProposedNet can be found on </w:t>
       </w:r>
       <w:hyperlink r:id="rId18" w:history="1">
         <w:r>
@@ -15875,14 +15824,7 @@
             <w:rStyle w:val="Hyperlink"/>
             <w:lang w:val="en-US"/>
           </w:rPr>
-          <w:t>GitHub Link</w:t>
-        </w:r>
-        <w:r>
-          <w:rPr>
-            <w:rStyle w:val="Hyperlink"/>
-            <w:lang w:val="en-US"/>
-          </w:rPr>
-          <w:t xml:space="preserve"> for weights</w:t>
+          <w:t>GitHub Link for weights</w:t>
         </w:r>
       </w:hyperlink>
       <w:r>
@@ -15912,14 +15854,7 @@
             <w:rStyle w:val="Hyperlink"/>
             <w:lang w:val="en-US"/>
           </w:rPr>
-          <w:t>GitHub Link for</w:t>
-        </w:r>
-        <w:r>
-          <w:rPr>
-            <w:rStyle w:val="Hyperlink"/>
-            <w:lang w:val="en-US"/>
-          </w:rPr>
-          <w:t xml:space="preserve"> labels</w:t>
+          <w:t>GitHub Link for labels</w:t>
         </w:r>
       </w:hyperlink>
       <w:r>
@@ -16077,14 +16012,7 @@
           <w:rStyle w:val="jlqj4b"/>
           <w:lang w:val="en-US"/>
         </w:rPr>
-        <w:t>automatically</w:t>
-      </w:r>
-      <w:r>
-        <w:rPr>
-          <w:rStyle w:val="jlqj4b"/>
-          <w:lang w:val="en-US"/>
-        </w:rPr>
-        <w:t xml:space="preserve"> and quickly</w:t>
+        <w:t>automatically and quickly</w:t>
       </w:r>
       <w:r>
         <w:rPr>
@@ -16526,6 +16454,11 @@
         <w:docPartUnique/>
       </w:docPartObj>
     </w:sdtPr>
+    <w:sdtEndPr>
+      <w:rPr>
+        <w:rStyle w:val="PageNumber"/>
+      </w:rPr>
+    </w:sdtEndPr>
     <w:sdtContent>
       <w:p>
         <w:pPr>
@@ -16578,6 +16511,11 @@
         <w:docPartUnique/>
       </w:docPartObj>
     </w:sdtPr>
+    <w:sdtEndPr>
+      <w:rPr>
+        <w:rStyle w:val="PageNumber"/>
+      </w:rPr>
+    </w:sdtEndPr>
     <w:sdtContent>
       <w:p>
         <w:pPr>

--- a/final_project_paper.docx
+++ b/final_project_paper.docx
@@ -2,6 +2,19 @@
 <file path=word/document.xml><?xml version="1.0" encoding="utf-8"?>
 <w:document xmlns:wpc="http://schemas.microsoft.com/office/word/2010/wordprocessingCanvas" xmlns:cx="http://schemas.microsoft.com/office/drawing/2014/chartex" xmlns:cx1="http://schemas.microsoft.com/office/drawing/2015/9/8/chartex" xmlns:cx2="http://schemas.microsoft.com/office/drawing/2015/10/21/chartex" xmlns:cx3="http://schemas.microsoft.com/office/drawing/2016/5/9/chartex" xmlns:cx4="http://schemas.microsoft.com/office/drawing/2016/5/10/chartex" xmlns:cx5="http://schemas.microsoft.com/office/drawing/2016/5/11/chartex" xmlns:cx6="http://schemas.microsoft.com/office/drawing/2016/5/12/chartex" xmlns:cx7="http://schemas.microsoft.com/office/drawing/2016/5/13/chartex" xmlns:cx8="http://schemas.microsoft.com/office/drawing/2016/5/14/chartex" xmlns:mc="http://schemas.openxmlformats.org/markup-compatibility/2006" xmlns:aink="http://schemas.microsoft.com/office/drawing/2016/ink" xmlns:am3d="http://schemas.microsoft.com/office/drawing/2017/model3d" xmlns:o="urn:schemas-microsoft-com:office:office" xmlns:r="http://schemas.openxmlformats.org/officeDocument/2006/relationships" xmlns:m="http://schemas.openxmlformats.org/officeDocument/2006/math" xmlns:v="urn:schemas-microsoft-com:vml" xmlns:wp14="http://schemas.microsoft.com/office/word/2010/wordprocessingDrawing" xmlns:wp="http://schemas.openxmlformats.org/drawingml/2006/wordprocessingDrawing" xmlns:w10="urn:schemas-microsoft-com:office:word" xmlns:w="http://schemas.openxmlformats.org/wordprocessingml/2006/main" xmlns:w14="http://schemas.microsoft.com/office/word/2010/wordml" xmlns:w15="http://schemas.microsoft.com/office/word/2012/wordml" xmlns:w16cex="http://schemas.microsoft.com/office/word/2018/wordml/cex" xmlns:w16cid="http://schemas.microsoft.com/office/word/2016/wordml/cid" xmlns:w16="http://schemas.microsoft.com/office/word/2018/wordml" xmlns:w16se="http://schemas.microsoft.com/office/word/2015/wordml/symex" xmlns:wpg="http://schemas.microsoft.com/office/word/2010/wordprocessingGroup" xmlns:wpi="http://schemas.microsoft.com/office/word/2010/wordprocessingInk" xmlns:wne="http://schemas.microsoft.com/office/word/2006/wordml" xmlns:wps="http://schemas.microsoft.com/office/word/2010/wordprocessingShape" mc:Ignorable="w14 w15 w16se w16cid w16 w16cex wp14">
   <w:body>
+    <w:p>
+      <w:pPr>
+        <w:spacing w:before="100" w:beforeAutospacing="1" w:after="100" w:afterAutospacing="1"/>
+        <w:outlineLvl w:val="1"/>
+        <w:rPr>
+          <w:b/>
+          <w:bCs/>
+          <w:sz w:val="32"/>
+          <w:szCs w:val="32"/>
+          <w:lang w:val="en-US"/>
+        </w:rPr>
+      </w:pPr>
+    </w:p>
     <w:p>
       <w:pPr>
         <w:spacing w:before="100" w:beforeAutospacing="1" w:after="100" w:afterAutospacing="1"/>
@@ -122,7 +135,27 @@
         <w:rPr>
           <w:lang w:val="en-US"/>
         </w:rPr>
-        <w:t>COVID-19 has infected more than 85 million people worldwide, killed 1.85 million and is still spreading rapidly around the world. It is important to detect COVID-19 as quickly and accurately as possible in order to control the spread of the disease and treat patients. While PCR is still the core truth of COVID-19 diagnosis, the sensitivity of PCR testing is not high enough for the low viral load or lab error present in test samples.</w:t>
+        <w:t>COVID-19 has infected more than 85 million people worldwide, killed 1.85 million and is still spreading rapidly around the world. It is important to detect COVID-19 as quickly and accurately as possible in order to control the spread of the disease and treat patients. While PCR is still the core truth of COVID-19 diagnosis, the sensitivity of PCR testing is not high enough for the low viral load or lab error present in test samples</w:t>
+      </w:r>
+      <w:r>
+        <w:rPr>
+          <w:lang w:val="en-US"/>
+        </w:rPr>
+        <w:t xml:space="preserve">. </w:t>
+      </w:r>
+      <w:r>
+        <w:rPr>
+          <w:rStyle w:val="jlqj4b"/>
+          <w:lang w:val="en-US"/>
+        </w:rPr>
+        <w:t>The increase of these COVID-19 cases is considered to have a major impact on the increase of Pneumonia disease [1]</w:t>
+      </w:r>
+      <w:r>
+        <w:rPr>
+          <w:rStyle w:val="jlqj4b"/>
+          <w:lang w:val="en-US"/>
+        </w:rPr>
+        <w:t>.</w:t>
       </w:r>
     </w:p>
     <w:p>
@@ -138,7 +171,19 @@
         <w:rPr>
           <w:lang w:val="en-US"/>
         </w:rPr>
-        <w:t>The whole world is sometimes faced with epidemics as it is currently facing COVID-19 disease. The spread and infection factors of this disease are very high. Large numbers of people from most countries become infected and continue to spread within six months of their first report. The systems necessary for any pandemic are not ready for some stages; therefore, mitigation becomes necessary with the available capacity. On the other hand, on a large scale, the use of Deep Learning techniques can be used to mitigate COVID-19-like outbreaks in terms of stopping the spread, diagnosis of disease, drug and vaccine discovery, treatment, patient care, and much more.</w:t>
+        <w:t>The whole world is sometimes faced with epidemics as it is currently facing COVID-19 disease. The spread and infection factors of this disease are very high. Large numbers of people from most countries become infected and continue to spread within six months of their first report. The systems necessary for any pandemic are not ready for some stages; therefore, mitigation becomes necessary with the available capacity.</w:t>
+      </w:r>
+      <w:r>
+        <w:rPr>
+          <w:lang w:val="en-US"/>
+        </w:rPr>
+        <w:t xml:space="preserve"> Recently, there has been an increase in COVID-19 borne pneumonia cases</w:t>
+      </w:r>
+      <w:r>
+        <w:rPr>
+          <w:lang w:val="en-US"/>
+        </w:rPr>
+        <w:t xml:space="preserve"> [1].</w:t>
       </w:r>
     </w:p>
     <w:p>
@@ -150,6 +195,30 @@
           <w:lang w:val="en-US"/>
         </w:rPr>
       </w:pPr>
+      <w:r>
+        <w:rPr>
+          <w:lang w:val="en-US"/>
+        </w:rPr>
+        <w:t>Pneumonia is an infection that makes breathing difficult when the lungs are filled with various fluids. Symptoms include severe shortness of breath, chest pain, chills, cough, headache, fever, and tiredness. Community-acquired pneumonia is still a recurrent cause of mortality</w:t>
+      </w:r>
+      <w:r>
+        <w:rPr>
+          <w:lang w:val="en-US"/>
+        </w:rPr>
+        <w:t xml:space="preserve"> [</w:t>
+      </w:r>
+      <w:r>
+        <w:rPr>
+          <w:lang w:val="en-US"/>
+        </w:rPr>
+        <w:t>2</w:t>
+      </w:r>
+      <w:r>
+        <w:rPr>
+          <w:lang w:val="en-US"/>
+        </w:rPr>
+        <w:t>].</w:t>
+      </w:r>
     </w:p>
     <w:p>
       <w:pPr>
@@ -164,673 +233,910 @@
         <w:rPr>
           <w:lang w:val="en-US"/>
         </w:rPr>
-        <w:t xml:space="preserve">## TODO: </w:t>
-      </w:r>
-    </w:p>
-    <w:p>
-      <w:pPr>
-        <w:pStyle w:val="ListParagraph"/>
-        <w:numPr>
-          <w:ilvl w:val="0"/>
-          <w:numId w:val="6"/>
-        </w:numPr>
-        <w:spacing w:line="276" w:lineRule="auto"/>
+        <w:t xml:space="preserve">It had been realized that from a clinical point of view the COVID-19 </w:t>
+      </w:r>
+      <w:r>
+        <w:rPr>
+          <w:lang w:val="en-US"/>
+        </w:rPr>
+        <w:t>and bacteria</w:t>
+      </w:r>
+      <w:r>
+        <w:rPr>
+          <w:lang w:val="en-US"/>
+        </w:rPr>
+        <w:t>l</w:t>
+      </w:r>
+      <w:r>
+        <w:rPr>
+          <w:lang w:val="en-US"/>
+        </w:rPr>
+        <w:t xml:space="preserve"> </w:t>
+      </w:r>
+      <w:r>
+        <w:rPr>
+          <w:lang w:val="en-US"/>
+        </w:rPr>
+        <w:t>infection caused clusters of fatal pneumonia</w:t>
+      </w:r>
+      <w:r>
+        <w:rPr>
+          <w:lang w:val="en-US"/>
+        </w:rPr>
+        <w:t xml:space="preserve"> [</w:t>
+      </w:r>
+      <w:r>
+        <w:rPr>
+          <w:lang w:val="en-US"/>
+        </w:rPr>
+        <w:t>3</w:t>
+      </w:r>
+      <w:r>
+        <w:rPr>
+          <w:lang w:val="en-US"/>
+        </w:rPr>
+        <w:t>]</w:t>
+      </w:r>
+      <w:r>
+        <w:rPr>
+          <w:lang w:val="en-US"/>
+        </w:rPr>
+        <w:t xml:space="preserve">. </w:t>
+      </w:r>
+      <w:r>
+        <w:rPr>
+          <w:lang w:val="en-US"/>
+        </w:rPr>
+        <w:t xml:space="preserve">Computed Tomography (CT) has been an </w:t>
+      </w:r>
+      <w:r>
+        <w:rPr>
+          <w:lang w:val="en-US"/>
+        </w:rPr>
+        <w:t>essential</w:t>
+      </w:r>
+      <w:r>
+        <w:rPr>
+          <w:lang w:val="en-US"/>
+        </w:rPr>
+        <w:t xml:space="preserve"> imaging method that helps the diagnosis and management of patients with COVID-19 and bacteria-based pneumonia. With this method, various information about the radiological manifestations of COVID-19 and bacterial pneumonia have emerged. It is one of the cases that the CT findings of COVID-19 pneumonia do not overlap in some people with symptoms that vary over time</w:t>
+      </w:r>
+      <w:r>
+        <w:rPr>
+          <w:lang w:val="en-US"/>
+        </w:rPr>
+        <w:t xml:space="preserve"> [</w:t>
+      </w:r>
+      <w:r>
+        <w:rPr>
+          <w:lang w:val="en-US"/>
+        </w:rPr>
+        <w:t>4</w:t>
+      </w:r>
+      <w:r>
+        <w:rPr>
+          <w:lang w:val="en-US"/>
+        </w:rPr>
+        <w:t>].</w:t>
+      </w:r>
+    </w:p>
+    <w:p>
+      <w:pPr>
+        <w:spacing w:line="276" w:lineRule="auto"/>
+        <w:ind w:firstLine="360"/>
         <w:jc w:val="both"/>
-      </w:pPr>
-      <w:r>
-        <w:t>CovidNet</w:t>
-      </w:r>
-      <w:r>
+        <w:rPr>
+          <w:lang w:val="en-US"/>
+        </w:rPr>
+      </w:pPr>
+      <w:r>
+        <w:rPr>
+          <w:lang w:val="en-US"/>
+        </w:rPr>
+        <w:t xml:space="preserve">Some findings in the studies conducted have revealed interesting data in various patient groups. The asymptomatic patient group demonstrated early CT changes, supporting those first observed in the family cluster of COVID and bacteria. Conversely, other studies have shown abnormal CT findings with either positive PCR results for COVID-19 or initial false negative PCR results in the absence of CT changes. Noncompliance can be observed for different reasons in symptomatic patients with compatible CT and PCR findings. However, some individuals with COVID-19 </w:t>
+      </w:r>
+      <w:r>
+        <w:rPr>
+          <w:lang w:val="en-US"/>
+        </w:rPr>
+        <w:t>and bacteria b</w:t>
+      </w:r>
+      <w:r>
+        <w:rPr>
+          <w:lang w:val="en-US"/>
+        </w:rPr>
+        <w:t>orne</w:t>
+      </w:r>
+      <w:r>
+        <w:rPr>
+          <w:lang w:val="en-US"/>
+        </w:rPr>
+        <w:t xml:space="preserve"> </w:t>
+      </w:r>
+      <w:r>
+        <w:rPr>
+          <w:lang w:val="en-US"/>
+        </w:rPr>
+        <w:t>pneumonia may have a diagnostic dilemma given the various symptoms. The same is true for bacterial pneumonia. Therefore, it is extremely important to diagnose pneumonia automatically using tomography data and without human error</w:t>
+      </w:r>
+      <w:r>
+        <w:rPr>
+          <w:lang w:val="en-US"/>
+        </w:rPr>
+        <w:t xml:space="preserve"> [9].</w:t>
+      </w:r>
+    </w:p>
+    <w:p>
+      <w:pPr>
+        <w:spacing w:line="276" w:lineRule="auto"/>
+        <w:ind w:firstLine="360"/>
+        <w:jc w:val="both"/>
+        <w:rPr>
+          <w:lang w:val="en-US"/>
+        </w:rPr>
+      </w:pPr>
+      <w:r>
+        <w:rPr>
+          <w:lang w:val="en-US"/>
+        </w:rPr>
+        <w:t>Some reviews in the literature suggest that CT is a sensitive method for detecting COVID-19 and bacterial pneumonia even in asymptomatic individuals. In addition, CT can be a particularly important screening tool in a small proportion of patients with false negative PCR results</w:t>
+      </w:r>
+      <w:r>
+        <w:rPr>
+          <w:lang w:val="en-US"/>
+        </w:rPr>
+        <w:t xml:space="preserve"> [</w:t>
+      </w:r>
+      <w:r>
+        <w:rPr>
+          <w:lang w:val="en-US"/>
+        </w:rPr>
+        <w:t>5</w:t>
+      </w:r>
+      <w:r>
+        <w:rPr>
+          <w:lang w:val="en-US"/>
+        </w:rPr>
+        <w:t>]</w:t>
+      </w:r>
+      <w:r>
+        <w:rPr>
+          <w:lang w:val="en-US"/>
+        </w:rPr>
+        <w:t xml:space="preserve">. It has been evaluated to be an important method for the diagnosis of the disease in individuals who did not show any symptoms of pneumonia and had negative results in PCR </w:t>
+      </w:r>
+    </w:p>
+    <w:p>
+      <w:pPr>
+        <w:spacing w:line="276" w:lineRule="auto"/>
+        <w:jc w:val="both"/>
+        <w:rPr>
+          <w:lang w:val="en-US"/>
+        </w:rPr>
+      </w:pPr>
+    </w:p>
+    <w:p>
+      <w:pPr>
+        <w:spacing w:line="276" w:lineRule="auto"/>
+        <w:jc w:val="both"/>
+        <w:rPr>
+          <w:lang w:val="en-US"/>
+        </w:rPr>
+      </w:pPr>
+    </w:p>
+    <w:p>
+      <w:pPr>
+        <w:spacing w:line="276" w:lineRule="auto"/>
+        <w:jc w:val="both"/>
+        <w:rPr>
+          <w:lang w:val="en-US"/>
+        </w:rPr>
+      </w:pPr>
+      <w:r>
+        <w:rPr>
+          <w:lang w:val="en-US"/>
+        </w:rPr>
+        <w:t xml:space="preserve">tests. </w:t>
+      </w:r>
+      <w:r>
+        <w:rPr>
+          <w:lang w:val="en-US"/>
+        </w:rPr>
+        <w:t xml:space="preserve">On the other hand, on a large scale, the use of Deep Learning techniques can be used to mitigate COVID-19, bacterial or other </w:t>
+      </w:r>
+      <w:r>
+        <w:rPr>
+          <w:lang w:val="en-US"/>
+        </w:rPr>
+        <w:t>viral</w:t>
+      </w:r>
+      <w:r>
+        <w:rPr>
+          <w:lang w:val="en-US"/>
+        </w:rPr>
+        <w:t xml:space="preserve"> based pneumonia disease like outbreaks in terms </w:t>
+      </w:r>
+    </w:p>
+    <w:p>
+      <w:pPr>
+        <w:spacing w:line="276" w:lineRule="auto"/>
+        <w:jc w:val="both"/>
+        <w:rPr>
+          <w:lang w:val="en-US"/>
+        </w:rPr>
+      </w:pPr>
+      <w:r>
+        <w:rPr>
+          <w:lang w:val="en-US"/>
+        </w:rPr>
+        <w:t>of stopping the spread, diagnosis of disease, drug and vaccine discovery, treatment, patient care and much more.</w:t>
+      </w:r>
+    </w:p>
+    <w:p>
+      <w:pPr>
+        <w:spacing w:line="276" w:lineRule="auto"/>
+        <w:ind w:firstLine="360"/>
+        <w:jc w:val="both"/>
+        <w:rPr>
+          <w:lang w:val="en-US"/>
+        </w:rPr>
+      </w:pPr>
+      <w:r>
+        <w:rPr>
+          <w:lang w:val="en-US"/>
+        </w:rPr>
+        <w:t xml:space="preserve">Important </w:t>
+      </w:r>
+      <w:r>
+        <w:rPr>
+          <w:lang w:val="en-US"/>
+        </w:rPr>
+        <w:t xml:space="preserve">Deep learning </w:t>
+      </w:r>
+      <w:r>
+        <w:rPr>
+          <w:lang w:val="en-US"/>
+        </w:rPr>
+        <w:t>studies on COVID-19 and bacterial pneumonia are mentioned below.</w:t>
+      </w:r>
+      <w:r>
+        <w:rPr>
+          <w:lang w:val="en-US"/>
+        </w:rPr>
+        <w:t xml:space="preserve"> In many studies, transfer learning, use of pre-trained models</w:t>
+      </w:r>
+      <w:r>
+        <w:rPr>
+          <w:lang w:val="en-US"/>
+        </w:rPr>
+        <w:t xml:space="preserve"> and</w:t>
+      </w:r>
+      <w:r>
+        <w:rPr>
+          <w:lang w:val="en-US"/>
+        </w:rPr>
+        <w:t xml:space="preserve"> data augmentation are observed.</w:t>
+      </w:r>
+    </w:p>
+    <w:p>
+      <w:pPr>
+        <w:spacing w:line="276" w:lineRule="auto"/>
+        <w:ind w:firstLine="360"/>
+        <w:jc w:val="both"/>
+        <w:rPr>
+          <w:lang w:val="en-US"/>
+        </w:rPr>
+      </w:pPr>
+      <w:r>
+        <w:rPr>
+          <w:lang w:val="en-US"/>
+        </w:rPr>
+        <w:t>Tobias et al. [</w:t>
+      </w:r>
+      <w:r>
+        <w:rPr>
+          <w:lang w:val="en-US"/>
+        </w:rPr>
+        <w:t>6</w:t>
+      </w:r>
+      <w:r>
+        <w:rPr>
+          <w:lang w:val="en-US"/>
+        </w:rPr>
+        <w:t>] used MobileNetV2, a CNN-based and pre-trained model, in order to classify the chest x-ray image in the normal or pneumonia category and observed the results. In the results obtained, it was seen that the model has an accuracy percentage of around 90</w:t>
+      </w:r>
+      <w:r>
+        <w:rPr>
+          <w:lang w:val="en-US"/>
+        </w:rPr>
+        <w:t xml:space="preserve"> </w:t>
+      </w:r>
+      <w:r>
+        <w:rPr>
+          <w:lang w:val="en-US"/>
+        </w:rPr>
+        <w:t>%.</w:t>
+      </w:r>
+      <w:r>
+        <w:rPr>
+          <w:lang w:val="en-US"/>
+        </w:rPr>
+        <w:t xml:space="preserve"> Stephen et al. [</w:t>
+      </w:r>
+      <w:r>
+        <w:rPr>
+          <w:lang w:val="en-US"/>
+        </w:rPr>
+        <w:t>7</w:t>
+      </w:r>
+      <w:r>
+        <w:rPr>
+          <w:lang w:val="en-US"/>
+        </w:rPr>
+        <w:t>]</w:t>
+      </w:r>
+      <w:r>
+        <w:rPr>
+          <w:lang w:val="en-US"/>
+        </w:rPr>
+        <w:t xml:space="preserve"> </w:t>
+      </w:r>
+      <w:r>
+        <w:rPr>
+          <w:lang w:val="en-US"/>
+        </w:rPr>
+        <w:t>proposed a new CNN model to detect the presence of pneumonia from chest X-ray data and determine its source. They constructed CNN model from scratch to extract features from a given chest X-ray image and classify it to determine if a person is infected with pneumonia. They have applied different algorithms to the model to obtain a remarkable classification performance. It was evaluated that the results obtained could be remarkable and alternative to other models.</w:t>
+      </w:r>
+      <w:r>
+        <w:rPr>
+          <w:lang w:val="en-US"/>
+        </w:rPr>
+        <w:t xml:space="preserve"> </w:t>
+      </w:r>
+      <w:proofErr w:type="spellStart"/>
+      <w:r>
+        <w:rPr>
+          <w:lang w:val="en-US"/>
+        </w:rPr>
+        <w:t>Brunese</w:t>
+      </w:r>
+      <w:proofErr w:type="spellEnd"/>
+      <w:r>
+        <w:rPr>
+          <w:lang w:val="en-US"/>
+        </w:rPr>
+        <w:t xml:space="preserve"> et al. [</w:t>
+      </w:r>
+      <w:r>
+        <w:rPr>
+          <w:lang w:val="en-US"/>
+        </w:rPr>
+        <w:t>4</w:t>
+      </w:r>
+      <w:r>
+        <w:rPr>
+          <w:lang w:val="en-US"/>
+        </w:rPr>
+        <w:t>]</w:t>
+      </w:r>
+      <w:r>
+        <w:rPr>
+          <w:lang w:val="en-US"/>
+        </w:rPr>
+        <w:t xml:space="preserve"> proposed a new model by making modifications on ResNet18 in order to diagnose Covid-19 and bacteria-borne pneumonia using pre-trained and transfer learning. The proposed model has been compared with other state od art techniques. In the results, it was observed that the proposed model was more successful than other models and reached a high accuracy percentage.</w:t>
+      </w:r>
+      <w:r>
+        <w:rPr>
+          <w:lang w:val="en-US"/>
+        </w:rPr>
+        <w:t xml:space="preserve"> </w:t>
+      </w:r>
+      <w:proofErr w:type="spellStart"/>
+      <w:r>
+        <w:rPr>
+          <w:lang w:val="en-US"/>
+        </w:rPr>
+        <w:t>Elshennawy</w:t>
+      </w:r>
+      <w:proofErr w:type="spellEnd"/>
+      <w:r>
+        <w:rPr>
+          <w:lang w:val="en-US"/>
+        </w:rPr>
+        <w:t xml:space="preserve"> and Ibrahim [</w:t>
+      </w:r>
+      <w:r>
+        <w:rPr>
+          <w:lang w:val="en-US"/>
+        </w:rPr>
+        <w:t>8</w:t>
+      </w:r>
+      <w:r>
+        <w:rPr>
+          <w:lang w:val="en-US"/>
+        </w:rPr>
+        <w:t xml:space="preserve">] </w:t>
+      </w:r>
+      <w:r>
+        <w:rPr>
+          <w:lang w:val="en-US"/>
+        </w:rPr>
+        <w:t>proposed efficient and powerful deep learning models for detecting and classifying bacteria and Covid-19 borne pneumonia. In the study, performance comparison was made using pre-trained models and LTSM. In the results obtained, it is evaluated that the proposed architectures give very high results.</w:t>
+      </w:r>
+      <w:r>
+        <w:rPr>
+          <w:lang w:val="en-US"/>
+        </w:rPr>
+        <w:t xml:space="preserve"> </w:t>
+      </w:r>
+      <w:proofErr w:type="spellStart"/>
+      <w:r>
+        <w:rPr>
+          <w:lang w:val="en-US"/>
+        </w:rPr>
+        <w:t>Emhamed</w:t>
+      </w:r>
+      <w:proofErr w:type="spellEnd"/>
+      <w:r>
+        <w:rPr>
+          <w:lang w:val="en-US"/>
+        </w:rPr>
+        <w:t xml:space="preserve"> et al. [</w:t>
+      </w:r>
+      <w:r>
+        <w:rPr>
+          <w:lang w:val="en-US"/>
+        </w:rPr>
+        <w:t>9</w:t>
+      </w:r>
+      <w:r>
+        <w:rPr>
+          <w:lang w:val="en-US"/>
+        </w:rPr>
+        <w:t>], to diagnose chest X-rays and to simplify the Pneumonia detection they proposed the deep learning model. The proposed model is compared with 7 state of art machine le</w:t>
+      </w:r>
+      <w:r>
+        <w:rPr>
+          <w:lang w:val="en-US"/>
+        </w:rPr>
+        <w:t>arning</w:t>
+      </w:r>
+      <w:r>
+        <w:rPr>
+          <w:lang w:val="en-US"/>
+        </w:rPr>
+        <w:t xml:space="preserve"> models. In the results obtained, it has been evaluated that the proposed model is very successful on detecting pneumonia cases.</w:t>
+      </w:r>
+    </w:p>
+    <w:p>
+      <w:pPr>
+        <w:spacing w:line="276" w:lineRule="auto"/>
+        <w:ind w:firstLine="360"/>
+        <w:jc w:val="both"/>
+        <w:rPr>
+          <w:lang w:val="en-US"/>
+        </w:rPr>
+      </w:pPr>
+      <w:r>
+        <w:rPr>
+          <w:lang w:val="en-US"/>
+        </w:rPr>
+        <w:t xml:space="preserve">The aim of this study is to propose a new model for the </w:t>
+      </w:r>
+      <w:r>
+        <w:rPr>
+          <w:lang w:val="en-US"/>
+        </w:rPr>
+        <w:t xml:space="preserve">efficiently </w:t>
+      </w:r>
+      <w:r>
+        <w:rPr>
+          <w:lang w:val="en-US"/>
+        </w:rPr>
+        <w:t xml:space="preserve">diagnosis of pneumonia from </w:t>
+      </w:r>
+      <w:proofErr w:type="spellStart"/>
+      <w:r>
+        <w:rPr>
+          <w:lang w:val="en-US"/>
+        </w:rPr>
+        <w:t>XChest</w:t>
+      </w:r>
+      <w:proofErr w:type="spellEnd"/>
+      <w:r>
+        <w:rPr>
+          <w:lang w:val="en-US"/>
+        </w:rPr>
+        <w:t xml:space="preserve"> Ray data and compare the proposed model with the most used models. </w:t>
+      </w:r>
+      <w:r>
+        <w:rPr>
+          <w:rStyle w:val="viiyi"/>
+          <w:lang w:val="en-US"/>
+        </w:rPr>
+        <w:t xml:space="preserve">Hence, </w:t>
+      </w:r>
+      <w:r>
+        <w:rPr>
+          <w:lang w:val="en-US"/>
+        </w:rPr>
+        <w:t xml:space="preserve">A new CNN model has been proposed for the detection of Pneumonia disease for 4 different classes. </w:t>
+      </w:r>
+      <w:r>
+        <w:rPr>
+          <w:rStyle w:val="jlqj4b"/>
+          <w:lang w:val="en-US"/>
+        </w:rPr>
+        <w:t xml:space="preserve">For this aim, </w:t>
+      </w:r>
+      <w:r>
+        <w:rPr>
+          <w:lang w:val="en-US"/>
+        </w:rPr>
+        <w:t xml:space="preserve">ProposedNet architecture was designed by determining the most appropriate hyperparameters. </w:t>
+      </w:r>
+      <w:r>
+        <w:rPr>
+          <w:rStyle w:val="jlqj4b"/>
+          <w:lang w:val="en-US"/>
+        </w:rPr>
+        <w:t>It has been</w:t>
+      </w:r>
+      <w:r>
+        <w:rPr>
+          <w:rStyle w:val="jlqj4b"/>
+          <w:lang w:val="en-US"/>
+        </w:rPr>
+        <w:t xml:space="preserve"> used ResNet</w:t>
+      </w:r>
+      <w:r>
+        <w:rPr>
+          <w:rStyle w:val="jlqj4b"/>
+          <w:lang w:val="en-US"/>
+        </w:rPr>
+        <w:t>50</w:t>
+      </w:r>
+      <w:r>
+        <w:rPr>
+          <w:rStyle w:val="jlqj4b"/>
+          <w:lang w:val="en-US"/>
+        </w:rPr>
+        <w:t xml:space="preserve">, AlexNet and </w:t>
+      </w:r>
+      <w:r>
+        <w:rPr>
+          <w:rFonts w:ascii="Times" w:hAnsi="Times" w:cs="Calibri"/>
+          <w:color w:val="000000"/>
+          <w:lang w:val="en-US"/>
+        </w:rPr>
+        <w:t>SqueezeNet1_1</w:t>
+      </w:r>
+      <w:r>
+        <w:rPr>
+          <w:rStyle w:val="jlqj4b"/>
+          <w:lang w:val="en-US"/>
+        </w:rPr>
+        <w:t xml:space="preserve"> pre-trained </w:t>
+      </w:r>
+      <w:proofErr w:type="gramStart"/>
+      <w:r>
+        <w:rPr>
+          <w:rStyle w:val="jlqj4b"/>
+          <w:lang w:val="en-US"/>
+        </w:rPr>
+        <w:t>models</w:t>
+      </w:r>
+      <w:proofErr w:type="gramEnd"/>
+      <w:r>
+        <w:rPr>
+          <w:rStyle w:val="jlqj4b"/>
+          <w:lang w:val="en-US"/>
+        </w:rPr>
+        <w:t xml:space="preserve"> to obtain a higher prediction accuracy for dataset.</w:t>
+      </w:r>
+      <w:r>
+        <w:rPr>
+          <w:rStyle w:val="viiyi"/>
+          <w:lang w:val="en-US"/>
+        </w:rPr>
+        <w:t xml:space="preserve"> </w:t>
+      </w:r>
+      <w:r>
+        <w:rPr>
+          <w:rStyle w:val="jlqj4b"/>
+          <w:lang w:val="en-US"/>
+        </w:rPr>
+        <w:t>In addition, the diagnosis of pneumonia was conduct with CovidNet [</w:t>
+      </w:r>
+      <w:r>
+        <w:rPr>
+          <w:rStyle w:val="jlqj4b"/>
+          <w:lang w:val="en-US"/>
+        </w:rPr>
+        <w:t>10</w:t>
+      </w:r>
+      <w:r>
+        <w:rPr>
+          <w:rStyle w:val="jlqj4b"/>
+          <w:lang w:val="en-US"/>
+        </w:rPr>
+        <w:t>], DarkCovidNet [1</w:t>
+      </w:r>
+      <w:r>
+        <w:rPr>
+          <w:rStyle w:val="jlqj4b"/>
+          <w:lang w:val="en-US"/>
+        </w:rPr>
+        <w:t>1</w:t>
+      </w:r>
+      <w:r>
+        <w:rPr>
+          <w:rStyle w:val="jlqj4b"/>
+          <w:lang w:val="en-US"/>
+        </w:rPr>
+        <w:t>] and NovelNet</w:t>
+      </w:r>
+      <w:r>
+        <w:rPr>
+          <w:rStyle w:val="jlqj4b"/>
+          <w:lang w:val="en-US"/>
+        </w:rPr>
+        <w:t xml:space="preserve"> [</w:t>
+      </w:r>
+      <w:r>
+        <w:rPr>
+          <w:rStyle w:val="jlqj4b"/>
+          <w:lang w:val="en-US"/>
+        </w:rPr>
+        <w:t>12</w:t>
+      </w:r>
+      <w:r>
+        <w:rPr>
+          <w:rStyle w:val="jlqj4b"/>
+          <w:lang w:val="en-US"/>
+        </w:rPr>
+        <w:t>]</w:t>
+      </w:r>
+      <w:r>
+        <w:rPr>
+          <w:rStyle w:val="jlqj4b"/>
+          <w:lang w:val="en-US"/>
+        </w:rPr>
+        <w:t>, which are successfully used in the literature for COVID-19 classification, and compared with the proposed model.</w:t>
+      </w:r>
+      <w:r>
+        <w:rPr>
+          <w:lang w:val="en-US"/>
+        </w:rPr>
+        <w:t xml:space="preserve"> </w:t>
+      </w:r>
+      <w:r>
+        <w:rPr>
+          <w:lang w:val="en-US"/>
+        </w:rPr>
+        <w:t xml:space="preserve">Cross-Entropy Loss, which is the combination of Log SoftMax and Negative Log-Likelihood Loss functions, were used </w:t>
+      </w:r>
+      <w:r>
+        <w:rPr>
+          <w:rFonts w:ascii="Times" w:hAnsi="Times"/>
+          <w:lang w:val="en-US"/>
+        </w:rPr>
+        <w:t>SGD+Momentum</w:t>
+      </w:r>
+      <w:r>
+        <w:rPr>
+          <w:rFonts w:ascii="Times" w:hAnsi="Times"/>
+          <w:lang w:val="en-US"/>
+        </w:rPr>
         <w:t xml:space="preserve">, </w:t>
       </w:r>
       <w:r>
-        <w:t>DarkCovidNet</w:t>
-      </w:r>
-      <w:r>
-        <w:t xml:space="preserve"> ve </w:t>
-      </w:r>
-      <w:r>
-        <w:t>NovelNet</w:t>
-      </w:r>
-      <w:r>
-        <w:t xml:space="preserve"> modellerinden kısacık bahsedilebilir </w:t>
-      </w:r>
-    </w:p>
-    <w:p>
-      <w:pPr>
-        <w:pStyle w:val="ListParagraph"/>
-        <w:numPr>
-          <w:ilvl w:val="0"/>
-          <w:numId w:val="6"/>
-        </w:numPr>
-        <w:spacing w:line="276" w:lineRule="auto"/>
-        <w:jc w:val="both"/>
-      </w:pPr>
-      <w:r>
-        <w:t>Genel zatürre üzerine çalışma yaptığımız için, zatürre ve onun çeşitleri (bakteriyel, virüsel, Covid19 kaynaklı virüsel) üzerine anlatım yapılabilir (üstteki 2 paragraf buna göre revize edilebilir)</w:t>
-      </w:r>
-    </w:p>
-    <w:p>
-      <w:pPr>
-        <w:pStyle w:val="ListParagraph"/>
-        <w:numPr>
-          <w:ilvl w:val="0"/>
-          <w:numId w:val="6"/>
-        </w:numPr>
-        <w:spacing w:line="276" w:lineRule="auto"/>
-        <w:jc w:val="both"/>
-      </w:pPr>
-      <w:r>
-        <w:t>Bu şekilde 4-sınıflı çalışmalar varsa kısaca onlardan bahsedilebilir</w:t>
-      </w:r>
-    </w:p>
-    <w:p>
-      <w:pPr>
-        <w:pStyle w:val="ListParagraph"/>
-        <w:numPr>
-          <w:ilvl w:val="0"/>
-          <w:numId w:val="6"/>
-        </w:numPr>
-        <w:spacing w:line="276" w:lineRule="auto"/>
-        <w:jc w:val="both"/>
-      </w:pPr>
-      <w:r>
-        <w:t>En son olarak da bizim propose ettiğimiz yaklaşım anlatılabilir</w:t>
-      </w:r>
-    </w:p>
-    <w:p>
-      <w:pPr>
-        <w:spacing w:line="276" w:lineRule="auto"/>
-        <w:jc w:val="both"/>
-        <w:rPr>
-          <w:lang w:val="en-US"/>
-        </w:rPr>
-      </w:pPr>
-    </w:p>
-    <w:p>
-      <w:pPr>
-        <w:spacing w:line="276" w:lineRule="auto"/>
-        <w:jc w:val="both"/>
-        <w:rPr>
-          <w:lang w:val="en-US"/>
-        </w:rPr>
-      </w:pPr>
-    </w:p>
-    <w:p>
-      <w:pPr>
-        <w:spacing w:line="276" w:lineRule="auto"/>
-        <w:jc w:val="both"/>
-        <w:rPr>
-          <w:lang w:val="en-US"/>
-        </w:rPr>
-      </w:pPr>
-    </w:p>
-    <w:p>
-      <w:pPr>
-        <w:spacing w:line="276" w:lineRule="auto"/>
-        <w:jc w:val="both"/>
-        <w:rPr>
-          <w:lang w:val="en-US"/>
-        </w:rPr>
-      </w:pPr>
-    </w:p>
-    <w:p>
-      <w:pPr>
-        <w:spacing w:line="276" w:lineRule="auto"/>
-        <w:jc w:val="both"/>
-        <w:rPr>
-          <w:lang w:val="en-US"/>
-        </w:rPr>
-      </w:pPr>
-    </w:p>
-    <w:p>
-      <w:pPr>
-        <w:spacing w:line="276" w:lineRule="auto"/>
-        <w:jc w:val="both"/>
-        <w:rPr>
-          <w:lang w:val="en-US"/>
-        </w:rPr>
-      </w:pPr>
-    </w:p>
-    <w:p>
-      <w:pPr>
-        <w:spacing w:line="276" w:lineRule="auto"/>
-        <w:jc w:val="both"/>
-        <w:rPr>
-          <w:lang w:val="en-US"/>
-        </w:rPr>
-      </w:pPr>
-    </w:p>
-    <w:p>
-      <w:pPr>
-        <w:spacing w:line="276" w:lineRule="auto"/>
-        <w:jc w:val="both"/>
-        <w:rPr>
-          <w:lang w:val="en-US"/>
-        </w:rPr>
-      </w:pPr>
-    </w:p>
-    <w:p>
-      <w:pPr>
-        <w:spacing w:line="276" w:lineRule="auto"/>
-        <w:jc w:val="both"/>
-        <w:rPr>
-          <w:lang w:val="en-US"/>
-        </w:rPr>
-      </w:pPr>
-    </w:p>
-    <w:p>
-      <w:pPr>
-        <w:spacing w:line="276" w:lineRule="auto"/>
-        <w:jc w:val="both"/>
-        <w:rPr>
-          <w:lang w:val="en-US"/>
-        </w:rPr>
-      </w:pPr>
-    </w:p>
-    <w:p>
-      <w:pPr>
-        <w:spacing w:line="276" w:lineRule="auto"/>
-        <w:jc w:val="both"/>
-        <w:rPr>
-          <w:lang w:val="en-US"/>
-        </w:rPr>
-      </w:pPr>
-    </w:p>
-    <w:p>
-      <w:pPr>
-        <w:spacing w:line="276" w:lineRule="auto"/>
-        <w:jc w:val="both"/>
-        <w:rPr>
-          <w:lang w:val="en-US"/>
-        </w:rPr>
-      </w:pPr>
-    </w:p>
-    <w:p>
-      <w:pPr>
-        <w:spacing w:line="276" w:lineRule="auto"/>
-        <w:jc w:val="both"/>
-        <w:rPr>
-          <w:lang w:val="en-US"/>
-        </w:rPr>
-      </w:pPr>
-    </w:p>
-    <w:p>
-      <w:pPr>
-        <w:spacing w:line="276" w:lineRule="auto"/>
-        <w:jc w:val="both"/>
-        <w:rPr>
-          <w:lang w:val="en-US"/>
-        </w:rPr>
-      </w:pPr>
-    </w:p>
-    <w:p>
-      <w:pPr>
-        <w:spacing w:line="276" w:lineRule="auto"/>
-        <w:jc w:val="both"/>
-        <w:rPr>
-          <w:lang w:val="en-US"/>
-        </w:rPr>
-      </w:pPr>
-    </w:p>
-    <w:p>
-      <w:pPr>
-        <w:spacing w:line="276" w:lineRule="auto"/>
-        <w:jc w:val="both"/>
-        <w:rPr>
-          <w:lang w:val="en-US"/>
-        </w:rPr>
-      </w:pPr>
-    </w:p>
-    <w:p>
-      <w:pPr>
-        <w:spacing w:line="276" w:lineRule="auto"/>
-        <w:jc w:val="both"/>
-        <w:rPr>
-          <w:lang w:val="en-US"/>
-        </w:rPr>
-      </w:pPr>
-    </w:p>
-    <w:p>
-      <w:pPr>
-        <w:spacing w:line="276" w:lineRule="auto"/>
-        <w:jc w:val="both"/>
-        <w:rPr>
-          <w:lang w:val="en-US"/>
-        </w:rPr>
-      </w:pPr>
-    </w:p>
-    <w:p>
-      <w:pPr>
-        <w:spacing w:line="276" w:lineRule="auto"/>
-        <w:jc w:val="both"/>
-        <w:rPr>
-          <w:lang w:val="en-US"/>
-        </w:rPr>
-      </w:pPr>
-    </w:p>
-    <w:p>
-      <w:pPr>
-        <w:spacing w:line="276" w:lineRule="auto"/>
-        <w:jc w:val="both"/>
-        <w:rPr>
-          <w:lang w:val="en-US"/>
-        </w:rPr>
-      </w:pPr>
-    </w:p>
-    <w:p>
-      <w:pPr>
-        <w:spacing w:line="276" w:lineRule="auto"/>
-        <w:jc w:val="both"/>
-        <w:rPr>
-          <w:lang w:val="en-US"/>
-        </w:rPr>
-      </w:pPr>
-    </w:p>
-    <w:p>
-      <w:pPr>
-        <w:spacing w:line="276" w:lineRule="auto"/>
-        <w:jc w:val="both"/>
-        <w:rPr>
-          <w:lang w:val="en-US"/>
-        </w:rPr>
-      </w:pPr>
-    </w:p>
-    <w:p>
-      <w:pPr>
-        <w:spacing w:line="276" w:lineRule="auto"/>
-        <w:jc w:val="both"/>
-        <w:rPr>
-          <w:lang w:val="en-US"/>
-        </w:rPr>
-      </w:pPr>
-    </w:p>
-    <w:p>
-      <w:pPr>
-        <w:spacing w:line="276" w:lineRule="auto"/>
-        <w:jc w:val="both"/>
-        <w:rPr>
-          <w:lang w:val="en-US"/>
-        </w:rPr>
-      </w:pPr>
-    </w:p>
-    <w:p>
-      <w:pPr>
-        <w:spacing w:line="276" w:lineRule="auto"/>
-        <w:jc w:val="both"/>
-        <w:rPr>
-          <w:lang w:val="en-US"/>
-        </w:rPr>
-      </w:pPr>
-    </w:p>
-    <w:p>
-      <w:pPr>
-        <w:spacing w:line="276" w:lineRule="auto"/>
-        <w:jc w:val="both"/>
-        <w:rPr>
-          <w:lang w:val="en-US"/>
-        </w:rPr>
-      </w:pPr>
-    </w:p>
-    <w:p>
-      <w:pPr>
-        <w:spacing w:line="276" w:lineRule="auto"/>
-        <w:jc w:val="both"/>
-        <w:rPr>
-          <w:lang w:val="en-US"/>
-        </w:rPr>
-      </w:pPr>
-    </w:p>
-    <w:p>
-      <w:pPr>
-        <w:spacing w:line="276" w:lineRule="auto"/>
-        <w:jc w:val="both"/>
-        <w:rPr>
-          <w:lang w:val="en-US"/>
-        </w:rPr>
-      </w:pPr>
-    </w:p>
-    <w:p>
-      <w:pPr>
-        <w:spacing w:line="276" w:lineRule="auto"/>
-        <w:jc w:val="both"/>
-        <w:rPr>
-          <w:lang w:val="en-US"/>
-        </w:rPr>
-      </w:pPr>
-    </w:p>
-    <w:p>
-      <w:pPr>
-        <w:spacing w:line="276" w:lineRule="auto"/>
-        <w:jc w:val="both"/>
-        <w:rPr>
-          <w:lang w:val="en-US"/>
-        </w:rPr>
-      </w:pPr>
-    </w:p>
-    <w:p>
-      <w:pPr>
-        <w:spacing w:line="276" w:lineRule="auto"/>
-        <w:jc w:val="both"/>
-        <w:rPr>
-          <w:lang w:val="en-US"/>
-        </w:rPr>
-      </w:pPr>
-    </w:p>
-    <w:p>
-      <w:pPr>
-        <w:spacing w:line="276" w:lineRule="auto"/>
-        <w:jc w:val="both"/>
-        <w:rPr>
-          <w:lang w:val="en-US"/>
-        </w:rPr>
-      </w:pPr>
-    </w:p>
-    <w:p>
-      <w:pPr>
-        <w:spacing w:line="276" w:lineRule="auto"/>
-        <w:jc w:val="both"/>
-        <w:rPr>
-          <w:lang w:val="en-US"/>
-        </w:rPr>
-      </w:pPr>
-    </w:p>
-    <w:p>
-      <w:pPr>
-        <w:spacing w:line="276" w:lineRule="auto"/>
-        <w:jc w:val="both"/>
-        <w:rPr>
-          <w:lang w:val="en-US"/>
-        </w:rPr>
-      </w:pPr>
-    </w:p>
-    <w:p>
-      <w:pPr>
-        <w:spacing w:line="276" w:lineRule="auto"/>
-        <w:jc w:val="both"/>
-        <w:rPr>
-          <w:lang w:val="en-US"/>
-        </w:rPr>
-      </w:pPr>
-    </w:p>
-    <w:p>
-      <w:pPr>
-        <w:spacing w:line="276" w:lineRule="auto"/>
-        <w:jc w:val="both"/>
-        <w:rPr>
-          <w:lang w:val="en-US"/>
-        </w:rPr>
-      </w:pPr>
-    </w:p>
-    <w:p>
-      <w:pPr>
-        <w:spacing w:line="276" w:lineRule="auto"/>
-        <w:jc w:val="both"/>
-        <w:rPr>
-          <w:lang w:val="en-US"/>
-        </w:rPr>
-      </w:pPr>
-    </w:p>
-    <w:p>
-      <w:pPr>
-        <w:spacing w:line="276" w:lineRule="auto"/>
-        <w:jc w:val="both"/>
-        <w:rPr>
-          <w:lang w:val="en-US"/>
-        </w:rPr>
-      </w:pPr>
-    </w:p>
-    <w:p>
-      <w:pPr>
-        <w:spacing w:line="276" w:lineRule="auto"/>
-        <w:jc w:val="both"/>
-        <w:rPr>
-          <w:lang w:val="en-US"/>
-        </w:rPr>
-      </w:pPr>
-    </w:p>
-    <w:p>
-      <w:pPr>
-        <w:spacing w:line="276" w:lineRule="auto"/>
-        <w:jc w:val="both"/>
-        <w:rPr>
-          <w:lang w:val="en-US"/>
-        </w:rPr>
-      </w:pPr>
-    </w:p>
-    <w:p>
-      <w:pPr>
-        <w:spacing w:line="276" w:lineRule="auto"/>
-        <w:jc w:val="both"/>
-        <w:rPr>
-          <w:lang w:val="en-US"/>
-        </w:rPr>
-      </w:pPr>
-    </w:p>
-    <w:p>
-      <w:pPr>
-        <w:spacing w:line="276" w:lineRule="auto"/>
-        <w:jc w:val="both"/>
-        <w:rPr>
-          <w:lang w:val="en-US"/>
-        </w:rPr>
-      </w:pPr>
-    </w:p>
-    <w:p>
-      <w:pPr>
-        <w:spacing w:line="276" w:lineRule="auto"/>
-        <w:jc w:val="both"/>
-        <w:rPr>
-          <w:lang w:val="en-US"/>
-        </w:rPr>
-      </w:pPr>
-    </w:p>
-    <w:p>
-      <w:pPr>
-        <w:spacing w:line="276" w:lineRule="auto"/>
-        <w:jc w:val="both"/>
-        <w:rPr>
-          <w:lang w:val="en-US"/>
-        </w:rPr>
-      </w:pPr>
-    </w:p>
-    <w:p>
-      <w:pPr>
-        <w:spacing w:line="276" w:lineRule="auto"/>
-        <w:jc w:val="both"/>
-        <w:rPr>
-          <w:lang w:val="en-US"/>
-        </w:rPr>
-      </w:pPr>
-    </w:p>
-    <w:p>
-      <w:pPr>
-        <w:spacing w:line="276" w:lineRule="auto"/>
-        <w:jc w:val="both"/>
-        <w:rPr>
-          <w:lang w:val="en-US"/>
-        </w:rPr>
-      </w:pPr>
-    </w:p>
-    <w:p>
-      <w:pPr>
-        <w:spacing w:line="276" w:lineRule="auto"/>
-        <w:jc w:val="both"/>
-        <w:rPr>
-          <w:lang w:val="en-US"/>
-        </w:rPr>
-      </w:pPr>
-    </w:p>
-    <w:p>
-      <w:pPr>
-        <w:spacing w:line="276" w:lineRule="auto"/>
-        <w:jc w:val="both"/>
-        <w:rPr>
-          <w:lang w:val="en-US"/>
-        </w:rPr>
-      </w:pPr>
-    </w:p>
-    <w:p>
-      <w:pPr>
-        <w:spacing w:line="276" w:lineRule="auto"/>
-        <w:jc w:val="both"/>
-        <w:rPr>
-          <w:lang w:val="en-US"/>
-        </w:rPr>
-      </w:pPr>
-    </w:p>
-    <w:p>
-      <w:pPr>
-        <w:spacing w:line="276" w:lineRule="auto"/>
-        <w:jc w:val="both"/>
-        <w:rPr>
-          <w:lang w:val="en-US"/>
-        </w:rPr>
-      </w:pPr>
-    </w:p>
-    <w:p>
-      <w:pPr>
-        <w:spacing w:line="276" w:lineRule="auto"/>
-        <w:jc w:val="both"/>
-        <w:rPr>
-          <w:lang w:val="en-US"/>
-        </w:rPr>
-      </w:pPr>
-    </w:p>
-    <w:p>
-      <w:pPr>
-        <w:spacing w:line="276" w:lineRule="auto"/>
-        <w:jc w:val="both"/>
-        <w:rPr>
-          <w:lang w:val="en-US"/>
-        </w:rPr>
-      </w:pPr>
-    </w:p>
-    <w:p>
-      <w:pPr>
-        <w:spacing w:line="276" w:lineRule="auto"/>
-        <w:jc w:val="both"/>
-        <w:rPr>
-          <w:lang w:val="en-US"/>
-        </w:rPr>
-      </w:pPr>
-    </w:p>
-    <w:p>
-      <w:pPr>
-        <w:spacing w:line="276" w:lineRule="auto"/>
-        <w:jc w:val="both"/>
-        <w:rPr>
-          <w:lang w:val="en-US"/>
-        </w:rPr>
-      </w:pPr>
-    </w:p>
-    <w:p>
-      <w:pPr>
-        <w:spacing w:line="276" w:lineRule="auto"/>
-        <w:jc w:val="both"/>
-        <w:rPr>
-          <w:lang w:val="en-US"/>
-        </w:rPr>
-      </w:pPr>
-    </w:p>
-    <w:p>
-      <w:pPr>
-        <w:spacing w:line="276" w:lineRule="auto"/>
-        <w:jc w:val="both"/>
-        <w:rPr>
-          <w:lang w:val="en-US"/>
-        </w:rPr>
-      </w:pPr>
-    </w:p>
-    <w:p>
-      <w:pPr>
-        <w:spacing w:line="276" w:lineRule="auto"/>
-        <w:jc w:val="both"/>
-        <w:rPr>
-          <w:lang w:val="en-US"/>
-        </w:rPr>
-      </w:pPr>
-    </w:p>
-    <w:p>
-      <w:pPr>
-        <w:spacing w:line="276" w:lineRule="auto"/>
-        <w:jc w:val="both"/>
-        <w:rPr>
-          <w:lang w:val="en-US"/>
-        </w:rPr>
-      </w:pPr>
-    </w:p>
-    <w:p>
-      <w:pPr>
-        <w:spacing w:line="276" w:lineRule="auto"/>
-        <w:jc w:val="both"/>
-        <w:rPr>
-          <w:lang w:val="en-US"/>
-        </w:rPr>
-      </w:pPr>
-    </w:p>
-    <w:p>
-      <w:pPr>
-        <w:spacing w:line="276" w:lineRule="auto"/>
-        <w:jc w:val="both"/>
-        <w:rPr>
-          <w:lang w:val="en-US"/>
-        </w:rPr>
-      </w:pPr>
-    </w:p>
-    <w:p>
-      <w:pPr>
-        <w:spacing w:line="276" w:lineRule="auto"/>
-        <w:jc w:val="both"/>
-        <w:rPr>
-          <w:lang w:val="en-US"/>
-        </w:rPr>
-      </w:pPr>
-    </w:p>
-    <w:p>
-      <w:pPr>
-        <w:spacing w:line="276" w:lineRule="auto"/>
-        <w:jc w:val="both"/>
-        <w:rPr>
-          <w:lang w:val="en-US"/>
-        </w:rPr>
-      </w:pPr>
-    </w:p>
-    <w:p>
-      <w:pPr>
-        <w:spacing w:line="276" w:lineRule="auto"/>
-        <w:jc w:val="both"/>
-        <w:rPr>
-          <w:lang w:val="en-US"/>
-        </w:rPr>
-      </w:pPr>
-    </w:p>
-    <w:p>
-      <w:pPr>
-        <w:spacing w:line="276" w:lineRule="auto"/>
-        <w:jc w:val="both"/>
-        <w:rPr>
-          <w:lang w:val="en-US"/>
-        </w:rPr>
-      </w:pPr>
-    </w:p>
-    <w:p>
-      <w:pPr>
-        <w:spacing w:line="276" w:lineRule="auto"/>
-        <w:jc w:val="both"/>
-        <w:rPr>
-          <w:lang w:val="en-US"/>
-        </w:rPr>
-      </w:pPr>
-    </w:p>
-    <w:p>
-      <w:pPr>
-        <w:spacing w:line="276" w:lineRule="auto"/>
-        <w:jc w:val="both"/>
-        <w:rPr>
-          <w:lang w:val="en-US"/>
-        </w:rPr>
-      </w:pPr>
+        <w:rPr>
+          <w:rFonts w:ascii="Times" w:hAnsi="Times"/>
+          <w:lang w:val="en-US"/>
+        </w:rPr>
+        <w:t xml:space="preserve">Adam, </w:t>
+      </w:r>
+      <w:r>
+        <w:rPr>
+          <w:rFonts w:ascii="Times" w:hAnsi="Times"/>
+          <w:lang w:val="en-US"/>
+        </w:rPr>
+        <w:t>AdamW</w:t>
+      </w:r>
+      <w:r>
+        <w:rPr>
+          <w:rFonts w:ascii="Times" w:hAnsi="Times"/>
+          <w:lang w:val="en-US"/>
+        </w:rPr>
+        <w:t xml:space="preserve"> optimizers experimentally</w:t>
+      </w:r>
+      <w:r>
+        <w:rPr>
+          <w:rStyle w:val="jlqj4b"/>
+          <w:lang w:val="en-US"/>
+        </w:rPr>
+        <w:t>.</w:t>
+      </w:r>
+      <w:r>
+        <w:rPr>
+          <w:lang w:val="en-US"/>
+        </w:rPr>
+        <w:t xml:space="preserve"> </w:t>
+      </w:r>
+      <w:r>
+        <w:rPr>
+          <w:rStyle w:val="jlqj4b"/>
+          <w:lang w:val="en-US"/>
+        </w:rPr>
+        <w:t>To improve the success percentage and extract deep features of the proposed model</w:t>
+      </w:r>
+      <w:r>
+        <w:rPr>
+          <w:rStyle w:val="jlqj4b"/>
+          <w:lang w:val="en-US"/>
+        </w:rPr>
+        <w:t xml:space="preserve">, then the features were inserted into </w:t>
+      </w:r>
+      <w:r>
+        <w:rPr>
+          <w:rStyle w:val="jlqj4b"/>
+          <w:lang w:val="en-US"/>
+        </w:rPr>
+        <w:t>SVM</w:t>
+      </w:r>
+      <w:r>
+        <w:rPr>
+          <w:rStyle w:val="jlqj4b"/>
+          <w:lang w:val="en-US"/>
+        </w:rPr>
+        <w:t xml:space="preserve"> algorithms to final classification.</w:t>
+      </w:r>
+      <w:r>
+        <w:rPr>
+          <w:lang w:val="en-US"/>
+        </w:rPr>
+        <w:t xml:space="preserve"> </w:t>
+      </w:r>
+      <w:r>
+        <w:rPr>
+          <w:rStyle w:val="jlqj4b"/>
+          <w:lang w:val="en-US"/>
+        </w:rPr>
+        <w:t xml:space="preserve">The </w:t>
+      </w:r>
+      <w:r>
+        <w:rPr>
+          <w:rStyle w:val="jlqj4b"/>
+          <w:lang w:val="en-US"/>
+        </w:rPr>
+        <w:t xml:space="preserve">all </w:t>
+      </w:r>
+      <w:r>
+        <w:rPr>
+          <w:rStyle w:val="jlqj4b"/>
+          <w:lang w:val="en-US"/>
+        </w:rPr>
+        <w:t xml:space="preserve">models </w:t>
+      </w:r>
+      <w:r>
+        <w:rPr>
+          <w:rStyle w:val="jlqj4b"/>
+          <w:lang w:val="en-US"/>
+        </w:rPr>
+        <w:t xml:space="preserve">of the results </w:t>
+      </w:r>
+      <w:r>
+        <w:rPr>
+          <w:rStyle w:val="jlqj4b"/>
+          <w:lang w:val="en-US"/>
+        </w:rPr>
+        <w:t>were analyzed comparatively.</w:t>
+      </w:r>
+      <w:r>
+        <w:rPr>
+          <w:lang w:val="en-US"/>
+        </w:rPr>
+        <w:t xml:space="preserve"> </w:t>
+      </w:r>
+      <w:r>
+        <w:rPr>
+          <w:rStyle w:val="jlqj4b"/>
+          <w:lang w:val="en-US"/>
+        </w:rPr>
+        <w:t>The study is organized as follows: Dataset is explained in detail in Section 2.1.</w:t>
+      </w:r>
+      <w:r>
+        <w:rPr>
+          <w:rStyle w:val="viiyi"/>
+          <w:lang w:val="en-US"/>
+        </w:rPr>
+        <w:t xml:space="preserve"> </w:t>
+      </w:r>
+      <w:r>
+        <w:rPr>
+          <w:rStyle w:val="jlqj4b"/>
+          <w:lang w:val="en-US"/>
+        </w:rPr>
+        <w:t xml:space="preserve">CNN layers, proposed </w:t>
+      </w:r>
+      <w:r>
+        <w:rPr>
+          <w:rStyle w:val="jlqj4b"/>
+          <w:lang w:val="en-US"/>
+        </w:rPr>
+        <w:t xml:space="preserve">model and </w:t>
+      </w:r>
+      <w:r>
+        <w:rPr>
+          <w:rStyle w:val="jlqj4b"/>
+          <w:lang w:val="en-US"/>
+        </w:rPr>
+        <w:t>loss function</w:t>
+      </w:r>
+      <w:r>
+        <w:rPr>
+          <w:rStyle w:val="jlqj4b"/>
+          <w:lang w:val="en-US"/>
+        </w:rPr>
+        <w:t xml:space="preserve"> are summarized in Section 2.2</w:t>
+      </w:r>
+      <w:r>
+        <w:rPr>
+          <w:rStyle w:val="jlqj4b"/>
+          <w:lang w:val="en-US"/>
+        </w:rPr>
+        <w:t>.</w:t>
+      </w:r>
+      <w:r>
+        <w:rPr>
+          <w:rStyle w:val="jlqj4b"/>
+          <w:lang w:val="en-US"/>
+        </w:rPr>
+        <w:t xml:space="preserve"> and 2.3</w:t>
+      </w:r>
+      <w:r>
+        <w:rPr>
+          <w:rStyle w:val="jlqj4b"/>
+          <w:lang w:val="en-US"/>
+        </w:rPr>
+        <w:t>.</w:t>
+      </w:r>
+      <w:r>
+        <w:rPr>
+          <w:rStyle w:val="jlqj4b"/>
+          <w:lang w:val="en-US"/>
+        </w:rPr>
+        <w:t>, respectively.</w:t>
+      </w:r>
+      <w:r>
+        <w:rPr>
+          <w:rStyle w:val="viiyi"/>
+          <w:lang w:val="en-US"/>
+        </w:rPr>
+        <w:t xml:space="preserve"> </w:t>
+      </w:r>
+      <w:r>
+        <w:rPr>
+          <w:rStyle w:val="viiyi"/>
+          <w:lang w:val="en-US"/>
+        </w:rPr>
+        <w:t xml:space="preserve">Optimization methods, experimental setup, and performance metrics are explained </w:t>
+      </w:r>
+      <w:r>
+        <w:rPr>
+          <w:rStyle w:val="viiyi"/>
+          <w:lang w:val="en-US"/>
+        </w:rPr>
+        <w:t xml:space="preserve">2.4., 2.5. and 2.6. respectively. </w:t>
+      </w:r>
+      <w:r>
+        <w:rPr>
+          <w:rStyle w:val="jlqj4b"/>
+          <w:lang w:val="en-US"/>
+        </w:rPr>
+        <w:t>Discussion and obtained results from proposed models are presented in Section 3. Finally, in Section 4 the conclusion and the future works are summarized.</w:t>
+      </w:r>
     </w:p>
     <w:p>
       <w:pPr>
@@ -873,7 +1179,6 @@
           <w:sz w:val="32"/>
           <w:szCs w:val="32"/>
         </w:rPr>
-        <w:lastRenderedPageBreak/>
         <w:t>MATERIALS AND METHODS</w:t>
       </w:r>
     </w:p>
@@ -925,16 +1230,6 @@
           <w:lang w:val="en-US"/>
         </w:rPr>
       </w:pPr>
-      <w:r>
-        <w:rPr>
-          <w:b/>
-          <w:bCs/>
-          <w:sz w:val="28"/>
-          <w:szCs w:val="28"/>
-          <w:lang w:val="en-US"/>
-        </w:rPr>
-        <w:tab/>
-      </w:r>
     </w:p>
     <w:p>
       <w:pPr>
@@ -949,7 +1244,19 @@
         <w:rPr>
           <w:lang w:val="en-US"/>
         </w:rPr>
-        <w:t xml:space="preserve">The four main classes were considered on the given dataset such as healthy people (normal), bacterial pneumonia patients (bacterial), COVID19 pneumonia patients (viral-covid) and other viral pneumonia patients (viral-other). The original structure contains highly unbalanced data, that is why we </w:t>
+        <w:t>The four main classes were considered on the given dataset such as healthy people (normal), bacterial pneumonia patients (bacterial), COVID</w:t>
+      </w:r>
+      <w:r>
+        <w:rPr>
+          <w:lang w:val="en-US"/>
+        </w:rPr>
+        <w:t>-</w:t>
+      </w:r>
+      <w:r>
+        <w:rPr>
+          <w:lang w:val="en-US"/>
+        </w:rPr>
+        <w:t xml:space="preserve">19 pneumonia patients (viral-covid) and other viral pneumonia patients (viral-other). The original structure contains highly unbalanced data, that is why we </w:t>
       </w:r>
       <w:r>
         <w:rPr>
@@ -1817,7 +2124,19 @@
         <w:rPr>
           <w:lang w:val="en-US"/>
         </w:rPr>
-        <w:t xml:space="preserve"> [2]</w:t>
+        <w:t xml:space="preserve"> [</w:t>
+      </w:r>
+      <w:r>
+        <w:rPr>
+          <w:lang w:val="en-US"/>
+        </w:rPr>
+        <w:t>13</w:t>
+      </w:r>
+      <w:r>
+        <w:rPr>
+          <w:lang w:val="en-US"/>
+        </w:rPr>
+        <w:t>]</w:t>
       </w:r>
       <w:r>
         <w:rPr>
@@ -1835,41 +2154,29 @@
     </w:p>
     <w:p>
       <w:pPr>
+        <w:pStyle w:val="ListParagraph"/>
+        <w:numPr>
+          <w:ilvl w:val="2"/>
+          <w:numId w:val="4"/>
+        </w:numPr>
         <w:rPr>
           <w:b/>
           <w:bCs/>
-          <w:lang w:val="en-US"/>
         </w:rPr>
       </w:pPr>
       <w:r>
         <w:rPr>
           <w:b/>
           <w:bCs/>
-          <w:lang w:val="en-US"/>
-        </w:rPr>
-        <w:t>2.</w:t>
-      </w:r>
-      <w:r>
+        </w:rPr>
+        <w:t>Convolution Layer</w:t>
+      </w:r>
+    </w:p>
+    <w:p>
+      <w:pPr>
         <w:rPr>
           <w:b/>
           <w:bCs/>
-          <w:lang w:val="en-US"/>
-        </w:rPr>
-        <w:t>2</w:t>
-      </w:r>
-      <w:r>
-        <w:rPr>
-          <w:b/>
-          <w:bCs/>
-          <w:lang w:val="en-US"/>
-        </w:rPr>
-        <w:t>.1 Convolution Layer</w:t>
-      </w:r>
-    </w:p>
-    <w:p>
-      <w:pPr>
-        <w:rPr>
-          <w:lang w:val="en-US"/>
         </w:rPr>
       </w:pPr>
     </w:p>
@@ -1898,7 +2205,19 @@
         <w:rPr>
           <w:lang w:val="en-US"/>
         </w:rPr>
-        <w:t xml:space="preserve"> features in the data [3]. After convolution, the size of the input data changes. These dimensions vary according to the layers to be applied. The outputs of the convolution layers are called activation maps and are basically shown as:</w:t>
+        <w:t xml:space="preserve"> features in the data [</w:t>
+      </w:r>
+      <w:r>
+        <w:rPr>
+          <w:lang w:val="en-US"/>
+        </w:rPr>
+        <w:t>14</w:t>
+      </w:r>
+      <w:r>
+        <w:rPr>
+          <w:lang w:val="en-US"/>
+        </w:rPr>
+        <w:t>]. After convolution, the size of the input data changes. These dimensions vary according to the layers to be applied. The outputs of the convolution layers are called activation maps and are basically shown as:</w:t>
       </w:r>
     </w:p>
     <w:p>
@@ -2183,12 +2502,22 @@
           <w:lang w:val="en-US"/>
         </w:rPr>
       </w:pPr>
-      <w:r>
+    </w:p>
+    <w:p>
+      <w:pPr>
+        <w:spacing w:line="276" w:lineRule="auto"/>
+        <w:ind w:firstLine="426"/>
+        <w:jc w:val="both"/>
         <w:rPr>
           <w:rFonts w:eastAsiaTheme="minorEastAsia"/>
           <w:lang w:val="en-US"/>
         </w:rPr>
-        <w:lastRenderedPageBreak/>
+      </w:pPr>
+      <w:r>
+        <w:rPr>
+          <w:rFonts w:eastAsiaTheme="minorEastAsia"/>
+          <w:lang w:val="en-US"/>
+        </w:rPr>
         <w:t xml:space="preserve">The convolution process is defined as above. Here, the previous layers are shown with </w:t>
       </w:r>
       <m:oMath>
@@ -2375,7 +2704,21 @@
           <w:rFonts w:eastAsiaTheme="minorEastAsia"/>
           <w:lang w:val="en-US"/>
         </w:rPr>
-        <w:t xml:space="preserve"> [4]</w:t>
+        <w:t xml:space="preserve"> [</w:t>
+      </w:r>
+      <w:r>
+        <w:rPr>
+          <w:rFonts w:eastAsiaTheme="minorEastAsia"/>
+          <w:lang w:val="en-US"/>
+        </w:rPr>
+        <w:t>15</w:t>
+      </w:r>
+      <w:r>
+        <w:rPr>
+          <w:rFonts w:eastAsiaTheme="minorEastAsia"/>
+          <w:lang w:val="en-US"/>
+        </w:rPr>
+        <w:t>]</w:t>
       </w:r>
       <w:r>
         <w:rPr>
@@ -2485,7 +2828,42 @@
           <w:rStyle w:val="jlqj4b"/>
           <w:lang w:val="en-US"/>
         </w:rPr>
-        <w:t>Activation maps are used to calculate the outputs of the neural network using linear combinations.</w:t>
+        <w:t>Activation maps are used to calculate the outputs of the neural network using linear combinations</w:t>
+      </w:r>
+      <w:r>
+        <w:rPr>
+          <w:rStyle w:val="jlqj4b"/>
+          <w:lang w:val="en-US"/>
+        </w:rPr>
+        <w:t xml:space="preserve"> [</w:t>
+      </w:r>
+      <w:r>
+        <w:rPr>
+          <w:rStyle w:val="jlqj4b"/>
+          <w:lang w:val="en-US"/>
+        </w:rPr>
+        <w:t>1</w:t>
+      </w:r>
+      <w:r>
+        <w:rPr>
+          <w:rStyle w:val="jlqj4b"/>
+          <w:lang w:val="en-US"/>
+        </w:rPr>
+        <w:t>2</w:t>
+      </w:r>
+      <w:r>
+        <w:rPr>
+          <w:rStyle w:val="jlqj4b"/>
+          <w:lang w:val="en-US"/>
+        </w:rPr>
+        <w:t>]</w:t>
+      </w:r>
+      <w:r>
+        <w:rPr>
+          <w:rStyle w:val="jlqj4b"/>
+          <w:lang w:val="en-US"/>
+        </w:rPr>
+        <w:t>.</w:t>
       </w:r>
     </w:p>
     <w:p>
@@ -2687,7 +3065,37 @@
         <w:rPr>
           <w:lang w:val="en-US"/>
         </w:rPr>
-        <w:t>verfitting is tried to under control.</w:t>
+        <w:t>verfitting is tried to under control</w:t>
+      </w:r>
+      <w:r>
+        <w:rPr>
+          <w:lang w:val="en-US"/>
+        </w:rPr>
+        <w:t xml:space="preserve"> [</w:t>
+      </w:r>
+      <w:r>
+        <w:rPr>
+          <w:lang w:val="en-US"/>
+        </w:rPr>
+        <w:t>1</w:t>
+      </w:r>
+      <w:r>
+        <w:rPr>
+          <w:lang w:val="en-US"/>
+        </w:rPr>
+        <w:t>2</w:t>
+      </w:r>
+      <w:r>
+        <w:rPr>
+          <w:lang w:val="en-US"/>
+        </w:rPr>
+        <w:t>]</w:t>
+      </w:r>
+      <w:r>
+        <w:rPr>
+          <w:lang w:val="en-US"/>
+        </w:rPr>
+        <w:t>.</w:t>
       </w:r>
       <w:r>
         <w:rPr>
@@ -3309,7 +3717,37 @@
         <w:rPr>
           <w:lang w:val="en-US"/>
         </w:rPr>
-        <w:t>Batch normalization is a technique for training deep neural networks that standardize inputs to one layer for each mini group. This has the effect of stabilizing the learning process and significantly reducing the number of training sessions required to train deep networks.</w:t>
+        <w:t>Batch normalization is a technique for training deep neural networks that standardize inputs to one layer for each mini group. This has the effect of stabilizing the learning process and significantly reducing the number of training sessions required to train deep networks</w:t>
+      </w:r>
+      <w:r>
+        <w:rPr>
+          <w:lang w:val="en-US"/>
+        </w:rPr>
+        <w:t xml:space="preserve"> [</w:t>
+      </w:r>
+      <w:r>
+        <w:rPr>
+          <w:lang w:val="en-US"/>
+        </w:rPr>
+        <w:t>1</w:t>
+      </w:r>
+      <w:r>
+        <w:rPr>
+          <w:lang w:val="en-US"/>
+        </w:rPr>
+        <w:t>2</w:t>
+      </w:r>
+      <w:r>
+        <w:rPr>
+          <w:lang w:val="en-US"/>
+        </w:rPr>
+        <w:t>]</w:t>
+      </w:r>
+      <w:r>
+        <w:rPr>
+          <w:lang w:val="en-US"/>
+        </w:rPr>
+        <w:t>.</w:t>
       </w:r>
       <w:r>
         <w:rPr>
@@ -3666,7 +4104,6 @@
           <w:noProof/>
           <w:lang w:val="en-US"/>
         </w:rPr>
-        <w:lastRenderedPageBreak/>
         <w:drawing>
           <wp:inline distT="0" distB="0" distL="0" distR="0" wp14:anchorId="4FCCED2F" wp14:editId="67DD6A14">
             <wp:extent cx="5756910" cy="5044440"/>
@@ -3776,7 +4213,27 @@
           <w:szCs w:val="28"/>
           <w:lang w:val="en-US"/>
         </w:rPr>
-        <w:t>2.4. Cross-Entropy Loss Function</w:t>
+        <w:t>2.</w:t>
+      </w:r>
+      <w:r>
+        <w:rPr>
+          <w:b/>
+          <w:bCs/>
+          <w:sz w:val="28"/>
+          <w:szCs w:val="28"/>
+          <w:lang w:val="en-US"/>
+        </w:rPr>
+        <w:t>3</w:t>
+      </w:r>
+      <w:r>
+        <w:rPr>
+          <w:b/>
+          <w:bCs/>
+          <w:sz w:val="28"/>
+          <w:szCs w:val="28"/>
+          <w:lang w:val="en-US"/>
+        </w:rPr>
+        <w:t>. Cross-Entropy Loss Function</w:t>
       </w:r>
     </w:p>
     <w:p>
@@ -4085,36 +4542,6 @@
     <w:p>
       <w:pPr>
         <w:spacing w:line="276" w:lineRule="auto"/>
-        <w:jc w:val="both"/>
-        <w:rPr>
-          <w:rStyle w:val="jlqj4b"/>
-          <w:lang w:val="en-US"/>
-        </w:rPr>
-      </w:pPr>
-    </w:p>
-    <w:p>
-      <w:pPr>
-        <w:spacing w:line="276" w:lineRule="auto"/>
-        <w:jc w:val="both"/>
-        <w:rPr>
-          <w:rStyle w:val="jlqj4b"/>
-          <w:lang w:val="en-US"/>
-        </w:rPr>
-      </w:pPr>
-    </w:p>
-    <w:p>
-      <w:pPr>
-        <w:spacing w:line="276" w:lineRule="auto"/>
-        <w:jc w:val="both"/>
-        <w:rPr>
-          <w:rStyle w:val="jlqj4b"/>
-          <w:lang w:val="en-US"/>
-        </w:rPr>
-      </w:pPr>
-    </w:p>
-    <w:p>
-      <w:pPr>
-        <w:spacing w:line="276" w:lineRule="auto"/>
         <w:jc w:val="center"/>
         <w:rPr>
           <w:lang w:val="en-US"/>
@@ -4151,7 +4578,7 @@
           <w:szCs w:val="28"/>
           <w:lang w:val="en-US"/>
         </w:rPr>
-        <w:t>5</w:t>
+        <w:t>4</w:t>
       </w:r>
       <w:r>
         <w:rPr>
@@ -4229,6 +4656,16 @@
         </w:rPr>
         <w:t>.</w:t>
       </w:r>
+    </w:p>
+    <w:p>
+      <w:pPr>
+        <w:spacing w:line="276" w:lineRule="auto"/>
+        <w:ind w:firstLine="426"/>
+        <w:jc w:val="both"/>
+        <w:rPr>
+          <w:lang w:val="en-US"/>
+        </w:rPr>
+      </w:pPr>
     </w:p>
     <w:p>
       <w:pPr>
@@ -4311,7 +4748,7 @@
               <w:rPr>
                 <w:lang w:val="en-US"/>
               </w:rPr>
-              <w:t>Formulae</w:t>
+              <w:t>Formula</w:t>
             </w:r>
           </w:p>
         </w:tc>
@@ -4412,7 +4849,25 @@
               <w:rPr>
                 <w:lang w:val="en-US"/>
               </w:rPr>
-              <w:t>at each iteration, and determines the next update as a linear combination of the gradient and the previous update [5].</w:t>
+              <w:t>at each iteration, and determines the next update as a linear combination of the gradient and the previous update [</w:t>
+            </w:r>
+            <w:r>
+              <w:rPr>
+                <w:lang w:val="en-US"/>
+              </w:rPr>
+              <w:t>1</w:t>
+            </w:r>
+            <w:r>
+              <w:rPr>
+                <w:lang w:val="en-US"/>
+              </w:rPr>
+              <w:t>5</w:t>
+            </w:r>
+            <w:r>
+              <w:rPr>
+                <w:lang w:val="en-US"/>
+              </w:rPr>
+              <w:t>].</w:t>
             </w:r>
           </w:p>
         </w:tc>
@@ -4967,7 +5422,31 @@
                 <w:shd w:val="clear" w:color="auto" w:fill="FFFFFF"/>
                 <w:lang w:val="en-US" w:eastAsia="en-US"/>
               </w:rPr>
-              <w:t xml:space="preserve"> [6].</w:t>
+              <w:t xml:space="preserve"> [</w:t>
+            </w:r>
+            <w:r>
+              <w:rPr>
+                <w:color w:val="202122"/>
+                <w:shd w:val="clear" w:color="auto" w:fill="FFFFFF"/>
+                <w:lang w:val="en-US" w:eastAsia="en-US"/>
+              </w:rPr>
+              <w:t>1</w:t>
+            </w:r>
+            <w:r>
+              <w:rPr>
+                <w:color w:val="202122"/>
+                <w:shd w:val="clear" w:color="auto" w:fill="FFFFFF"/>
+                <w:lang w:val="en-US" w:eastAsia="en-US"/>
+              </w:rPr>
+              <w:t>6</w:t>
+            </w:r>
+            <w:r>
+              <w:rPr>
+                <w:color w:val="202122"/>
+                <w:shd w:val="clear" w:color="auto" w:fill="FFFFFF"/>
+                <w:lang w:val="en-US" w:eastAsia="en-US"/>
+              </w:rPr>
+              <w:t>].</w:t>
             </w:r>
           </w:p>
         </w:tc>
@@ -5966,7 +6445,25 @@
               <w:rPr>
                 <w:lang w:val="en-US"/>
               </w:rPr>
-              <w:t>Adam with decoupled weight decay does not use the regularization as the normalized by square root of v. Thus, it is only proportional to the weight itself [6].</w:t>
+              <w:t>Adam with decoupled weight decay does not use the regularization as the normalized by square root of v. Thus, it is only proportional to the weight itself [</w:t>
+            </w:r>
+            <w:r>
+              <w:rPr>
+                <w:lang w:val="en-US"/>
+              </w:rPr>
+              <w:t>1</w:t>
+            </w:r>
+            <w:r>
+              <w:rPr>
+                <w:lang w:val="en-US"/>
+              </w:rPr>
+              <w:t>6</w:t>
+            </w:r>
+            <w:r>
+              <w:rPr>
+                <w:lang w:val="en-US"/>
+              </w:rPr>
+              <w:t>].</w:t>
             </w:r>
           </w:p>
         </w:tc>
@@ -7163,7 +7660,7 @@
           <w:szCs w:val="28"/>
           <w:lang w:val="en-US"/>
         </w:rPr>
-        <w:t>6</w:t>
+        <w:t>5</w:t>
       </w:r>
       <w:r>
         <w:rPr>
@@ -7388,6 +7885,17 @@
     <w:p>
       <w:pPr>
         <w:spacing w:line="276" w:lineRule="auto"/>
+        <w:ind w:firstLine="426"/>
+        <w:jc w:val="both"/>
+        <w:rPr>
+          <w:lang w:val="en-US"/>
+        </w:rPr>
+      </w:pPr>
+    </w:p>
+    <w:p>
+      <w:pPr>
+        <w:spacing w:line="276" w:lineRule="auto"/>
+        <w:ind w:firstLine="426"/>
         <w:jc w:val="both"/>
         <w:rPr>
           <w:lang w:val="en-US"/>
@@ -8498,16 +9006,6 @@
     <w:p>
       <w:pPr>
         <w:spacing w:line="276" w:lineRule="auto"/>
-        <w:ind w:firstLine="426"/>
-        <w:jc w:val="both"/>
-        <w:rPr>
-          <w:lang w:val="en-US"/>
-        </w:rPr>
-      </w:pPr>
-    </w:p>
-    <w:p>
-      <w:pPr>
-        <w:spacing w:line="276" w:lineRule="auto"/>
         <w:jc w:val="both"/>
         <w:rPr>
           <w:b/>
@@ -8517,7 +9015,11 @@
           <w:lang w:val="en-US"/>
         </w:rPr>
       </w:pPr>
-      <w:r>
+    </w:p>
+    <w:p>
+      <w:pPr>
+        <w:spacing w:line="276" w:lineRule="auto"/>
+        <w:jc w:val="both"/>
         <w:rPr>
           <w:b/>
           <w:bCs/>
@@ -8525,7 +9027,36 @@
           <w:szCs w:val="28"/>
           <w:lang w:val="en-US"/>
         </w:rPr>
-        <w:t>2.7 Performance Metrics</w:t>
+      </w:pPr>
+      <w:r>
+        <w:rPr>
+          <w:b/>
+          <w:bCs/>
+          <w:sz w:val="28"/>
+          <w:szCs w:val="28"/>
+          <w:lang w:val="en-US"/>
+        </w:rPr>
+        <w:t>2.</w:t>
+      </w:r>
+      <w:r>
+        <w:rPr>
+          <w:b/>
+          <w:bCs/>
+          <w:sz w:val="28"/>
+          <w:szCs w:val="28"/>
+          <w:lang w:val="en-US"/>
+        </w:rPr>
+        <w:t>6.</w:t>
+      </w:r>
+      <w:r>
+        <w:rPr>
+          <w:b/>
+          <w:bCs/>
+          <w:sz w:val="28"/>
+          <w:szCs w:val="28"/>
+          <w:lang w:val="en-US"/>
+        </w:rPr>
+        <w:t xml:space="preserve"> Performance Metrics</w:t>
       </w:r>
     </w:p>
     <w:p>
@@ -8556,30 +9087,8 @@
         <w:rPr>
           <w:lang w:val="en-US"/>
         </w:rPr>
-        <w:t>s</w:t>
-      </w:r>
-      <w:r>
-        <w:rPr>
-          <w:lang w:val="en-US"/>
-        </w:rPr>
-        <w:t>ensitivity</w:t>
-      </w:r>
-      <w:r>
-        <w:rPr>
-          <w:lang w:val="en-US"/>
-        </w:rPr>
-        <w:t>, specificity, precision and F1 Score for the computed confusion matrix as below:</w:t>
-      </w:r>
-    </w:p>
-    <w:p>
-      <w:pPr>
-        <w:spacing w:line="276" w:lineRule="auto"/>
-        <w:ind w:firstLine="426"/>
-        <w:jc w:val="both"/>
-        <w:rPr>
-          <w:lang w:val="en-US"/>
-        </w:rPr>
-      </w:pPr>
+        <w:t>sensitivity, specificity, precision and F1 Score for the computed confusion matrix as below:</w:t>
+      </w:r>
     </w:p>
     <w:p>
       <w:pPr>
@@ -8634,13 +9143,18 @@
         <w:jc w:val="both"/>
       </w:pPr>
       <w:r>
-        <w:t>F1 Score = 2 * Precision * Sensitivity (Precision + Sensitivity)</w:t>
-      </w:r>
-    </w:p>
-    <w:p>
-      <w:pPr>
-        <w:spacing w:line="276" w:lineRule="auto"/>
-        <w:ind w:firstLine="426"/>
+        <w:t>F1 Score = 2 * Precision * Sensitivity</w:t>
+      </w:r>
+      <w:r>
+        <w:t xml:space="preserve"> /</w:t>
+      </w:r>
+      <w:r>
+        <w:t xml:space="preserve"> (Precision + Sensitivity)</w:t>
+      </w:r>
+    </w:p>
+    <w:p>
+      <w:pPr>
+        <w:spacing w:line="276" w:lineRule="auto"/>
         <w:jc w:val="both"/>
         <w:rPr>
           <w:lang w:val="en-US"/>
@@ -8650,18 +9164,22 @@
     <w:p>
       <w:pPr>
         <w:spacing w:line="276" w:lineRule="auto"/>
-        <w:ind w:firstLine="426"/>
-        <w:jc w:val="both"/>
-        <w:rPr>
-          <w:lang w:val="en-US"/>
-        </w:rPr>
-      </w:pPr>
-    </w:p>
-    <w:p>
-      <w:pPr>
-        <w:spacing w:line="276" w:lineRule="auto"/>
-        <w:ind w:firstLine="426"/>
-        <w:jc w:val="both"/>
+        <w:rPr>
+          <w:lang w:val="en-US"/>
+        </w:rPr>
+      </w:pPr>
+    </w:p>
+    <w:p>
+      <w:pPr>
+        <w:spacing w:line="276" w:lineRule="auto"/>
+        <w:rPr>
+          <w:lang w:val="en-US"/>
+        </w:rPr>
+      </w:pPr>
+    </w:p>
+    <w:p>
+      <w:pPr>
+        <w:spacing w:line="276" w:lineRule="auto"/>
         <w:rPr>
           <w:lang w:val="en-US"/>
         </w:rPr>
@@ -11255,14 +11773,7 @@
           <w:rStyle w:val="jlqj4b"/>
           <w:lang w:val="en-US"/>
         </w:rPr>
-        <w:t>.</w:t>
-      </w:r>
-      <w:r>
-        <w:rPr>
-          <w:rStyle w:val="jlqj4b"/>
-          <w:lang w:val="en-US"/>
-        </w:rPr>
-        <w:t xml:space="preserve"> Moreover</w:t>
+        <w:t>. Moreover</w:t>
       </w:r>
       <w:r>
         <w:rPr>
@@ -11339,19 +11850,7 @@
         <w:rPr>
           <w:lang w:val="en-US"/>
         </w:rPr>
-        <w:t xml:space="preserve">collected </w:t>
-      </w:r>
-      <w:r>
-        <w:rPr>
-          <w:lang w:val="en-US"/>
-        </w:rPr>
-        <w:t>the deep features of dataset</w:t>
-      </w:r>
-      <w:r>
-        <w:rPr>
-          <w:lang w:val="en-US"/>
-        </w:rPr>
-        <w:t xml:space="preserve"> from the</w:t>
+        <w:t>collected the deep features of dataset from the</w:t>
       </w:r>
       <w:r>
         <w:rPr>
@@ -11422,15 +11921,7 @@
           <w:bCs/>
           <w:lang w:val="en-US"/>
         </w:rPr>
-        <w:t xml:space="preserve">the </w:t>
-      </w:r>
-      <w:r>
-        <w:rPr>
-          <w:b/>
-          <w:bCs/>
-          <w:lang w:val="en-US"/>
-        </w:rPr>
-        <w:t>AUC score of 0.995995</w:t>
+        <w:t>the AUC score of 0.995995</w:t>
       </w:r>
       <w:r>
         <w:rPr>
@@ -13561,25 +14052,7 @@
                 <w:color w:val="FFFFFF" w:themeColor="background1"/>
                 <w:lang w:val="en-US"/>
               </w:rPr>
-              <w:t>ProposedNet</w:t>
-            </w:r>
-            <w:r>
-              <w:rPr>
-                <w:b/>
-                <w:bCs/>
-                <w:color w:val="FFFFFF" w:themeColor="background1"/>
-                <w:lang w:val="en-US"/>
-              </w:rPr>
-              <w:t xml:space="preserve"> </w:t>
-            </w:r>
-            <w:r>
-              <w:rPr>
-                <w:b/>
-                <w:bCs/>
-                <w:color w:val="FFFFFF" w:themeColor="background1"/>
-                <w:lang w:val="en-US"/>
-              </w:rPr>
-              <w:t>(Adam)</w:t>
+              <w:t>ProposedNet (Adam)</w:t>
             </w:r>
           </w:p>
         </w:tc>
@@ -13850,13 +14323,7 @@
                 <w:rStyle w:val="jlqj4b"/>
                 <w:lang w:val="en-US"/>
               </w:rPr>
-              <w:t>6</w:t>
-            </w:r>
-            <w:r>
-              <w:rPr>
-                <w:rStyle w:val="jlqj4b"/>
-              </w:rPr>
-              <w:t>1</w:t>
+              <w:t>61</w:t>
             </w:r>
           </w:p>
         </w:tc>
@@ -14017,13 +14484,7 @@
                 <w:rStyle w:val="jlqj4b"/>
                 <w:lang w:val="en-US"/>
               </w:rPr>
-              <w:t>7</w:t>
-            </w:r>
-            <w:r>
-              <w:rPr>
-                <w:rStyle w:val="jlqj4b"/>
-              </w:rPr>
-              <w:t>7</w:t>
+              <w:t>77</w:t>
             </w:r>
           </w:p>
         </w:tc>
@@ -14184,13 +14645,7 @@
                 <w:rStyle w:val="jlqj4b"/>
                 <w:lang w:val="en-US"/>
               </w:rPr>
-              <w:t>1</w:t>
-            </w:r>
-            <w:r>
-              <w:rPr>
-                <w:rStyle w:val="jlqj4b"/>
-              </w:rPr>
-              <w:t>7</w:t>
+              <w:t>17</w:t>
             </w:r>
           </w:p>
         </w:tc>
@@ -14282,13 +14737,7 @@
                 <w:rStyle w:val="jlqj4b"/>
                 <w:lang w:val="en-US"/>
               </w:rPr>
-              <w:t>1</w:t>
-            </w:r>
-            <w:r>
-              <w:rPr>
-                <w:rStyle w:val="jlqj4b"/>
-              </w:rPr>
-              <w:t>2</w:t>
+              <w:t>12</w:t>
             </w:r>
           </w:p>
         </w:tc>
@@ -14394,6 +14843,7 @@
               <w:rPr>
                 <w:rStyle w:val="jlqj4b"/>
                 <w:color w:val="FFFFFF" w:themeColor="background1"/>
+                <w:lang w:val="en-US"/>
               </w:rPr>
             </w:pPr>
             <w:r>
@@ -14833,6 +15283,7 @@
             <w:r>
               <w:rPr>
                 <w:rStyle w:val="jlqj4b"/>
+                <w:lang w:val="en-US"/>
               </w:rPr>
               <w:t>31,7</w:t>
             </w:r>
@@ -15275,58 +15726,6 @@
     <w:p>
       <w:pPr>
         <w:spacing w:line="276" w:lineRule="auto"/>
-        <w:ind w:left="360"/>
-        <w:jc w:val="both"/>
-        <w:rPr>
-          <w:lang w:val="en-US"/>
-        </w:rPr>
-      </w:pPr>
-      <w:r>
-        <w:rPr>
-          <w:lang w:val="en-US"/>
-        </w:rPr>
-        <w:t xml:space="preserve">## TODO: İlk paragraph final </w:t>
-      </w:r>
-      <w:proofErr w:type="spellStart"/>
-      <w:r>
-        <w:rPr>
-          <w:lang w:val="en-US"/>
-        </w:rPr>
-        <w:t>projesi</w:t>
-      </w:r>
-      <w:proofErr w:type="spellEnd"/>
-      <w:r>
-        <w:rPr>
-          <w:lang w:val="en-US"/>
-        </w:rPr>
-        <w:t xml:space="preserve"> </w:t>
-      </w:r>
-      <w:proofErr w:type="spellStart"/>
-      <w:r>
-        <w:rPr>
-          <w:lang w:val="en-US"/>
-        </w:rPr>
-        <w:t>için</w:t>
-      </w:r>
-      <w:proofErr w:type="spellEnd"/>
-      <w:r>
-        <w:rPr>
-          <w:lang w:val="en-US"/>
-        </w:rPr>
-        <w:t xml:space="preserve"> </w:t>
-      </w:r>
-      <w:proofErr w:type="spellStart"/>
-      <w:r>
-        <w:rPr>
-          <w:lang w:val="en-US"/>
-        </w:rPr>
-        <w:t>değiştirilecek</w:t>
-      </w:r>
-      <w:proofErr w:type="spellEnd"/>
-    </w:p>
-    <w:p>
-      <w:pPr>
-        <w:spacing w:line="276" w:lineRule="auto"/>
         <w:ind w:firstLine="360"/>
         <w:jc w:val="both"/>
         <w:rPr>
@@ -15335,39 +15734,52 @@
       </w:pPr>
       <w:r>
         <w:rPr>
-          <w:lang w:val="en-US"/>
-        </w:rPr>
-        <w:t>Autism spectrum disorder (ASD) is a common neuro developmental disorder, which has affected 62.2 million ASD cases in the world in 2016.</w:t>
-      </w:r>
-      <w:r>
-        <w:rPr>
-          <w:lang w:val="en-US"/>
-        </w:rPr>
-        <w:t xml:space="preserve"> Clinicians still rely on manual delineations, a prohibitively time-consuming process, which depends on rater variability and is prone to </w:t>
-      </w:r>
-      <w:r>
-        <w:rPr>
-          <w:lang w:val="en-US"/>
-        </w:rPr>
-        <w:t>inconsistency (</w:t>
-      </w:r>
-      <w:r>
-        <w:rPr>
-          <w:lang w:val="en-US"/>
-        </w:rPr>
-        <w:t xml:space="preserve">4). Therefore, there is a critical need for fast, accurate, reproducible, and fully automated methods for segmenting MRI brain data. </w:t>
-      </w:r>
-      <w:r>
-        <w:rPr>
-          <w:lang w:val="en-US"/>
-        </w:rPr>
-        <w:t xml:space="preserve">Hence </w:t>
-      </w:r>
-      <w:r>
-        <w:rPr>
-          <w:lang w:val="en-US"/>
-        </w:rPr>
-        <w:t>It has been evaluated that it is crucial to classify Autism spectrum disorder quickly and effectively.</w:t>
+          <w:rStyle w:val="jlqj4b"/>
+          <w:lang w:val="en-US"/>
+        </w:rPr>
+        <w:t>Pneumonia is a common and serious lung disease caused by viruses and bacteria.</w:t>
+      </w:r>
+      <w:r>
+        <w:rPr>
+          <w:rStyle w:val="viiyi"/>
+          <w:lang w:val="en-US"/>
+        </w:rPr>
+        <w:t xml:space="preserve"> </w:t>
+      </w:r>
+      <w:r>
+        <w:rPr>
+          <w:rStyle w:val="jlqj4b"/>
+          <w:lang w:val="en-US"/>
+        </w:rPr>
+        <w:t>Although it can be treated on time with early diagnosis, early diagnosis and detection play an important role in the treatment of the disease in cases where the human cannot diagnose.</w:t>
+      </w:r>
+      <w:r>
+        <w:rPr>
+          <w:rStyle w:val="jlqj4b"/>
+          <w:lang w:val="en-US"/>
+        </w:rPr>
+        <w:t xml:space="preserve"> Since the emergence of COVID-19 and before, it has been widely used to quickly and efficiently diagnose pneumonia caused by COVID-19, bacteria and other viruses using chest X-rays and deep learning techniques</w:t>
+      </w:r>
+      <w:r>
+        <w:rPr>
+          <w:rStyle w:val="jlqj4b"/>
+          <w:lang w:val="en-US"/>
+        </w:rPr>
+        <w:t xml:space="preserve"> [1</w:t>
+      </w:r>
+      <w:r>
+        <w:rPr>
+          <w:rStyle w:val="jlqj4b"/>
+          <w:lang w:val="en-US"/>
+        </w:rPr>
+        <w:t>7</w:t>
+      </w:r>
+      <w:r>
+        <w:rPr>
+          <w:rStyle w:val="jlqj4b"/>
+          <w:lang w:val="en-US"/>
+        </w:rPr>
+        <w:t>].</w:t>
       </w:r>
     </w:p>
     <w:p>
@@ -15376,14 +15788,159 @@
         <w:ind w:firstLine="360"/>
         <w:jc w:val="both"/>
         <w:rPr>
-          <w:lang w:val="en-US"/>
-        </w:rPr>
-      </w:pPr>
-      <w:r>
-        <w:rPr>
-          <w:lang w:val="en-US"/>
-        </w:rPr>
-        <w:t>##</w:t>
+          <w:rStyle w:val="jlqj4b"/>
+          <w:lang w:val="en-US"/>
+        </w:rPr>
+      </w:pPr>
+      <w:r>
+        <w:rPr>
+          <w:lang w:val="en-US"/>
+        </w:rPr>
+        <w:t>In the study, we defined our problem as 4-class classification on pneumonia disease</w:t>
+      </w:r>
+      <w:r>
+        <w:rPr>
+          <w:lang w:val="en-US"/>
+        </w:rPr>
+        <w:t>, then construct our dataset</w:t>
+      </w:r>
+      <w:r>
+        <w:rPr>
+          <w:lang w:val="en-US"/>
+        </w:rPr>
+        <w:t>. After researching on literature,</w:t>
+      </w:r>
+      <w:r>
+        <w:rPr>
+          <w:lang w:val="en-US"/>
+        </w:rPr>
+        <w:t xml:space="preserve"> we draw our roadmap and proposed a novel CNN model named as ProposedNet regarding to the defined problem. To obtain the best comparison results, we made too many experiments with different optimizers and hyperparameters. After all experiments, we reached the best results with our proposed CNN model, ProposedNet, with Adam optimizer and hyperparameters stated in </w:t>
+      </w:r>
+      <w:r>
+        <w:rPr>
+          <w:u w:val="single"/>
+          <w:lang w:val="en-US"/>
+        </w:rPr>
+        <w:t>Table 4</w:t>
+      </w:r>
+      <w:r>
+        <w:rPr>
+          <w:lang w:val="en-US"/>
+        </w:rPr>
+        <w:t xml:space="preserve">. The results are </w:t>
+      </w:r>
+      <w:r>
+        <w:rPr>
+          <w:rStyle w:val="jlqj4b"/>
+          <w:b/>
+          <w:bCs/>
+          <w:lang w:val="en-US"/>
+        </w:rPr>
+        <w:t>the accuracy of 87.21%</w:t>
+      </w:r>
+      <w:r>
+        <w:rPr>
+          <w:rStyle w:val="jlqj4b"/>
+          <w:lang w:val="en-US"/>
+        </w:rPr>
+        <w:t xml:space="preserve">, </w:t>
+      </w:r>
+      <w:r>
+        <w:rPr>
+          <w:rStyle w:val="jlqj4b"/>
+          <w:b/>
+          <w:bCs/>
+          <w:lang w:val="en-US"/>
+        </w:rPr>
+        <w:t>the</w:t>
+      </w:r>
+      <w:r>
+        <w:rPr>
+          <w:rStyle w:val="jlqj4b"/>
+          <w:lang w:val="en-US"/>
+        </w:rPr>
+        <w:t xml:space="preserve"> </w:t>
+      </w:r>
+      <w:r>
+        <w:rPr>
+          <w:rStyle w:val="jlqj4b"/>
+          <w:b/>
+          <w:bCs/>
+          <w:lang w:val="en-US"/>
+        </w:rPr>
+        <w:t>AUC Score of 0.967805</w:t>
+      </w:r>
+      <w:r>
+        <w:rPr>
+          <w:lang w:val="en-US"/>
+        </w:rPr>
+        <w:t>,</w:t>
+      </w:r>
+      <w:r>
+        <w:rPr>
+          <w:b/>
+          <w:bCs/>
+          <w:lang w:val="en-US"/>
+        </w:rPr>
+        <w:t xml:space="preserve"> the sensitivity of 87.21%</w:t>
+      </w:r>
+      <w:r>
+        <w:rPr>
+          <w:lang w:val="en-US"/>
+        </w:rPr>
+        <w:t>,</w:t>
+      </w:r>
+      <w:r>
+        <w:rPr>
+          <w:b/>
+          <w:bCs/>
+          <w:lang w:val="en-US"/>
+        </w:rPr>
+        <w:t xml:space="preserve"> specificity of 87.40%</w:t>
+      </w:r>
+      <w:r>
+        <w:rPr>
+          <w:lang w:val="en-US"/>
+        </w:rPr>
+        <w:t>,</w:t>
+      </w:r>
+      <w:r>
+        <w:rPr>
+          <w:b/>
+          <w:bCs/>
+          <w:lang w:val="en-US"/>
+        </w:rPr>
+        <w:t xml:space="preserve"> precision of 87.34%</w:t>
+      </w:r>
+      <w:r>
+        <w:rPr>
+          <w:lang w:val="en-US"/>
+        </w:rPr>
+        <w:t xml:space="preserve"> and </w:t>
+      </w:r>
+      <w:r>
+        <w:rPr>
+          <w:b/>
+          <w:bCs/>
+          <w:lang w:val="en-US"/>
+        </w:rPr>
+        <w:t>the F1-score of 87.03%</w:t>
+      </w:r>
+      <w:r>
+        <w:rPr>
+          <w:rStyle w:val="jlqj4b"/>
+          <w:lang w:val="en-US"/>
+        </w:rPr>
+        <w:t>.</w:t>
+      </w:r>
+      <w:r>
+        <w:rPr>
+          <w:rStyle w:val="jlqj4b"/>
+          <w:b/>
+          <w:bCs/>
+          <w:lang w:val="en-US"/>
+        </w:rPr>
+        <w:t xml:space="preserve"> </w:t>
       </w:r>
     </w:p>
     <w:p>
@@ -15392,46 +15949,106 @@
         <w:ind w:firstLine="360"/>
         <w:jc w:val="both"/>
         <w:rPr>
-          <w:rStyle w:val="jlqj4b"/>
-          <w:lang w:val="en-US"/>
-        </w:rPr>
-      </w:pPr>
-      <w:r>
-        <w:rPr>
-          <w:lang w:val="en-US"/>
-        </w:rPr>
-        <w:t>In the study, we defined our problem as 4-class classification on pneumonia disease</w:t>
-      </w:r>
-      <w:r>
-        <w:rPr>
-          <w:lang w:val="en-US"/>
-        </w:rPr>
-        <w:t>, then construct our dataset</w:t>
-      </w:r>
-      <w:r>
-        <w:rPr>
-          <w:lang w:val="en-US"/>
-        </w:rPr>
-        <w:t>. After researching on literature,</w:t>
-      </w:r>
-      <w:r>
-        <w:rPr>
-          <w:lang w:val="en-US"/>
-        </w:rPr>
-        <w:t xml:space="preserve"> we draw our roadmap and proposed a novel CNN model named as ProposedNet regarding to the defined problem. To obtain the best comparison results, we made too many experiments with different optimizers and hyperparameters. After all experiments, we reached the best results with our proposed CNN model, ProposedNet, with Adam optimizer and hyperparameters stated in </w:t>
-      </w:r>
-      <w:r>
-        <w:rPr>
+          <w:lang w:val="en-US"/>
+        </w:rPr>
+      </w:pPr>
+      <w:r>
+        <w:rPr>
+          <w:rStyle w:val="jlqj4b"/>
+          <w:lang w:val="en-US"/>
+        </w:rPr>
+        <w:t xml:space="preserve">To show the power of ProposedNet on solving the </w:t>
+      </w:r>
+      <w:r>
+        <w:rPr>
+          <w:rStyle w:val="jlqj4b"/>
+          <w:lang w:val="en-US"/>
+        </w:rPr>
+        <w:t>main task</w:t>
+      </w:r>
+      <w:r>
+        <w:rPr>
+          <w:rStyle w:val="jlqj4b"/>
+          <w:lang w:val="en-US"/>
+        </w:rPr>
+        <w:t>, we collected the deep features of dataset extracted from the FC2-Layer, and used them on the experiments of SVM. By the help of Grid Search, we experimented 720 probabilities and find</w:t>
+      </w:r>
+      <w:r>
+        <w:rPr>
+          <w:rStyle w:val="jlqj4b"/>
+          <w:lang w:val="en-US"/>
+        </w:rPr>
+        <w:t xml:space="preserve"> the</w:t>
+      </w:r>
+      <w:r>
+        <w:rPr>
+          <w:rStyle w:val="jlqj4b"/>
+          <w:lang w:val="en-US"/>
+        </w:rPr>
+        <w:t xml:space="preserve"> </w:t>
+      </w:r>
+      <w:r>
+        <w:rPr>
+          <w:rStyle w:val="jlqj4b"/>
+          <w:lang w:val="en-US"/>
+        </w:rPr>
+        <w:t xml:space="preserve">optimal settings. Finally, with </w:t>
+      </w:r>
+      <w:r>
+        <w:rPr>
+          <w:lang w:val="en-US"/>
+        </w:rPr>
+        <w:t xml:space="preserve">the seed as 4 and </w:t>
+      </w:r>
+      <w:r>
+        <w:rPr>
+          <w:rStyle w:val="jlqj4b"/>
+          <w:lang w:val="en-US"/>
+        </w:rPr>
+        <w:t xml:space="preserve">the determined settings stated on </w:t>
+      </w:r>
+      <w:r>
+        <w:rPr>
+          <w:rStyle w:val="jlqj4b"/>
           <w:u w:val="single"/>
           <w:lang w:val="en-US"/>
         </w:rPr>
-        <w:t>Table 4</w:t>
-      </w:r>
-      <w:r>
-        <w:rPr>
-          <w:lang w:val="en-US"/>
-        </w:rPr>
-        <w:t xml:space="preserve">. The results are </w:t>
+        <w:t>Section 2.6</w:t>
+      </w:r>
+      <w:r>
+        <w:rPr>
+          <w:rStyle w:val="jlqj4b"/>
+          <w:lang w:val="en-US"/>
+        </w:rPr>
+        <w:t>, we conclude</w:t>
+      </w:r>
+      <w:r>
+        <w:rPr>
+          <w:rStyle w:val="jlqj4b"/>
+          <w:lang w:val="en-US"/>
+        </w:rPr>
+        <w:t>d</w:t>
+      </w:r>
+      <w:r>
+        <w:rPr>
+          <w:rStyle w:val="jlqj4b"/>
+          <w:lang w:val="en-US"/>
+        </w:rPr>
+        <w:t xml:space="preserve"> the </w:t>
+      </w:r>
+      <w:r>
+        <w:rPr>
+          <w:rStyle w:val="jlqj4b"/>
+          <w:lang w:val="en-US"/>
+        </w:rPr>
+        <w:t>determined</w:t>
+      </w:r>
+      <w:r>
+        <w:rPr>
+          <w:rStyle w:val="jlqj4b"/>
+          <w:lang w:val="en-US"/>
+        </w:rPr>
+        <w:t xml:space="preserve"> problem with </w:t>
       </w:r>
       <w:r>
         <w:rPr>
@@ -15440,7 +16057,7 @@
           <w:bCs/>
           <w:lang w:val="en-US"/>
         </w:rPr>
-        <w:t>the accuracy of 87.21%</w:t>
+        <w:t>the accuracy of 97.95%</w:t>
       </w:r>
       <w:r>
         <w:rPr>
@@ -15451,52 +16068,53 @@
       </w:r>
       <w:r>
         <w:rPr>
-          <w:rStyle w:val="jlqj4b"/>
           <w:b/>
           <w:bCs/>
           <w:lang w:val="en-US"/>
         </w:rPr>
-        <w:t>the</w:t>
-      </w:r>
-      <w:r>
-        <w:rPr>
-          <w:rStyle w:val="jlqj4b"/>
-          <w:lang w:val="en-US"/>
-        </w:rPr>
-        <w:t xml:space="preserve"> </w:t>
-      </w:r>
-      <w:r>
-        <w:rPr>
-          <w:rStyle w:val="jlqj4b"/>
+        <w:t>the AUC score of 0.995995</w:t>
+      </w:r>
+      <w:r>
+        <w:rPr>
+          <w:lang w:val="en-US"/>
+        </w:rPr>
+        <w:t>,</w:t>
+      </w:r>
+      <w:r>
+        <w:rPr>
           <w:b/>
           <w:bCs/>
           <w:lang w:val="en-US"/>
         </w:rPr>
-        <w:t xml:space="preserve">AUC Score </w:t>
-      </w:r>
-      <w:r>
-        <w:rPr>
-          <w:rStyle w:val="jlqj4b"/>
+        <w:t xml:space="preserve"> the sensitivity of 97.94%</w:t>
+      </w:r>
+      <w:r>
+        <w:rPr>
+          <w:lang w:val="en-US"/>
+        </w:rPr>
+        <w:t>,</w:t>
+      </w:r>
+      <w:r>
+        <w:rPr>
           <w:b/>
           <w:bCs/>
           <w:lang w:val="en-US"/>
         </w:rPr>
-        <w:t>of</w:t>
-      </w:r>
-      <w:r>
-        <w:rPr>
-          <w:rStyle w:val="jlqj4b"/>
+        <w:t xml:space="preserve"> specificity of 97.97%</w:t>
+      </w:r>
+      <w:r>
+        <w:rPr>
+          <w:lang w:val="en-US"/>
+        </w:rPr>
+        <w:t>,</w:t>
+      </w:r>
+      <w:r>
+        <w:rPr>
           <w:b/>
           <w:bCs/>
           <w:lang w:val="en-US"/>
         </w:rPr>
-        <w:t xml:space="preserve"> 0.967805</w:t>
-      </w:r>
-      <w:r>
-        <w:rPr>
-          <w:lang w:val="en-US"/>
-        </w:rPr>
-        <w:t>,</w:t>
+        <w:t xml:space="preserve"> precision of 97.94</w:t>
       </w:r>
       <w:r>
         <w:rPr>
@@ -15504,13 +16122,13 @@
           <w:bCs/>
           <w:lang w:val="en-US"/>
         </w:rPr>
-        <w:t xml:space="preserve"> the sensitivity of 87.21%</w:t>
-      </w:r>
-      <w:r>
-        <w:rPr>
-          <w:lang w:val="en-US"/>
-        </w:rPr>
-        <w:t>,</w:t>
+        <w:t>%</w:t>
+      </w:r>
+      <w:r>
+        <w:rPr>
+          <w:lang w:val="en-US"/>
+        </w:rPr>
+        <w:t xml:space="preserve"> and </w:t>
       </w:r>
       <w:r>
         <w:rPr>
@@ -15518,48 +16136,16 @@
           <w:bCs/>
           <w:lang w:val="en-US"/>
         </w:rPr>
-        <w:t xml:space="preserve"> specificity of 87.40%</w:t>
-      </w:r>
-      <w:r>
-        <w:rPr>
-          <w:lang w:val="en-US"/>
-        </w:rPr>
-        <w:t>,</w:t>
-      </w:r>
-      <w:r>
-        <w:rPr>
-          <w:b/>
-          <w:bCs/>
-          <w:lang w:val="en-US"/>
-        </w:rPr>
-        <w:t xml:space="preserve"> precision of 87.34%</w:t>
-      </w:r>
-      <w:r>
-        <w:rPr>
-          <w:lang w:val="en-US"/>
-        </w:rPr>
-        <w:t xml:space="preserve"> and </w:t>
-      </w:r>
-      <w:r>
-        <w:rPr>
-          <w:b/>
-          <w:bCs/>
-          <w:lang w:val="en-US"/>
-        </w:rPr>
-        <w:t>the F1-score of 87.03%</w:t>
-      </w:r>
-      <w:r>
-        <w:rPr>
-          <w:rStyle w:val="jlqj4b"/>
+        <w:t>the F1-score of 97.94%</w:t>
+      </w:r>
+      <w:r>
+        <w:rPr>
           <w:lang w:val="en-US"/>
         </w:rPr>
         <w:t>.</w:t>
       </w:r>
       <w:r>
         <w:rPr>
-          <w:rStyle w:val="jlqj4b"/>
-          <w:b/>
-          <w:bCs/>
           <w:lang w:val="en-US"/>
         </w:rPr>
         <w:t xml:space="preserve"> </w:t>
@@ -15576,234 +16162,38 @@
       </w:pPr>
       <w:r>
         <w:rPr>
-          <w:rStyle w:val="jlqj4b"/>
-          <w:lang w:val="en-US"/>
-        </w:rPr>
-        <w:t xml:space="preserve">To show the power of ProposedNet on solving the </w:t>
-      </w:r>
-      <w:r>
-        <w:rPr>
-          <w:rStyle w:val="jlqj4b"/>
-          <w:lang w:val="en-US"/>
-        </w:rPr>
-        <w:t>main task</w:t>
-      </w:r>
-      <w:r>
-        <w:rPr>
-          <w:rStyle w:val="jlqj4b"/>
-          <w:lang w:val="en-US"/>
-        </w:rPr>
-        <w:t>, we collected the deep features of dataset extracted from the FC2-Layer, and used them on the experiments of SVM. By the help of Grid Search, we experimented 720 probabilities and find</w:t>
-      </w:r>
-      <w:r>
-        <w:rPr>
-          <w:rStyle w:val="jlqj4b"/>
-          <w:lang w:val="en-US"/>
-        </w:rPr>
-        <w:t xml:space="preserve"> the</w:t>
-      </w:r>
-      <w:r>
-        <w:rPr>
-          <w:rStyle w:val="jlqj4b"/>
+          <w:lang w:val="en-US"/>
+        </w:rPr>
+        <w:t xml:space="preserve">The detailed information for running and reproducing the experiments are stated in the </w:t>
+      </w:r>
+      <w:hyperlink r:id="rId17" w:history="1">
+        <w:r>
+          <w:rPr>
+            <w:rStyle w:val="Hyperlink"/>
+            <w:lang w:val="en-US"/>
+          </w:rPr>
+          <w:t>ReadMe File of project</w:t>
+        </w:r>
+      </w:hyperlink>
+      <w:r>
+        <w:rPr>
+          <w:lang w:val="en-US"/>
+        </w:rPr>
+        <w:t>.</w:t>
+      </w:r>
+      <w:r>
+        <w:rPr>
           <w:lang w:val="en-US"/>
         </w:rPr>
         <w:t xml:space="preserve"> </w:t>
       </w:r>
       <w:r>
         <w:rPr>
-          <w:rStyle w:val="jlqj4b"/>
-          <w:lang w:val="en-US"/>
-        </w:rPr>
-        <w:t xml:space="preserve">optimal settings. Finally, with </w:t>
-      </w:r>
-      <w:r>
-        <w:rPr>
-          <w:lang w:val="en-US"/>
-        </w:rPr>
-        <w:t xml:space="preserve">the seed as 4 and </w:t>
-      </w:r>
-      <w:r>
-        <w:rPr>
-          <w:rStyle w:val="jlqj4b"/>
-          <w:lang w:val="en-US"/>
-        </w:rPr>
-        <w:t xml:space="preserve">the determined settings stated on </w:t>
-      </w:r>
-      <w:r>
-        <w:rPr>
-          <w:rStyle w:val="jlqj4b"/>
-          <w:u w:val="single"/>
-          <w:lang w:val="en-US"/>
-        </w:rPr>
-        <w:t>Section 2.6</w:t>
-      </w:r>
-      <w:r>
-        <w:rPr>
-          <w:rStyle w:val="jlqj4b"/>
-          <w:lang w:val="en-US"/>
-        </w:rPr>
-        <w:t>, we</w:t>
-      </w:r>
-      <w:r>
-        <w:rPr>
-          <w:rStyle w:val="jlqj4b"/>
-          <w:lang w:val="en-US"/>
-        </w:rPr>
-        <w:t xml:space="preserve"> conclude</w:t>
-      </w:r>
-      <w:r>
-        <w:rPr>
-          <w:rStyle w:val="jlqj4b"/>
-          <w:lang w:val="en-US"/>
-        </w:rPr>
-        <w:t>d</w:t>
-      </w:r>
-      <w:r>
-        <w:rPr>
-          <w:rStyle w:val="jlqj4b"/>
-          <w:lang w:val="en-US"/>
-        </w:rPr>
-        <w:t xml:space="preserve"> the </w:t>
-      </w:r>
-      <w:r>
-        <w:rPr>
-          <w:rStyle w:val="jlqj4b"/>
-          <w:lang w:val="en-US"/>
-        </w:rPr>
-        <w:t>determined</w:t>
-      </w:r>
-      <w:r>
-        <w:rPr>
-          <w:rStyle w:val="jlqj4b"/>
-          <w:lang w:val="en-US"/>
-        </w:rPr>
-        <w:t xml:space="preserve"> problem with </w:t>
-      </w:r>
-      <w:r>
-        <w:rPr>
-          <w:rStyle w:val="jlqj4b"/>
-          <w:b/>
-          <w:bCs/>
-          <w:lang w:val="en-US"/>
-        </w:rPr>
-        <w:t>the accuracy of 97.95%</w:t>
-      </w:r>
-      <w:r>
-        <w:rPr>
-          <w:rStyle w:val="jlqj4b"/>
-          <w:lang w:val="en-US"/>
-        </w:rPr>
-        <w:t xml:space="preserve">, </w:t>
-      </w:r>
-      <w:r>
-        <w:rPr>
-          <w:b/>
-          <w:bCs/>
-          <w:lang w:val="en-US"/>
-        </w:rPr>
-        <w:t xml:space="preserve">the </w:t>
-      </w:r>
-      <w:r>
-        <w:rPr>
-          <w:b/>
-          <w:bCs/>
-          <w:lang w:val="en-US"/>
-        </w:rPr>
-        <w:t>AUC score of 0.995995</w:t>
-      </w:r>
-      <w:r>
-        <w:rPr>
-          <w:lang w:val="en-US"/>
-        </w:rPr>
-        <w:t>,</w:t>
-      </w:r>
-      <w:r>
-        <w:rPr>
-          <w:b/>
-          <w:bCs/>
-          <w:lang w:val="en-US"/>
-        </w:rPr>
-        <w:t xml:space="preserve"> the sensitivity of 97.94%</w:t>
-      </w:r>
-      <w:r>
-        <w:rPr>
-          <w:lang w:val="en-US"/>
-        </w:rPr>
-        <w:t>,</w:t>
-      </w:r>
-      <w:r>
-        <w:rPr>
-          <w:b/>
-          <w:bCs/>
-          <w:lang w:val="en-US"/>
-        </w:rPr>
-        <w:t xml:space="preserve"> specificity of 97.97%</w:t>
-      </w:r>
-      <w:r>
-        <w:rPr>
-          <w:lang w:val="en-US"/>
-        </w:rPr>
-        <w:t>,</w:t>
-      </w:r>
-      <w:r>
-        <w:rPr>
-          <w:b/>
-          <w:bCs/>
-          <w:lang w:val="en-US"/>
-        </w:rPr>
-        <w:t xml:space="preserve"> precision of 97.94</w:t>
-      </w:r>
-      <w:r>
-        <w:rPr>
-          <w:b/>
-          <w:bCs/>
-          <w:lang w:val="en-US"/>
-        </w:rPr>
-        <w:t>%</w:t>
-      </w:r>
-      <w:r>
-        <w:rPr>
-          <w:lang w:val="en-US"/>
-        </w:rPr>
-        <w:t xml:space="preserve"> and </w:t>
-      </w:r>
-      <w:r>
-        <w:rPr>
-          <w:b/>
-          <w:bCs/>
-          <w:lang w:val="en-US"/>
-        </w:rPr>
-        <w:t>the F1-score of 97.94%</w:t>
-      </w:r>
-      <w:r>
-        <w:rPr>
-          <w:lang w:val="en-US"/>
-        </w:rPr>
-        <w:t>.</w:t>
-      </w:r>
-      <w:r>
-        <w:rPr>
-          <w:lang w:val="en-US"/>
-        </w:rPr>
-        <w:t xml:space="preserve"> </w:t>
-      </w:r>
-    </w:p>
-    <w:p>
-      <w:pPr>
-        <w:spacing w:line="276" w:lineRule="auto"/>
-        <w:ind w:firstLine="360"/>
-        <w:jc w:val="both"/>
-        <w:rPr>
-          <w:lang w:val="en-US"/>
-        </w:rPr>
-      </w:pPr>
-      <w:r>
-        <w:rPr>
           <w:lang w:val="en-US"/>
         </w:rPr>
         <w:t xml:space="preserve">The constructed dataset can be found on the </w:t>
       </w:r>
-      <w:hyperlink r:id="rId17" w:history="1">
+      <w:hyperlink r:id="rId18" w:history="1">
         <w:r>
           <w:rPr>
             <w:rStyle w:val="Hyperlink"/>
@@ -15818,7 +16208,7 @@
         </w:rPr>
         <w:t xml:space="preserve">. For the reproducibility, the model weights of ProposedNet can be found on </w:t>
       </w:r>
-      <w:hyperlink r:id="rId18" w:history="1">
+      <w:hyperlink r:id="rId19" w:history="1">
         <w:r>
           <w:rPr>
             <w:rStyle w:val="Hyperlink"/>
@@ -15833,7 +16223,7 @@
         </w:rPr>
         <w:t xml:space="preserve">, and the extracted features &amp; labels can be found on </w:t>
       </w:r>
-      <w:hyperlink r:id="rId19" w:history="1">
+      <w:hyperlink r:id="rId20" w:history="1">
         <w:r>
           <w:rPr>
             <w:rStyle w:val="Hyperlink"/>
@@ -15848,7 +16238,7 @@
         </w:rPr>
         <w:t xml:space="preserve"> and </w:t>
       </w:r>
-      <w:hyperlink r:id="rId20" w:history="1">
+      <w:hyperlink r:id="rId21" w:history="1">
         <w:r>
           <w:rPr>
             <w:rStyle w:val="Hyperlink"/>
@@ -15861,21 +16251,6 @@
         <w:rPr>
           <w:lang w:val="en-US"/>
         </w:rPr>
-        <w:t xml:space="preserve">. The detailed information for running and reproducing the experiments are stated in the </w:t>
-      </w:r>
-      <w:hyperlink r:id="rId21" w:history="1">
-        <w:r>
-          <w:rPr>
-            <w:rStyle w:val="Hyperlink"/>
-            <w:lang w:val="en-US"/>
-          </w:rPr>
-          <w:t>ReadMe File of project</w:t>
-        </w:r>
-      </w:hyperlink>
-      <w:r>
-        <w:rPr>
-          <w:lang w:val="en-US"/>
-        </w:rPr>
         <w:t>.</w:t>
       </w:r>
     </w:p>
@@ -16045,7 +16420,6 @@
         <w:spacing w:line="276" w:lineRule="auto"/>
         <w:jc w:val="both"/>
         <w:rPr>
-          <w:rStyle w:val="jlqj4b"/>
           <w:lang w:val="en-US"/>
         </w:rPr>
       </w:pPr>
@@ -16139,6 +16513,30 @@
           <w:lang w:val="en-US"/>
         </w:rPr>
       </w:pPr>
+    </w:p>
+    <w:p>
+      <w:pPr>
+        <w:spacing w:line="276" w:lineRule="auto"/>
+        <w:jc w:val="both"/>
+        <w:rPr>
+          <w:lang w:val="en-US"/>
+        </w:rPr>
+      </w:pPr>
+    </w:p>
+    <w:p>
+      <w:pPr>
+        <w:spacing w:line="276" w:lineRule="auto"/>
+        <w:jc w:val="both"/>
+        <w:rPr>
+          <w:lang w:val="en-US"/>
+        </w:rPr>
+      </w:pPr>
+      <w:r>
+        <w:rPr>
+          <w:lang w:val="en-US"/>
+        </w:rPr>
+        <w:t>,</w:t>
+      </w:r>
     </w:p>
     <w:p>
       <w:pPr>
@@ -16192,7 +16590,7 @@
         <w:jc w:val="both"/>
       </w:pPr>
       <w:r>
-        <w:t>H.A. Rothan , S.N. Byrareddy , The epidemiology and pathogenesis of coronavirus disease (covid-19) outbreak, J. Autoimmun. (2020) 102433 .</w:t>
+        <w:t>H.A. Rothan , S.N. Byrareddy , The epidemiology and pathogenesis of coronavirus disease (covid-19) outbreak, J. Autoimmun. (2020) 102433.</w:t>
       </w:r>
       <w:r>
         <w:t xml:space="preserve"> </w:t>
@@ -16209,6 +16607,354 @@
         <w:jc w:val="both"/>
       </w:pPr>
       <w:r>
+        <w:t>Wardlaw, T.; Johansson, E.W.; Hodge, M. Pneumonia: The Forgotten Killer of Children; United Nations Children’s Fund (UNICEF): New York, NY, USA, 2006; p. 44.</w:t>
+      </w:r>
+    </w:p>
+    <w:p>
+      <w:pPr>
+        <w:pStyle w:val="ListParagraph"/>
+        <w:numPr>
+          <w:ilvl w:val="0"/>
+          <w:numId w:val="1"/>
+        </w:numPr>
+        <w:spacing w:line="276" w:lineRule="auto"/>
+        <w:jc w:val="both"/>
+      </w:pPr>
+      <w:r>
+        <w:t xml:space="preserve">Q. Li , X. Guan , P. Wu , X. Wang , L. Zhou , Y. Tong , R. Ren , K.S. Leung , E.H. Lau, J.Y. Wong , et al. , Early transmission dynamics in </w:t>
+      </w:r>
+      <w:proofErr w:type="spellStart"/>
+      <w:r>
+        <w:t>wuhan</w:t>
+      </w:r>
+      <w:proofErr w:type="spellEnd"/>
+      <w:r>
+        <w:t xml:space="preserve">, china, of novel </w:t>
+      </w:r>
+      <w:proofErr w:type="spellStart"/>
+      <w:r>
+        <w:t>coro</w:t>
+      </w:r>
+      <w:proofErr w:type="spellEnd"/>
+      <w:r>
+        <w:t xml:space="preserve">- </w:t>
+      </w:r>
+      <w:proofErr w:type="spellStart"/>
+      <w:r>
+        <w:t>navirus</w:t>
+      </w:r>
+      <w:proofErr w:type="spellEnd"/>
+      <w:r>
+        <w:t xml:space="preserve"> infected pneumonia, New England Journal of Medicine (2020)</w:t>
+      </w:r>
+    </w:p>
+    <w:p>
+      <w:pPr>
+        <w:pStyle w:val="ListParagraph"/>
+        <w:numPr>
+          <w:ilvl w:val="0"/>
+          <w:numId w:val="1"/>
+        </w:numPr>
+        <w:spacing w:line="276" w:lineRule="auto"/>
+        <w:jc w:val="both"/>
+      </w:pPr>
+      <w:r>
+        <w:t>Al-</w:t>
+      </w:r>
+      <w:proofErr w:type="spellStart"/>
+      <w:r>
+        <w:t>Falluji</w:t>
+      </w:r>
+      <w:proofErr w:type="spellEnd"/>
+      <w:r>
+        <w:t xml:space="preserve"> R.A., </w:t>
+      </w:r>
+      <w:proofErr w:type="spellStart"/>
+      <w:r>
+        <w:t>Katheeth</w:t>
+      </w:r>
+      <w:proofErr w:type="spellEnd"/>
+      <w:r>
+        <w:t xml:space="preserve"> Z.D., </w:t>
+      </w:r>
+      <w:proofErr w:type="spellStart"/>
+      <w:r>
+        <w:t>Alathari</w:t>
+      </w:r>
+      <w:proofErr w:type="spellEnd"/>
+      <w:r>
+        <w:t xml:space="preserve"> B: Automatic Detection of COVID-19 Using Chest X-Ray Images and Modified ResNet18 Based Convolution Neural Networks, 2020.</w:t>
+      </w:r>
+    </w:p>
+    <w:p>
+      <w:pPr>
+        <w:pStyle w:val="ListParagraph"/>
+        <w:numPr>
+          <w:ilvl w:val="0"/>
+          <w:numId w:val="1"/>
+        </w:numPr>
+        <w:spacing w:line="276" w:lineRule="auto"/>
+        <w:jc w:val="both"/>
+      </w:pPr>
+      <w:r>
+        <w:t xml:space="preserve">E. Y. P. Lee, M.Y. Ng and P. L. </w:t>
+      </w:r>
+      <w:proofErr w:type="spellStart"/>
+      <w:r>
+        <w:t>Khong</w:t>
+      </w:r>
+      <w:proofErr w:type="spellEnd"/>
+      <w:r>
+        <w:t xml:space="preserve">, “COVID-19 pneumonia: What has CT taught </w:t>
+      </w:r>
+      <w:proofErr w:type="gramStart"/>
+      <w:r>
+        <w:t>us?,</w:t>
+      </w:r>
+      <w:proofErr w:type="gramEnd"/>
+      <w:r>
+        <w:t xml:space="preserve">” Lancet </w:t>
+      </w:r>
+      <w:proofErr w:type="spellStart"/>
+      <w:r>
+        <w:t>InfectiousDiseases</w:t>
+      </w:r>
+      <w:proofErr w:type="spellEnd"/>
+      <w:r>
+        <w:t>, vol. 20, no. 4, pp. 384–385, 2020.</w:t>
+      </w:r>
+    </w:p>
+    <w:p>
+      <w:pPr>
+        <w:pStyle w:val="ListParagraph"/>
+        <w:numPr>
+          <w:ilvl w:val="0"/>
+          <w:numId w:val="1"/>
+        </w:numPr>
+        <w:spacing w:line="276" w:lineRule="auto"/>
+        <w:jc w:val="both"/>
+      </w:pPr>
+      <w:r>
+        <w:t xml:space="preserve">Tobias, R.R., De Jesus, L.C.M.; </w:t>
+      </w:r>
+      <w:proofErr w:type="spellStart"/>
+      <w:r>
+        <w:t>Mital</w:t>
+      </w:r>
+      <w:proofErr w:type="spellEnd"/>
+      <w:r>
+        <w:t xml:space="preserve">, M.E.G., </w:t>
+      </w:r>
+      <w:proofErr w:type="spellStart"/>
+      <w:r>
+        <w:t>Lauguico</w:t>
+      </w:r>
+      <w:proofErr w:type="spellEnd"/>
+      <w:r>
+        <w:t xml:space="preserve">, S.C.; Guillermo, M.A., </w:t>
+      </w:r>
+      <w:proofErr w:type="spellStart"/>
+      <w:r>
+        <w:t>Sybingco</w:t>
+      </w:r>
+      <w:proofErr w:type="spellEnd"/>
+      <w:r>
+        <w:t xml:space="preserve">, E., </w:t>
+      </w:r>
+      <w:proofErr w:type="spellStart"/>
+      <w:r>
+        <w:t>Bandala</w:t>
+      </w:r>
+      <w:proofErr w:type="spellEnd"/>
+      <w:r>
+        <w:t xml:space="preserve">, A.A. </w:t>
+      </w:r>
+      <w:proofErr w:type="spellStart"/>
+      <w:r>
+        <w:t>Dadios</w:t>
+      </w:r>
+      <w:proofErr w:type="spellEnd"/>
+      <w:r>
+        <w:t>, E.P. CNN-based Deep Learning Model for Chest X-ray Health Classification Using TensorFlow. In Proceedings of the 2020 RIVF International Conference on Computing and Communication Technologies, RIVF 2020, Ho Chi Minh, Vietnam, 14–15 October 2020 .</w:t>
+      </w:r>
+    </w:p>
+    <w:p>
+      <w:pPr>
+        <w:pStyle w:val="ListParagraph"/>
+        <w:numPr>
+          <w:ilvl w:val="0"/>
+          <w:numId w:val="1"/>
+        </w:numPr>
+        <w:spacing w:line="276" w:lineRule="auto"/>
+        <w:jc w:val="both"/>
+      </w:pPr>
+      <w:r>
+        <w:t xml:space="preserve">Stephen, O., </w:t>
+      </w:r>
+      <w:proofErr w:type="spellStart"/>
+      <w:r>
+        <w:t>Sain</w:t>
+      </w:r>
+      <w:proofErr w:type="spellEnd"/>
+      <w:r>
+        <w:t xml:space="preserve">, M., </w:t>
+      </w:r>
+      <w:proofErr w:type="spellStart"/>
+      <w:r>
+        <w:t>Maduh</w:t>
+      </w:r>
+      <w:proofErr w:type="spellEnd"/>
+      <w:r>
+        <w:t xml:space="preserve">, U.J., </w:t>
+      </w:r>
+      <w:proofErr w:type="spellStart"/>
+      <w:r>
+        <w:t>Jeong</w:t>
+      </w:r>
+      <w:proofErr w:type="spellEnd"/>
+      <w:r>
+        <w:t xml:space="preserve">, D.U. An Efficient Deep Learning Approach to Pneumonia Classification in Healthcare. J. </w:t>
+      </w:r>
+      <w:proofErr w:type="spellStart"/>
+      <w:r>
+        <w:t>Healthc</w:t>
+      </w:r>
+      <w:proofErr w:type="spellEnd"/>
+      <w:r>
+        <w:t>. England, 2019.</w:t>
+      </w:r>
+    </w:p>
+    <w:p>
+      <w:pPr>
+        <w:pStyle w:val="ListParagraph"/>
+        <w:numPr>
+          <w:ilvl w:val="0"/>
+          <w:numId w:val="1"/>
+        </w:numPr>
+        <w:spacing w:line="276" w:lineRule="auto"/>
+        <w:jc w:val="both"/>
+      </w:pPr>
+      <w:proofErr w:type="spellStart"/>
+      <w:r>
+        <w:t>Elshennawy</w:t>
+      </w:r>
+      <w:proofErr w:type="spellEnd"/>
+      <w:r>
+        <w:t>, N.M., Ibrahim, D.M. Deep-Pneumonia Framework Using Deep Learning Models Based on Chest X-Ray Images. Diagnostics 2020, 10, 649.</w:t>
+      </w:r>
+    </w:p>
+    <w:p>
+      <w:pPr>
+        <w:pStyle w:val="ListParagraph"/>
+        <w:numPr>
+          <w:ilvl w:val="0"/>
+          <w:numId w:val="1"/>
+        </w:numPr>
+        <w:spacing w:line="276" w:lineRule="auto"/>
+        <w:jc w:val="both"/>
+      </w:pPr>
+      <w:proofErr w:type="spellStart"/>
+      <w:r>
+        <w:t>Emhamed</w:t>
+      </w:r>
+      <w:proofErr w:type="spellEnd"/>
+      <w:r>
+        <w:t xml:space="preserve">, R., </w:t>
+      </w:r>
+      <w:proofErr w:type="spellStart"/>
+      <w:r>
+        <w:t>Mamlook</w:t>
+      </w:r>
+      <w:proofErr w:type="spellEnd"/>
+      <w:r>
+        <w:t>, A., Chen, S. Investigation of the performance of Machine Learning Classifiers for Pneumonia Detection in Chest X-ray Images. In Proceedings of the 2020 IEEE International Conference on Electro Information Technology (EIT), Chicago, IL, USA, 31 July–1 August 2020; pp. 98–104.</w:t>
+      </w:r>
+    </w:p>
+    <w:p>
+      <w:pPr>
+        <w:pStyle w:val="ListParagraph"/>
+        <w:numPr>
+          <w:ilvl w:val="0"/>
+          <w:numId w:val="1"/>
+        </w:numPr>
+        <w:spacing w:line="276" w:lineRule="auto"/>
+        <w:jc w:val="both"/>
+      </w:pPr>
+      <w:r>
+        <w:t>Wang L., Lin Z.Q., Wong A. COVID-Net: a tailored deep convolutional neural network design for detection of COVID-19 cases from chest X-ray images, Scientific Reports 2020.</w:t>
+      </w:r>
+    </w:p>
+    <w:p>
+      <w:pPr>
+        <w:pStyle w:val="ListParagraph"/>
+        <w:numPr>
+          <w:ilvl w:val="0"/>
+          <w:numId w:val="1"/>
+        </w:numPr>
+        <w:spacing w:line="276" w:lineRule="auto"/>
+        <w:jc w:val="both"/>
+      </w:pPr>
+      <w:r>
+        <w:t xml:space="preserve">Ozturk T, </w:t>
+      </w:r>
+      <w:proofErr w:type="spellStart"/>
+      <w:r>
+        <w:t>Talo</w:t>
+      </w:r>
+      <w:proofErr w:type="spellEnd"/>
+      <w:r>
+        <w:t xml:space="preserve"> M, Yildirim EA, </w:t>
+      </w:r>
+      <w:proofErr w:type="spellStart"/>
+      <w:r>
+        <w:t>Baloglu</w:t>
+      </w:r>
+      <w:proofErr w:type="spellEnd"/>
+      <w:r>
+        <w:t xml:space="preserve"> UB, Yildirim O, Acharya UR, Automated detection of COVID-19 cases using deep neural networks with X-ray images. </w:t>
+      </w:r>
+      <w:proofErr w:type="spellStart"/>
+      <w:r>
+        <w:t>Comput</w:t>
+      </w:r>
+      <w:proofErr w:type="spellEnd"/>
+      <w:r>
+        <w:t xml:space="preserve"> Biol Med (2020), 121:103792</w:t>
+      </w:r>
+    </w:p>
+    <w:p>
+      <w:pPr>
+        <w:pStyle w:val="ListParagraph"/>
+        <w:numPr>
+          <w:ilvl w:val="0"/>
+          <w:numId w:val="1"/>
+        </w:numPr>
+        <w:spacing w:line="276" w:lineRule="auto"/>
+        <w:jc w:val="both"/>
+      </w:pPr>
+      <w:r>
+        <w:t xml:space="preserve">M. Nour, Z. Cömert, K. Polat: A Novel Medical Diagnosis model for COVID-19 infection detection based on Deep Features and Bayesian Optimization (2020) 106508, </w:t>
+      </w:r>
+      <w:hyperlink r:id="rId22" w:history="1">
+        <w:r>
+          <w:rPr>
+            <w:rStyle w:val="Hyperlink"/>
+          </w:rPr>
+          <w:t>https://doi.org/10.1016/j.asoc.2020.106580</w:t>
+        </w:r>
+      </w:hyperlink>
+    </w:p>
+    <w:p>
+      <w:pPr>
+        <w:pStyle w:val="ListParagraph"/>
+        <w:numPr>
+          <w:ilvl w:val="0"/>
+          <w:numId w:val="1"/>
+        </w:numPr>
+        <w:spacing w:line="276" w:lineRule="auto"/>
+        <w:jc w:val="both"/>
+      </w:pPr>
+      <w:r>
         <w:t xml:space="preserve">E. Başaran, Z. Cömert, Y. Çelik, Convolutional neural network </w:t>
       </w:r>
       <w:r>
@@ -16223,7 +16969,7 @@
       <w:r>
         <w:t xml:space="preserve"> Process. Control 56 (2020) 101734, </w:t>
       </w:r>
-      <w:hyperlink r:id="rId22" w:history="1">
+      <w:hyperlink r:id="rId23" w:history="1">
         <w:r>
           <w:rPr>
             <w:rStyle w:val="Hyperlink"/>
@@ -16260,7 +17006,7 @@
       <w:r>
         <w:t xml:space="preserve">, Med. Hypotheses. 134 (2020) 109531, </w:t>
       </w:r>
-      <w:hyperlink r:id="rId23" w:history="1">
+      <w:hyperlink r:id="rId24" w:history="1">
         <w:r>
           <w:rPr>
             <w:rStyle w:val="Hyperlink"/>
@@ -16281,26 +17027,6 @@
         </w:numPr>
         <w:spacing w:line="276" w:lineRule="auto"/>
         <w:jc w:val="both"/>
-      </w:pPr>
-      <w:r>
-        <w:t xml:space="preserve">M. Nour, Z. Cömert, K. Polat: A Novel Medical Diagnosis model for COVID-19 infection detection based on Deep Features and Bayesian Optimization (2020) 106508, </w:t>
-      </w:r>
-      <w:hyperlink r:id="rId24" w:history="1">
-        <w:r>
-          <w:rPr>
-            <w:rStyle w:val="Hyperlink"/>
-          </w:rPr>
-          <w:t>https://doi.org/10.1016/j.asoc.2020.106580</w:t>
-        </w:r>
-      </w:hyperlink>
-    </w:p>
-    <w:p>
-      <w:pPr>
-        <w:pStyle w:val="ListParagraph"/>
-        <w:numPr>
-          <w:ilvl w:val="0"/>
-          <w:numId w:val="1"/>
-        </w:numPr>
         <w:rPr>
           <w:lang w:eastAsia="en-US"/>
         </w:rPr>
@@ -16338,7 +17064,15 @@
           <w:color w:val="202122"/>
           <w:shd w:val="clear" w:color="auto" w:fill="FFFFFF"/>
         </w:rPr>
-        <w:t>. In Proceedings of the 30th international conference on machine learning (ICML-13). </w:t>
+        <w:t xml:space="preserve">. In Proceedings of the 30th international conference </w:t>
+      </w:r>
+      <w:r>
+        <w:rPr>
+          <w:color w:val="202122"/>
+          <w:shd w:val="clear" w:color="auto" w:fill="FFFFFF"/>
+        </w:rPr>
+        <w:lastRenderedPageBreak/>
+        <w:t>on machine learning (ICML-13). </w:t>
       </w:r>
       <w:r>
         <w:rPr>
@@ -16410,9 +17144,49 @@
         </w:r>
       </w:hyperlink>
     </w:p>
+    <w:p>
+      <w:pPr>
+        <w:pStyle w:val="ListParagraph"/>
+        <w:numPr>
+          <w:ilvl w:val="0"/>
+          <w:numId w:val="1"/>
+        </w:numPr>
+        <w:spacing w:line="276" w:lineRule="auto"/>
+        <w:jc w:val="both"/>
+      </w:pPr>
+      <w:r>
+        <w:t xml:space="preserve">Yu X., Wang S.H., </w:t>
+      </w:r>
+      <w:r>
+        <w:t xml:space="preserve">Zhang Y.D. </w:t>
+      </w:r>
+      <w:proofErr w:type="spellStart"/>
+      <w:r>
+        <w:t>CGNet</w:t>
+      </w:r>
+      <w:proofErr w:type="spellEnd"/>
+      <w:r>
+        <w:t xml:space="preserve">: A graph-knowledge embedded convolutional neural network for detection of pneumonia, Information Processing and Management 58 (2021), </w:t>
+      </w:r>
+      <w:hyperlink r:id="rId26" w:history="1">
+        <w:r>
+          <w:rPr>
+            <w:rStyle w:val="Hyperlink"/>
+          </w:rPr>
+          <w:t>https://doi.org/10.1016/j.cmpb.2020.105608</w:t>
+        </w:r>
+      </w:hyperlink>
+    </w:p>
+    <w:p>
+      <w:pPr>
+        <w:pStyle w:val="ListParagraph"/>
+        <w:spacing w:line="276" w:lineRule="auto"/>
+        <w:jc w:val="both"/>
+      </w:pPr>
+    </w:p>
     <w:sectPr>
-      <w:footerReference w:type="even" r:id="rId26"/>
-      <w:footerReference w:type="default" r:id="rId27"/>
+      <w:footerReference w:type="even" r:id="rId27"/>
+      <w:footerReference w:type="default" r:id="rId28"/>
       <w:pgSz w:w="11900" w:h="16840"/>
       <w:pgMar w:top="326" w:right="1417" w:bottom="679" w:left="1417" w:header="708" w:footer="708" w:gutter="0"/>
       <w:cols w:space="708"/>
@@ -16680,9 +17454,9 @@
   </w:abstractNum>
   <w:abstractNum w:abstractNumId="1" w15:restartNumberingAfterBreak="0">
     <w:nsid w:val="1BEB4AF4"/>
-    <w:multiLevelType w:val="hybridMultilevel"/>
-    <w:tmpl w:val="B880BF52"/>
-    <w:lvl w:ilvl="0" w:tplc="041F000F">
+    <w:multiLevelType w:val="multilevel"/>
+    <w:tmpl w:val="A32433D8"/>
+    <w:lvl w:ilvl="0">
       <w:start w:val="1"/>
       <w:numFmt w:val="decimal"/>
       <w:lvlText w:val="%1."/>
@@ -16694,77 +17468,109 @@
         <w:rFonts w:hint="default"/>
       </w:rPr>
     </w:lvl>
-    <w:lvl w:ilvl="1" w:tplc="041F0019" w:tentative="1">
-      <w:start w:val="1"/>
-      <w:numFmt w:val="lowerLetter"/>
-      <w:lvlText w:val="%2."/>
+    <w:lvl w:ilvl="1">
+      <w:start w:val="2"/>
+      <w:numFmt w:val="decimal"/>
+      <w:isLgl/>
+      <w:lvlText w:val="%1.%2"/>
       <w:lvlJc w:val="left"/>
       <w:pPr>
-        <w:ind w:left="1440" w:hanging="360"/>
-      </w:pPr>
+        <w:ind w:left="900" w:hanging="540"/>
+      </w:pPr>
+      <w:rPr>
+        <w:rFonts w:hint="default"/>
+      </w:rPr>
     </w:lvl>
-    <w:lvl w:ilvl="2" w:tplc="041F001B" w:tentative="1">
-      <w:start w:val="1"/>
-      <w:numFmt w:val="lowerRoman"/>
-      <w:lvlText w:val="%3."/>
-      <w:lvlJc w:val="right"/>
-      <w:pPr>
-        <w:ind w:left="2160" w:hanging="180"/>
-      </w:pPr>
-    </w:lvl>
-    <w:lvl w:ilvl="3" w:tplc="041F000F" w:tentative="1">
+    <w:lvl w:ilvl="2">
       <w:start w:val="1"/>
       <w:numFmt w:val="decimal"/>
-      <w:lvlText w:val="%4."/>
+      <w:isLgl/>
+      <w:lvlText w:val="%1.%2.%3"/>
       <w:lvlJc w:val="left"/>
       <w:pPr>
-        <w:ind w:left="2880" w:hanging="360"/>
-      </w:pPr>
+        <w:ind w:left="1080" w:hanging="720"/>
+      </w:pPr>
+      <w:rPr>
+        <w:rFonts w:hint="default"/>
+      </w:rPr>
     </w:lvl>
-    <w:lvl w:ilvl="4" w:tplc="041F0019" w:tentative="1">
-      <w:start w:val="1"/>
-      <w:numFmt w:val="lowerLetter"/>
-      <w:lvlText w:val="%5."/>
-      <w:lvlJc w:val="left"/>
-      <w:pPr>
-        <w:ind w:left="3600" w:hanging="360"/>
-      </w:pPr>
-    </w:lvl>
-    <w:lvl w:ilvl="5" w:tplc="041F001B" w:tentative="1">
-      <w:start w:val="1"/>
-      <w:numFmt w:val="lowerRoman"/>
-      <w:lvlText w:val="%6."/>
-      <w:lvlJc w:val="right"/>
-      <w:pPr>
-        <w:ind w:left="4320" w:hanging="180"/>
-      </w:pPr>
-    </w:lvl>
-    <w:lvl w:ilvl="6" w:tplc="041F000F" w:tentative="1">
+    <w:lvl w:ilvl="3">
       <w:start w:val="1"/>
       <w:numFmt w:val="decimal"/>
-      <w:lvlText w:val="%7."/>
+      <w:isLgl/>
+      <w:lvlText w:val="%1.%2.%3.%4"/>
       <w:lvlJc w:val="left"/>
       <w:pPr>
-        <w:ind w:left="5040" w:hanging="360"/>
-      </w:pPr>
+        <w:ind w:left="1080" w:hanging="720"/>
+      </w:pPr>
+      <w:rPr>
+        <w:rFonts w:hint="default"/>
+      </w:rPr>
     </w:lvl>
-    <w:lvl w:ilvl="7" w:tplc="041F0019" w:tentative="1">
+    <w:lvl w:ilvl="4">
       <w:start w:val="1"/>
-      <w:numFmt w:val="lowerLetter"/>
-      <w:lvlText w:val="%8."/>
+      <w:numFmt w:val="decimal"/>
+      <w:isLgl/>
+      <w:lvlText w:val="%1.%2.%3.%4.%5"/>
       <w:lvlJc w:val="left"/>
       <w:pPr>
-        <w:ind w:left="5760" w:hanging="360"/>
-      </w:pPr>
+        <w:ind w:left="1440" w:hanging="1080"/>
+      </w:pPr>
+      <w:rPr>
+        <w:rFonts w:hint="default"/>
+      </w:rPr>
     </w:lvl>
-    <w:lvl w:ilvl="8" w:tplc="041F001B" w:tentative="1">
+    <w:lvl w:ilvl="5">
       <w:start w:val="1"/>
-      <w:numFmt w:val="lowerRoman"/>
-      <w:lvlText w:val="%9."/>
-      <w:lvlJc w:val="right"/>
-      <w:pPr>
-        <w:ind w:left="6480" w:hanging="180"/>
-      </w:pPr>
+      <w:numFmt w:val="decimal"/>
+      <w:isLgl/>
+      <w:lvlText w:val="%1.%2.%3.%4.%5.%6"/>
+      <w:lvlJc w:val="left"/>
+      <w:pPr>
+        <w:ind w:left="1440" w:hanging="1080"/>
+      </w:pPr>
+      <w:rPr>
+        <w:rFonts w:hint="default"/>
+      </w:rPr>
+    </w:lvl>
+    <w:lvl w:ilvl="6">
+      <w:start w:val="1"/>
+      <w:numFmt w:val="decimal"/>
+      <w:isLgl/>
+      <w:lvlText w:val="%1.%2.%3.%4.%5.%6.%7"/>
+      <w:lvlJc w:val="left"/>
+      <w:pPr>
+        <w:ind w:left="1800" w:hanging="1440"/>
+      </w:pPr>
+      <w:rPr>
+        <w:rFonts w:hint="default"/>
+      </w:rPr>
+    </w:lvl>
+    <w:lvl w:ilvl="7">
+      <w:start w:val="1"/>
+      <w:numFmt w:val="decimal"/>
+      <w:isLgl/>
+      <w:lvlText w:val="%1.%2.%3.%4.%5.%6.%7.%8"/>
+      <w:lvlJc w:val="left"/>
+      <w:pPr>
+        <w:ind w:left="1800" w:hanging="1440"/>
+      </w:pPr>
+      <w:rPr>
+        <w:rFonts w:hint="default"/>
+      </w:rPr>
+    </w:lvl>
+    <w:lvl w:ilvl="8">
+      <w:start w:val="1"/>
+      <w:numFmt w:val="decimal"/>
+      <w:isLgl/>
+      <w:lvlText w:val="%1.%2.%3.%4.%5.%6.%7.%8.%9"/>
+      <w:lvlJc w:val="left"/>
+      <w:pPr>
+        <w:ind w:left="2160" w:hanging="1800"/>
+      </w:pPr>
+      <w:rPr>
+        <w:rFonts w:hint="default"/>
+      </w:rPr>
     </w:lvl>
   </w:abstractNum>
   <w:abstractNum w:abstractNumId="2" w15:restartNumberingAfterBreak="0">
@@ -17677,7 +18483,7 @@
   <w:style w:type="paragraph" w:default="1" w:styleId="Normal">
     <w:name w:val="Normal"/>
     <w:qFormat/>
-    <w:rsid w:val="0016433E"/>
+    <w:rsid w:val="00BE272A"/>
     <w:rPr>
       <w:rFonts w:ascii="Times New Roman" w:eastAsia="Times New Roman" w:hAnsi="Times New Roman" w:cs="Times New Roman"/>
       <w:lang w:eastAsia="tr-TR"/>
@@ -18046,6 +18852,17 @@
     <w:basedOn w:val="DefaultParagraphFont"/>
     <w:rsid w:val="004570DC"/>
   </w:style>
+  <w:style w:type="paragraph" w:styleId="Revision">
+    <w:name w:val="Revision"/>
+    <w:hidden/>
+    <w:uiPriority w:val="99"/>
+    <w:semiHidden/>
+    <w:rsid w:val="00BA617E"/>
+    <w:rPr>
+      <w:rFonts w:ascii="Times New Roman" w:eastAsia="Times New Roman" w:hAnsi="Times New Roman" w:cs="Times New Roman"/>
+      <w:lang w:eastAsia="tr-TR"/>
+    </w:rPr>
+  </w:style>
 </w:styles>
 </file>
 

--- a/final_project_paper.docx
+++ b/final_project_paper.docx
@@ -36,7 +36,27 @@
           <w:szCs w:val="32"/>
           <w:lang w:val="en-US"/>
         </w:rPr>
-        <w:t>A PROPOSED CNN ARCHITECTURE TO DIAGNOSE PNEUMONIA AND ITS CAUSES FROM CHEST X-RAY CT</w:t>
+        <w:t xml:space="preserve">A </w:t>
+      </w:r>
+      <w:r>
+        <w:rPr>
+          <w:b/>
+          <w:bCs/>
+          <w:sz w:val="32"/>
+          <w:szCs w:val="32"/>
+          <w:lang w:val="en-US"/>
+        </w:rPr>
+        <w:t>NOVEL</w:t>
+      </w:r>
+      <w:r>
+        <w:rPr>
+          <w:b/>
+          <w:bCs/>
+          <w:sz w:val="32"/>
+          <w:szCs w:val="32"/>
+          <w:lang w:val="en-US"/>
+        </w:rPr>
+        <w:t xml:space="preserve"> CNN ARCHITECTURE TO DIAGNOSE PNEUMONIA AND ITS CAUSES FROM CHEST X-RAY</w:t>
       </w:r>
     </w:p>
     <w:p>
@@ -135,7 +155,43 @@
         <w:rPr>
           <w:lang w:val="en-US"/>
         </w:rPr>
-        <w:t>COVID-19 has infected more than 85 million people worldwide, killed 1.85 million and is still spreading rapidly around the world. It is important to detect COVID-19 as quickly and accurately as possible in order to control the spread of the disease and treat patients. While PCR is still the core truth of COVID-19 diagnosis, the sensitivity of PCR testing is not high enough for the low viral load or lab error present in test samples</w:t>
+        <w:t>COVID-19 has infected more than 85 million people worldwide, killed 1.85 million</w:t>
+      </w:r>
+      <w:r>
+        <w:rPr>
+          <w:lang w:val="en-US"/>
+        </w:rPr>
+        <w:t>,</w:t>
+      </w:r>
+      <w:r>
+        <w:rPr>
+          <w:lang w:val="en-US"/>
+        </w:rPr>
+        <w:t xml:space="preserve"> and is still spreading rapidly around the world. It is important to detect COVID-19 as quickly and accurately as possible in order to control the spread of the disease and treat patients. While </w:t>
+      </w:r>
+      <w:r>
+        <w:rPr>
+          <w:lang w:val="en-US"/>
+        </w:rPr>
+        <w:t>Polymerase Chain Reaction (</w:t>
+      </w:r>
+      <w:r>
+        <w:rPr>
+          <w:lang w:val="en-US"/>
+        </w:rPr>
+        <w:t>PCR</w:t>
+      </w:r>
+      <w:r>
+        <w:rPr>
+          <w:lang w:val="en-US"/>
+        </w:rPr>
+        <w:t>)</w:t>
+      </w:r>
+      <w:r>
+        <w:rPr>
+          <w:lang w:val="en-US"/>
+        </w:rPr>
+        <w:t xml:space="preserve"> is still the core truth of COVID-19 diagnosis, the sensitivity of PCR testing is not high enough for the low viral load or lab error present in test samples</w:t>
       </w:r>
       <w:r>
         <w:rPr>
@@ -239,14 +295,16 @@
         <w:rPr>
           <w:lang w:val="en-US"/>
         </w:rPr>
-        <w:t>and bacteria</w:t>
-      </w:r>
-      <w:r>
-        <w:rPr>
-          <w:lang w:val="en-US"/>
-        </w:rPr>
-        <w:t>l</w:t>
-      </w:r>
+        <w:t xml:space="preserve">and </w:t>
+      </w:r>
+      <w:proofErr w:type="spellStart"/>
+      <w:r>
+        <w:rPr>
+          <w:lang w:val="en-US"/>
+        </w:rPr>
+        <w:t>bacteria</w:t>
+      </w:r>
+      <w:proofErr w:type="spellEnd"/>
       <w:r>
         <w:rPr>
           <w:lang w:val="en-US"/>
@@ -287,7 +345,19 @@
         <w:rPr>
           <w:lang w:val="en-US"/>
         </w:rPr>
-        <w:t xml:space="preserve">Computed Tomography (CT) has been an </w:t>
+        <w:t xml:space="preserve">Computed </w:t>
+      </w:r>
+      <w:r>
+        <w:rPr>
+          <w:lang w:val="en-US"/>
+        </w:rPr>
+        <w:t>t</w:t>
+      </w:r>
+      <w:r>
+        <w:rPr>
+          <w:lang w:val="en-US"/>
+        </w:rPr>
+        <w:t xml:space="preserve">omography (CT) has been an </w:t>
       </w:r>
       <w:r>
         <w:rPr>
@@ -379,7 +449,14 @@
         <w:rPr>
           <w:lang w:val="en-US"/>
         </w:rPr>
-        <w:t>Some reviews in the literature suggest that CT is a sensitive method for detecting COVID-19 and bacterial pneumonia even in asymptomatic individuals. In addition, CT can be a particularly important screening tool in a small proportion of patients with false negative PCR results</w:t>
+        <w:t xml:space="preserve">Some reviews in the literature suggest that CT is a sensitive method for detecting COVID-19 and bacterial pneumonia even in asymptomatic individuals. In addition, CT can be a particularly important screening tool in a small proportion of patients with false negative PCR </w:t>
+      </w:r>
+      <w:r>
+        <w:rPr>
+          <w:lang w:val="en-US"/>
+        </w:rPr>
+        <w:lastRenderedPageBreak/>
+        <w:t>results</w:t>
       </w:r>
       <w:r>
         <w:rPr>
@@ -414,24 +491,6 @@
           <w:lang w:val="en-US"/>
         </w:rPr>
       </w:pPr>
-    </w:p>
-    <w:p>
-      <w:pPr>
-        <w:spacing w:line="276" w:lineRule="auto"/>
-        <w:jc w:val="both"/>
-        <w:rPr>
-          <w:lang w:val="en-US"/>
-        </w:rPr>
-      </w:pPr>
-    </w:p>
-    <w:p>
-      <w:pPr>
-        <w:spacing w:line="276" w:lineRule="auto"/>
-        <w:jc w:val="both"/>
-        <w:rPr>
-          <w:lang w:val="en-US"/>
-        </w:rPr>
-      </w:pPr>
       <w:r>
         <w:rPr>
           <w:lang w:val="en-US"/>
@@ -442,19 +501,45 @@
         <w:rPr>
           <w:lang w:val="en-US"/>
         </w:rPr>
-        <w:t xml:space="preserve">On the other hand, on a large scale, the use of Deep Learning techniques can be used to mitigate COVID-19, bacterial or other </w:t>
-      </w:r>
-      <w:r>
-        <w:rPr>
-          <w:lang w:val="en-US"/>
-        </w:rPr>
-        <w:t>viral</w:t>
-      </w:r>
-      <w:r>
-        <w:rPr>
-          <w:lang w:val="en-US"/>
-        </w:rPr>
-        <w:t xml:space="preserve"> based pneumonia disease like outbreaks in terms </w:t>
+        <w:t xml:space="preserve">On the other hand, on a large scale, the use of </w:t>
+      </w:r>
+      <w:r>
+        <w:rPr>
+          <w:lang w:val="en-US"/>
+        </w:rPr>
+        <w:t>d</w:t>
+      </w:r>
+      <w:r>
+        <w:rPr>
+          <w:lang w:val="en-US"/>
+        </w:rPr>
+        <w:t xml:space="preserve">eep </w:t>
+      </w:r>
+      <w:r>
+        <w:rPr>
+          <w:lang w:val="en-US"/>
+        </w:rPr>
+        <w:t>l</w:t>
+      </w:r>
+      <w:r>
+        <w:rPr>
+          <w:lang w:val="en-US"/>
+        </w:rPr>
+        <w:t xml:space="preserve">earning techniques can be used to mitigate COVID-19, bacterial or other </w:t>
+      </w:r>
+      <w:proofErr w:type="gramStart"/>
+      <w:r>
+        <w:rPr>
+          <w:lang w:val="en-US"/>
+        </w:rPr>
+        <w:t>virus based</w:t>
+      </w:r>
+      <w:proofErr w:type="gramEnd"/>
+      <w:r>
+        <w:rPr>
+          <w:lang w:val="en-US"/>
+        </w:rPr>
+        <w:t xml:space="preserve"> pneumonia disease like outbreaks in terms </w:t>
       </w:r>
     </w:p>
     <w:p>
@@ -503,19 +588,21 @@
         <w:rPr>
           <w:lang w:val="en-US"/>
         </w:rPr>
-        <w:t xml:space="preserve"> In many studies, transfer learning, use of pre-trained models</w:t>
-      </w:r>
-      <w:r>
-        <w:rPr>
-          <w:lang w:val="en-US"/>
-        </w:rPr>
-        <w:t xml:space="preserve"> and</w:t>
-      </w:r>
-      <w:r>
-        <w:rPr>
-          <w:lang w:val="en-US"/>
-        </w:rPr>
-        <w:t xml:space="preserve"> data augmentation are observed.</w:t>
+        <w:t xml:space="preserve"> In many studies, transfer learning, use of pre-trained models, data augmentation </w:t>
+      </w:r>
+      <w:proofErr w:type="gramStart"/>
+      <w:r>
+        <w:rPr>
+          <w:lang w:val="en-US"/>
+        </w:rPr>
+        <w:t>are</w:t>
+      </w:r>
+      <w:proofErr w:type="gramEnd"/>
+      <w:r>
+        <w:rPr>
+          <w:lang w:val="en-US"/>
+        </w:rPr>
+        <w:t xml:space="preserve"> observed.</w:t>
       </w:r>
     </w:p>
     <w:p>
@@ -543,7 +630,49 @@
         <w:rPr>
           <w:lang w:val="en-US"/>
         </w:rPr>
-        <w:t>] used MobileNetV2, a CNN-based and pre-trained model, in order to classify the chest x-ray image in the normal or pneumonia category and observed the results. In the results obtained, it was seen that the model has an accuracy percentage of around 90</w:t>
+        <w:t xml:space="preserve">] used MobileNetV2, a CNN-based and pre-trained model, in order to classify the </w:t>
+      </w:r>
+      <w:r>
+        <w:rPr>
+          <w:lang w:val="en-US"/>
+        </w:rPr>
+        <w:t>C</w:t>
+      </w:r>
+      <w:r>
+        <w:rPr>
+          <w:lang w:val="en-US"/>
+        </w:rPr>
+        <w:t xml:space="preserve">hest </w:t>
+      </w:r>
+      <w:r>
+        <w:rPr>
+          <w:lang w:val="en-US"/>
+        </w:rPr>
+        <w:t>X</w:t>
+      </w:r>
+      <w:r>
+        <w:rPr>
+          <w:lang w:val="en-US"/>
+        </w:rPr>
+        <w:t>-ray image in the normal or pneumonia category and observed the results. In the results obtained, it was seen that the model has an accuracy percentage of around 90%.</w:t>
+      </w:r>
+      <w:r>
+        <w:rPr>
+          <w:lang w:val="en-US"/>
+        </w:rPr>
+        <w:t xml:space="preserve"> Stephen et al. [</w:t>
+      </w:r>
+      <w:r>
+        <w:rPr>
+          <w:lang w:val="en-US"/>
+        </w:rPr>
+        <w:t>7</w:t>
+      </w:r>
+      <w:r>
+        <w:rPr>
+          <w:lang w:val="en-US"/>
+        </w:rPr>
+        <w:t>]</w:t>
       </w:r>
       <w:r>
         <w:rPr>
@@ -555,19 +684,33 @@
         <w:rPr>
           <w:lang w:val="en-US"/>
         </w:rPr>
-        <w:t>%.</w:t>
-      </w:r>
-      <w:r>
-        <w:rPr>
-          <w:lang w:val="en-US"/>
-        </w:rPr>
-        <w:t xml:space="preserve"> Stephen et al. [</w:t>
-      </w:r>
-      <w:r>
-        <w:rPr>
-          <w:lang w:val="en-US"/>
-        </w:rPr>
-        <w:t>7</w:t>
+        <w:t>proposed a new CNN model to detect the presence of pneumonia from chest X-ray data and determine its source. They constructed CNN model from scratch to extract features from a given chest X-ray image and classify it to determine if a person is infected with pneumonia. They have applied different algorithms to the model to obtain a remarkable classification performance. It was evaluated that the results obtained could be remarkable and alternative to other models.</w:t>
+      </w:r>
+      <w:r>
+        <w:rPr>
+          <w:lang w:val="en-US"/>
+        </w:rPr>
+        <w:t xml:space="preserve"> </w:t>
+      </w:r>
+      <w:proofErr w:type="spellStart"/>
+      <w:r>
+        <w:rPr>
+          <w:lang w:val="en-US"/>
+        </w:rPr>
+        <w:t>Brunese</w:t>
+      </w:r>
+      <w:proofErr w:type="spellEnd"/>
+      <w:r>
+        <w:rPr>
+          <w:lang w:val="en-US"/>
+        </w:rPr>
+        <w:t xml:space="preserve"> et al. [</w:t>
+      </w:r>
+      <w:r>
+        <w:rPr>
+          <w:lang w:val="en-US"/>
+        </w:rPr>
+        <w:t>4</w:t>
       </w:r>
       <w:r>
         <w:rPr>
@@ -579,13 +722,57 @@
         <w:rPr>
           <w:lang w:val="en-US"/>
         </w:rPr>
+        <w:t xml:space="preserve"> proposed a new model by making modifications on ResNet18 in order to diagnose Covid-19 and bacteria-borne pneumonia using pre-trained and transfer learning. The proposed model has been compared with other state o</w:t>
+      </w:r>
+      <w:r>
+        <w:rPr>
+          <w:lang w:val="en-US"/>
+        </w:rPr>
+        <w:t>f</w:t>
+      </w:r>
+      <w:r>
+        <w:rPr>
+          <w:lang w:val="en-US"/>
+        </w:rPr>
+        <w:t xml:space="preserve"> art techniques. In the results, it was observed that the proposed model was more successful than other models and reached a high accuracy percentage.</w:t>
+      </w:r>
+      <w:r>
+        <w:rPr>
+          <w:lang w:val="en-US"/>
+        </w:rPr>
         <w:t xml:space="preserve"> </w:t>
       </w:r>
-      <w:r>
-        <w:rPr>
-          <w:lang w:val="en-US"/>
-        </w:rPr>
-        <w:t>proposed a new CNN model to detect the presence of pneumonia from chest X-ray data and determine its source. They constructed CNN model from scratch to extract features from a given chest X-ray image and classify it to determine if a person is infected with pneumonia. They have applied different algorithms to the model to obtain a remarkable classification performance. It was evaluated that the results obtained could be remarkable and alternative to other models.</w:t>
+      <w:proofErr w:type="spellStart"/>
+      <w:r>
+        <w:rPr>
+          <w:lang w:val="en-US"/>
+        </w:rPr>
+        <w:t>Elshennawy</w:t>
+      </w:r>
+      <w:proofErr w:type="spellEnd"/>
+      <w:r>
+        <w:rPr>
+          <w:lang w:val="en-US"/>
+        </w:rPr>
+        <w:t xml:space="preserve"> and Ibrahim [</w:t>
+      </w:r>
+      <w:r>
+        <w:rPr>
+          <w:lang w:val="en-US"/>
+        </w:rPr>
+        <w:t>8</w:t>
+      </w:r>
+      <w:r>
+        <w:rPr>
+          <w:lang w:val="en-US"/>
+        </w:rPr>
+        <w:t xml:space="preserve">] </w:t>
+      </w:r>
+      <w:r>
+        <w:rPr>
+          <w:lang w:val="en-US"/>
+        </w:rPr>
+        <w:t>proposed efficient and powerful deep learning models for detecting and classifying bacteria and Covid-19 borne pneumonia. In the study, performance comparison was made using pre-trained models and LTSM. In the results obtained, it is evaluated that the proposed architectures give very high results.</w:t>
       </w:r>
       <w:r>
         <w:rPr>
@@ -598,7 +785,7 @@
         <w:rPr>
           <w:lang w:val="en-US"/>
         </w:rPr>
-        <w:t>Brunese</w:t>
+        <w:t>Emhamed</w:t>
       </w:r>
       <w:proofErr w:type="spellEnd"/>
       <w:r>
@@ -611,89 +798,37 @@
         <w:rPr>
           <w:lang w:val="en-US"/>
         </w:rPr>
-        <w:t>4</w:t>
-      </w:r>
-      <w:r>
-        <w:rPr>
-          <w:lang w:val="en-US"/>
-        </w:rPr>
-        <w:t>]</w:t>
-      </w:r>
-      <w:r>
-        <w:rPr>
-          <w:lang w:val="en-US"/>
-        </w:rPr>
-        <w:t xml:space="preserve"> proposed a new model by making modifications on ResNet18 in order to diagnose Covid-19 and bacteria-borne pneumonia using pre-trained and transfer learning. The proposed model has been compared with other state od art techniques. In the results, it was observed that the proposed model was more successful than other models and reached a high accuracy percentage.</w:t>
-      </w:r>
-      <w:r>
-        <w:rPr>
-          <w:lang w:val="en-US"/>
-        </w:rPr>
-        <w:t xml:space="preserve"> </w:t>
-      </w:r>
-      <w:proofErr w:type="spellStart"/>
-      <w:r>
-        <w:rPr>
-          <w:lang w:val="en-US"/>
-        </w:rPr>
-        <w:t>Elshennawy</w:t>
-      </w:r>
-      <w:proofErr w:type="spellEnd"/>
-      <w:r>
-        <w:rPr>
-          <w:lang w:val="en-US"/>
-        </w:rPr>
-        <w:t xml:space="preserve"> and Ibrahim [</w:t>
-      </w:r>
-      <w:r>
-        <w:rPr>
-          <w:lang w:val="en-US"/>
-        </w:rPr>
-        <w:t>8</w:t>
-      </w:r>
-      <w:r>
-        <w:rPr>
-          <w:lang w:val="en-US"/>
-        </w:rPr>
-        <w:t xml:space="preserve">] </w:t>
-      </w:r>
-      <w:r>
-        <w:rPr>
-          <w:lang w:val="en-US"/>
-        </w:rPr>
-        <w:t>proposed efficient and powerful deep learning models for detecting and classifying bacteria and Covid-19 borne pneumonia. In the study, performance comparison was made using pre-trained models and LTSM. In the results obtained, it is evaluated that the proposed architectures give very high results.</w:t>
-      </w:r>
-      <w:r>
-        <w:rPr>
-          <w:lang w:val="en-US"/>
-        </w:rPr>
-        <w:t xml:space="preserve"> </w:t>
-      </w:r>
-      <w:proofErr w:type="spellStart"/>
-      <w:r>
-        <w:rPr>
-          <w:lang w:val="en-US"/>
-        </w:rPr>
-        <w:t>Emhamed</w:t>
-      </w:r>
-      <w:proofErr w:type="spellEnd"/>
-      <w:r>
-        <w:rPr>
-          <w:lang w:val="en-US"/>
-        </w:rPr>
-        <w:t xml:space="preserve"> et al. [</w:t>
-      </w:r>
-      <w:r>
-        <w:rPr>
-          <w:lang w:val="en-US"/>
-        </w:rPr>
         <w:t>9</w:t>
       </w:r>
       <w:r>
         <w:rPr>
           <w:lang w:val="en-US"/>
         </w:rPr>
-        <w:t>], to diagnose chest X-rays and to simplify the Pneumonia detection they proposed the deep learning model. The proposed model is compared with 7 state of art machine le</w:t>
+        <w:t>], to diagnose chest X-rays and to simplify the Pneumonia detection proposed the deep learning model. The</w:t>
+      </w:r>
+      <w:r>
+        <w:rPr>
+          <w:lang w:val="en-US"/>
+        </w:rPr>
+        <w:t>ir</w:t>
+      </w:r>
+      <w:r>
+        <w:rPr>
+          <w:lang w:val="en-US"/>
+        </w:rPr>
+        <w:t xml:space="preserve"> proposed model is compared with </w:t>
+      </w:r>
+      <w:r>
+        <w:rPr>
+          <w:lang w:val="en-US"/>
+        </w:rPr>
+        <w:t>seven</w:t>
+      </w:r>
+      <w:r>
+        <w:rPr>
+          <w:lang w:val="en-US"/>
+        </w:rPr>
+        <w:t xml:space="preserve"> state of art machine le</w:t>
       </w:r>
       <w:r>
         <w:rPr>
@@ -733,21 +868,19 @@
         <w:rPr>
           <w:lang w:val="en-US"/>
         </w:rPr>
-        <w:t xml:space="preserve">diagnosis of pneumonia from </w:t>
-      </w:r>
-      <w:proofErr w:type="spellStart"/>
-      <w:r>
-        <w:rPr>
-          <w:lang w:val="en-US"/>
-        </w:rPr>
-        <w:t>XChest</w:t>
-      </w:r>
-      <w:proofErr w:type="spellEnd"/>
-      <w:r>
-        <w:rPr>
-          <w:lang w:val="en-US"/>
-        </w:rPr>
-        <w:t xml:space="preserve"> Ray data and compare the proposed model with the most used models. </w:t>
+        <w:t>diagnosis of pneumonia from Chest</w:t>
+      </w:r>
+      <w:r>
+        <w:rPr>
+          <w:lang w:val="en-US"/>
+        </w:rPr>
+        <w:t xml:space="preserve"> X-</w:t>
+      </w:r>
+      <w:r>
+        <w:rPr>
+          <w:lang w:val="en-US"/>
+        </w:rPr>
+        <w:t xml:space="preserve">Ray data and compare the proposed model with the most used models. </w:t>
       </w:r>
       <w:r>
         <w:rPr>
@@ -760,7 +893,19 @@
         <w:rPr>
           <w:lang w:val="en-US"/>
         </w:rPr>
-        <w:t xml:space="preserve">A new CNN model has been proposed for the detection of Pneumonia disease for 4 different classes. </w:t>
+        <w:t xml:space="preserve">A new CNN model has been proposed for the detection of Pneumonia disease for </w:t>
+      </w:r>
+      <w:r>
+        <w:rPr>
+          <w:lang w:val="en-US"/>
+        </w:rPr>
+        <w:t>four</w:t>
+      </w:r>
+      <w:r>
+        <w:rPr>
+          <w:lang w:val="en-US"/>
+        </w:rPr>
+        <w:t xml:space="preserve"> different classes. </w:t>
       </w:r>
       <w:r>
         <w:rPr>
@@ -914,7 +1059,123 @@
         <w:rPr>
           <w:lang w:val="en-US"/>
         </w:rPr>
-        <w:t xml:space="preserve">Cross-Entropy Loss, which is the combination of Log SoftMax and Negative Log-Likelihood Loss functions, were used </w:t>
+        <w:t>Cross-</w:t>
+      </w:r>
+      <w:r>
+        <w:rPr>
+          <w:lang w:val="en-US"/>
+        </w:rPr>
+        <w:t>e</w:t>
+      </w:r>
+      <w:r>
+        <w:rPr>
+          <w:lang w:val="en-US"/>
+        </w:rPr>
+        <w:t xml:space="preserve">ntropy </w:t>
+      </w:r>
+      <w:r>
+        <w:rPr>
+          <w:lang w:val="en-US"/>
+        </w:rPr>
+        <w:t>l</w:t>
+      </w:r>
+      <w:r>
+        <w:rPr>
+          <w:lang w:val="en-US"/>
+        </w:rPr>
+        <w:t xml:space="preserve">oss, which is the combination of </w:t>
+      </w:r>
+      <w:r>
+        <w:rPr>
+          <w:lang w:val="en-US"/>
+        </w:rPr>
+        <w:t>l</w:t>
+      </w:r>
+      <w:r>
+        <w:rPr>
+          <w:lang w:val="en-US"/>
+        </w:rPr>
+        <w:t xml:space="preserve">og </w:t>
+      </w:r>
+      <w:proofErr w:type="spellStart"/>
+      <w:r>
+        <w:rPr>
+          <w:lang w:val="en-US"/>
+        </w:rPr>
+        <w:t>s</w:t>
+      </w:r>
+      <w:r>
+        <w:rPr>
+          <w:lang w:val="en-US"/>
+        </w:rPr>
+        <w:t>oft</w:t>
+      </w:r>
+      <w:r>
+        <w:rPr>
+          <w:lang w:val="en-US"/>
+        </w:rPr>
+        <w:t>m</w:t>
+      </w:r>
+      <w:r>
+        <w:rPr>
+          <w:lang w:val="en-US"/>
+        </w:rPr>
+        <w:t>ax</w:t>
+      </w:r>
+      <w:proofErr w:type="spellEnd"/>
+      <w:r>
+        <w:rPr>
+          <w:lang w:val="en-US"/>
+        </w:rPr>
+        <w:t xml:space="preserve"> and </w:t>
+      </w:r>
+      <w:r>
+        <w:rPr>
+          <w:lang w:val="en-US"/>
+        </w:rPr>
+        <w:t>n</w:t>
+      </w:r>
+      <w:r>
+        <w:rPr>
+          <w:lang w:val="en-US"/>
+        </w:rPr>
+        <w:t xml:space="preserve">egative </w:t>
+      </w:r>
+      <w:r>
+        <w:rPr>
+          <w:lang w:val="en-US"/>
+        </w:rPr>
+        <w:t>l</w:t>
+      </w:r>
+      <w:r>
+        <w:rPr>
+          <w:lang w:val="en-US"/>
+        </w:rPr>
+        <w:t>og-</w:t>
+      </w:r>
+      <w:r>
+        <w:rPr>
+          <w:lang w:val="en-US"/>
+        </w:rPr>
+        <w:t>l</w:t>
+      </w:r>
+      <w:r>
+        <w:rPr>
+          <w:lang w:val="en-US"/>
+        </w:rPr>
+        <w:t xml:space="preserve">ikelihood </w:t>
+      </w:r>
+      <w:r>
+        <w:rPr>
+          <w:lang w:val="en-US"/>
+        </w:rPr>
+        <w:t>l</w:t>
+      </w:r>
+      <w:r>
+        <w:rPr>
+          <w:lang w:val="en-US"/>
+        </w:rPr>
+        <w:t xml:space="preserve">oss functions, were used </w:t>
       </w:r>
       <w:r>
         <w:rPr>
@@ -983,6 +1244,13 @@
           <w:rStyle w:val="jlqj4b"/>
           <w:lang w:val="en-US"/>
         </w:rPr>
+        <w:t>support vector machine (</w:t>
+      </w:r>
+      <w:r>
+        <w:rPr>
+          <w:rStyle w:val="jlqj4b"/>
+          <w:lang w:val="en-US"/>
+        </w:rPr>
         <w:t>SVM</w:t>
       </w:r>
       <w:r>
@@ -990,6 +1258,13 @@
           <w:rStyle w:val="jlqj4b"/>
           <w:lang w:val="en-US"/>
         </w:rPr>
+        <w:t>)</w:t>
+      </w:r>
+      <w:r>
+        <w:rPr>
+          <w:rStyle w:val="jlqj4b"/>
+          <w:lang w:val="en-US"/>
+        </w:rPr>
         <w:t xml:space="preserve"> algorithms to final classification.</w:t>
       </w:r>
       <w:r>
@@ -1137,15 +1412,6 @@
         </w:rPr>
         <w:t>Discussion and obtained results from proposed models are presented in Section 3. Finally, in Section 4 the conclusion and the future works are summarized.</w:t>
       </w:r>
-    </w:p>
-    <w:p>
-      <w:pPr>
-        <w:spacing w:line="276" w:lineRule="auto"/>
-        <w:jc w:val="both"/>
-        <w:rPr>
-          <w:lang w:val="en-US"/>
-        </w:rPr>
-      </w:pPr>
     </w:p>
     <w:p>
       <w:pPr>
@@ -1179,19 +1445,17 @@
           <w:sz w:val="32"/>
           <w:szCs w:val="32"/>
         </w:rPr>
+        <w:lastRenderedPageBreak/>
         <w:t>MATERIALS AND METHODS</w:t>
       </w:r>
     </w:p>
     <w:p>
       <w:pPr>
-        <w:pStyle w:val="ListParagraph"/>
         <w:spacing w:line="276" w:lineRule="auto"/>
         <w:jc w:val="both"/>
         <w:rPr>
           <w:b/>
           <w:bCs/>
-          <w:sz w:val="32"/>
-          <w:szCs w:val="32"/>
         </w:rPr>
       </w:pPr>
     </w:p>
@@ -1225,11 +1489,17 @@
         <w:rPr>
           <w:b/>
           <w:bCs/>
-          <w:sz w:val="28"/>
-          <w:szCs w:val="28"/>
-          <w:lang w:val="en-US"/>
-        </w:rPr>
-      </w:pPr>
+          <w:lang w:val="en-US"/>
+        </w:rPr>
+      </w:pPr>
+      <w:r>
+        <w:rPr>
+          <w:b/>
+          <w:bCs/>
+          <w:lang w:val="en-US"/>
+        </w:rPr>
+        <w:tab/>
+      </w:r>
     </w:p>
     <w:p>
       <w:pPr>
@@ -1268,23 +1538,107 @@
         <w:rPr>
           <w:lang w:val="en-US"/>
         </w:rPr>
-        <w:t xml:space="preserve">dividing original COVID-19 data into train and test data by the ratio of 0.3. That is, we chose 40 COVID-19 data as training set and rest 18 data as testing set. Then we augmented the chosen Viral-Covid labeled training data by horizontal flip, vertical flip, 90 degrees rotation, 180 degrees rotation and 270 degrees rotation. That is, we create 5 more data from 1 data, and in the end, we obtained 240 Viral-Covid labeled training data. Testing data was left untouched. Finally, we chose 240 training data and 80 testing data for Normal, Bacterial and Viral-Other labels from original. </w:t>
-      </w:r>
-      <w:r>
-        <w:rPr>
-          <w:lang w:val="en-US"/>
-        </w:rPr>
-        <w:t>The process is as follow:</w:t>
+        <w:t xml:space="preserve">dividing original COVID-19 data into train and test data by the ratio of 0.3. That is, we chose 40 COVID-19 data as training set and rest 18 data as testing set. Then we augmented the chosen Viral-Covid labeled training data by horizontal flip, vertical flip, 90 degrees rotation, 180 degrees rotation and 270 degrees rotation. That is, we create 5 more data from 1 data, and in the end, we obtained 240 Viral-Covid labeled training data. Testing data was left untouched. Finally, we chose 240 training data and 80 testing data for </w:t>
+      </w:r>
+      <w:r>
+        <w:rPr>
+          <w:lang w:val="en-US"/>
+        </w:rPr>
+        <w:t>n</w:t>
+      </w:r>
+      <w:r>
+        <w:rPr>
+          <w:lang w:val="en-US"/>
+        </w:rPr>
+        <w:t xml:space="preserve">ormal, </w:t>
+      </w:r>
+      <w:r>
+        <w:rPr>
+          <w:lang w:val="en-US"/>
+        </w:rPr>
+        <w:t>b</w:t>
+      </w:r>
+      <w:r>
+        <w:rPr>
+          <w:lang w:val="en-US"/>
+        </w:rPr>
+        <w:t xml:space="preserve">acterial and </w:t>
+      </w:r>
+      <w:r>
+        <w:rPr>
+          <w:lang w:val="en-US"/>
+        </w:rPr>
+        <w:t>v</w:t>
+      </w:r>
+      <w:r>
+        <w:rPr>
+          <w:lang w:val="en-US"/>
+        </w:rPr>
+        <w:t>iral-</w:t>
+      </w:r>
+      <w:r>
+        <w:rPr>
+          <w:lang w:val="en-US"/>
+        </w:rPr>
+        <w:t>o</w:t>
+      </w:r>
+      <w:r>
+        <w:rPr>
+          <w:lang w:val="en-US"/>
+        </w:rPr>
+        <w:t xml:space="preserve">ther labels from original. </w:t>
+      </w:r>
+      <w:r>
+        <w:rPr>
+          <w:lang w:val="en-US"/>
+        </w:rPr>
+        <w:t>The process is as follow</w:t>
+      </w:r>
+      <w:r>
+        <w:rPr>
+          <w:lang w:val="en-US"/>
+        </w:rPr>
+        <w:t>s</w:t>
+      </w:r>
+      <w:r>
+        <w:rPr>
+          <w:lang w:val="en-US"/>
+        </w:rPr>
+        <w:t>:</w:t>
       </w:r>
     </w:p>
     <w:p>
       <w:pPr>
         <w:spacing w:line="276" w:lineRule="auto"/>
+        <w:ind w:firstLine="360"/>
         <w:jc w:val="both"/>
         <w:rPr>
           <w:lang w:val="en-US"/>
         </w:rPr>
       </w:pPr>
+    </w:p>
+    <w:p>
+      <w:pPr>
+        <w:spacing w:line="276" w:lineRule="auto"/>
+        <w:jc w:val="center"/>
+        <w:rPr>
+          <w:lang w:val="en-US"/>
+        </w:rPr>
+      </w:pPr>
+      <w:r>
+        <w:rPr>
+          <w:b/>
+          <w:bCs/>
+          <w:lang w:val="en-US"/>
+        </w:rPr>
+        <w:t>Table 1:</w:t>
+      </w:r>
+      <w:r>
+        <w:rPr>
+          <w:lang w:val="en-US"/>
+        </w:rPr>
+        <w:t xml:space="preserve"> Dataset Re-Construction</w:t>
+      </w:r>
     </w:p>
     <w:tbl>
       <w:tblPr>
@@ -1991,40 +2345,6 @@
         <w:spacing w:line="276" w:lineRule="auto"/>
         <w:jc w:val="both"/>
         <w:rPr>
-          <w:b/>
-          <w:bCs/>
-          <w:lang w:val="en-US"/>
-        </w:rPr>
-      </w:pPr>
-    </w:p>
-    <w:p>
-      <w:pPr>
-        <w:spacing w:line="276" w:lineRule="auto"/>
-        <w:jc w:val="center"/>
-        <w:rPr>
-          <w:lang w:val="en-US"/>
-        </w:rPr>
-      </w:pPr>
-      <w:r>
-        <w:rPr>
-          <w:b/>
-          <w:bCs/>
-          <w:lang w:val="en-US"/>
-        </w:rPr>
-        <w:t>Table 1:</w:t>
-      </w:r>
-      <w:r>
-        <w:rPr>
-          <w:lang w:val="en-US"/>
-        </w:rPr>
-        <w:t xml:space="preserve"> Dataset Re-Construction</w:t>
-      </w:r>
-    </w:p>
-    <w:p>
-      <w:pPr>
-        <w:spacing w:line="276" w:lineRule="auto"/>
-        <w:jc w:val="both"/>
-        <w:rPr>
           <w:lang w:val="en-US"/>
         </w:rPr>
       </w:pPr>
@@ -2099,8 +2419,6 @@
         <w:rPr>
           <w:b/>
           <w:bCs/>
-          <w:sz w:val="28"/>
-          <w:szCs w:val="28"/>
           <w:lang w:val="en-US"/>
         </w:rPr>
       </w:pPr>
@@ -2142,41 +2460,59 @@
         <w:rPr>
           <w:lang w:val="en-US"/>
         </w:rPr>
-        <w:t>. Layer functions used in the model proposed in the study are as follows:</w:t>
-      </w:r>
-    </w:p>
-    <w:p>
-      <w:pPr>
-        <w:rPr>
-          <w:lang w:val="en-US"/>
-        </w:rPr>
-      </w:pPr>
-    </w:p>
-    <w:p>
-      <w:pPr>
-        <w:pStyle w:val="ListParagraph"/>
-        <w:numPr>
-          <w:ilvl w:val="2"/>
-          <w:numId w:val="4"/>
-        </w:numPr>
+        <w:t xml:space="preserve"> l</w:t>
+      </w:r>
+      <w:r>
+        <w:rPr>
+          <w:lang w:val="en-US"/>
+        </w:rPr>
+        <w:t>ayer functions used in the model proposed in the study are as follows:</w:t>
+      </w:r>
+    </w:p>
+    <w:p>
+      <w:pPr>
+        <w:rPr>
+          <w:lang w:val="en-US"/>
+        </w:rPr>
+      </w:pPr>
+    </w:p>
+    <w:p>
+      <w:pPr>
         <w:rPr>
           <w:b/>
           <w:bCs/>
+          <w:lang w:val="en-US"/>
         </w:rPr>
       </w:pPr>
       <w:r>
         <w:rPr>
           <w:b/>
           <w:bCs/>
-        </w:rPr>
-        <w:t>Convolution Layer</w:t>
-      </w:r>
-    </w:p>
-    <w:p>
-      <w:pPr>
+          <w:lang w:val="en-US"/>
+        </w:rPr>
+        <w:t>2.</w:t>
+      </w:r>
+      <w:r>
         <w:rPr>
           <w:b/>
           <w:bCs/>
+          <w:lang w:val="en-US"/>
+        </w:rPr>
+        <w:t>2</w:t>
+      </w:r>
+      <w:r>
+        <w:rPr>
+          <w:b/>
+          <w:bCs/>
+          <w:lang w:val="en-US"/>
+        </w:rPr>
+        <w:t>.1 Convolution Layer</w:t>
+      </w:r>
+    </w:p>
+    <w:p>
+      <w:pPr>
+        <w:rPr>
+          <w:lang w:val="en-US"/>
         </w:rPr>
       </w:pPr>
     </w:p>
@@ -2199,7 +2535,19 @@
         <w:rPr>
           <w:lang w:val="en-US"/>
         </w:rPr>
-        <w:t>low- and high-level</w:t>
+        <w:t>low</w:t>
+      </w:r>
+      <w:r>
+        <w:rPr>
+          <w:lang w:val="en-US"/>
+        </w:rPr>
+        <w:t xml:space="preserve"> </w:t>
+      </w:r>
+      <w:r>
+        <w:rPr>
+          <w:lang w:val="en-US"/>
+        </w:rPr>
+        <w:t>and high-level</w:t>
       </w:r>
       <w:r>
         <w:rPr>
@@ -2502,17 +2850,6 @@
           <w:lang w:val="en-US"/>
         </w:rPr>
       </w:pPr>
-    </w:p>
-    <w:p>
-      <w:pPr>
-        <w:spacing w:line="276" w:lineRule="auto"/>
-        <w:ind w:firstLine="426"/>
-        <w:jc w:val="both"/>
-        <w:rPr>
-          <w:rFonts w:eastAsiaTheme="minorEastAsia"/>
-          <w:lang w:val="en-US"/>
-        </w:rPr>
-      </w:pPr>
       <w:r>
         <w:rPr>
           <w:rFonts w:eastAsiaTheme="minorEastAsia"/>
@@ -2727,6 +3064,16 @@
         </w:rPr>
         <w:t>.</w:t>
       </w:r>
+    </w:p>
+    <w:p>
+      <w:pPr>
+        <w:spacing w:line="276" w:lineRule="auto"/>
+        <w:jc w:val="both"/>
+        <w:rPr>
+          <w:rFonts w:eastAsiaTheme="minorEastAsia"/>
+          <w:lang w:val="en-US"/>
+        </w:rPr>
+      </w:pPr>
     </w:p>
     <w:p>
       <w:pPr>
@@ -3227,7 +3574,21 @@
           <w:rStyle w:val="jlqj4b"/>
           <w:lang w:val="en-US"/>
         </w:rPr>
-        <w:t xml:space="preserve"> is allowed in this layer. 2 parameters can be mentioned here;</w:t>
+        <w:t xml:space="preserve"> is allowed in this layer. </w:t>
+      </w:r>
+      <w:r>
+        <w:rPr>
+          <w:rStyle w:val="jlqj4b"/>
+          <w:lang w:val="en-US"/>
+        </w:rPr>
+        <w:t xml:space="preserve">Two </w:t>
+      </w:r>
+      <w:r>
+        <w:rPr>
+          <w:rStyle w:val="jlqj4b"/>
+          <w:lang w:val="en-US"/>
+        </w:rPr>
+        <w:t>parameters can be mentioned here;</w:t>
       </w:r>
       <w:r>
         <w:rPr>
@@ -3528,7 +3889,19 @@
         <w:rPr>
           <w:lang w:val="en-US"/>
         </w:rPr>
-        <w:t xml:space="preserve"> , </w:t>
+        <w:t xml:space="preserve"> </w:t>
+      </w:r>
+      <w:r>
+        <w:rPr>
+          <w:lang w:val="en-US"/>
+        </w:rPr>
+        <w:t>and</w:t>
+      </w:r>
+      <w:r>
+        <w:rPr>
+          <w:lang w:val="en-US"/>
+        </w:rPr>
+        <w:t xml:space="preserve"> </w:t>
       </w:r>
       <m:oMath>
         <m:sSub>
@@ -3845,7 +4218,21 @@
           <w:rStyle w:val="jlqj4b"/>
           <w:lang w:val="en-US"/>
         </w:rPr>
-        <w:t xml:space="preserve">It is located at the end of the architecture to provide connections between all the activations and compute nodes on these layers. 3 layers are used in the proposed </w:t>
+        <w:t xml:space="preserve">It is located at the end of the architecture to provide connections between all the activations and compute nodes on these layers. </w:t>
+      </w:r>
+      <w:r>
+        <w:rPr>
+          <w:rStyle w:val="jlqj4b"/>
+          <w:lang w:val="en-US"/>
+        </w:rPr>
+        <w:t>Three</w:t>
+      </w:r>
+      <w:r>
+        <w:rPr>
+          <w:rStyle w:val="jlqj4b"/>
+          <w:lang w:val="en-US"/>
+        </w:rPr>
+        <w:t xml:space="preserve"> layers are used in the proposed </w:t>
       </w:r>
       <w:r>
         <w:rPr>
@@ -3861,16 +4248,6 @@
         </w:rPr>
         <w:t>.</w:t>
       </w:r>
-    </w:p>
-    <w:p>
-      <w:pPr>
-        <w:spacing w:line="276" w:lineRule="auto"/>
-        <w:jc w:val="both"/>
-        <w:rPr>
-          <w:rStyle w:val="jlqj4b"/>
-          <w:lang w:val="en-US"/>
-        </w:rPr>
-      </w:pPr>
     </w:p>
     <w:p>
       <w:pPr>
@@ -3882,19 +4259,65 @@
           <w:lang w:val="en-US"/>
         </w:rPr>
       </w:pPr>
-      <w:r>
-        <w:rPr>
-          <w:rStyle w:val="jlqj4b"/>
-          <w:lang w:val="en-US"/>
-        </w:rPr>
-        <w:t xml:space="preserve">In this study, a new CNN model that consists of 4 Convolutional </w:t>
-      </w:r>
-      <w:r>
-        <w:rPr>
-          <w:rStyle w:val="jlqj4b"/>
-          <w:lang w:val="en-US"/>
-        </w:rPr>
-        <w:t>Blocks</w:t>
+    </w:p>
+    <w:p>
+      <w:pPr>
+        <w:spacing w:line="276" w:lineRule="auto"/>
+        <w:ind w:firstLine="426"/>
+        <w:jc w:val="both"/>
+        <w:rPr>
+          <w:rStyle w:val="jlqj4b"/>
+          <w:lang w:val="en-US"/>
+        </w:rPr>
+      </w:pPr>
+      <w:r>
+        <w:rPr>
+          <w:rStyle w:val="jlqj4b"/>
+          <w:lang w:val="en-US"/>
+        </w:rPr>
+        <w:t xml:space="preserve">In this study, a new CNN model that consists of </w:t>
+      </w:r>
+      <w:r>
+        <w:rPr>
+          <w:rStyle w:val="jlqj4b"/>
+          <w:lang w:val="en-US"/>
+        </w:rPr>
+        <w:t>four</w:t>
+      </w:r>
+      <w:r>
+        <w:rPr>
+          <w:rStyle w:val="jlqj4b"/>
+          <w:lang w:val="en-US"/>
+        </w:rPr>
+        <w:t xml:space="preserve"> </w:t>
+      </w:r>
+      <w:r>
+        <w:rPr>
+          <w:rStyle w:val="jlqj4b"/>
+          <w:lang w:val="en-US"/>
+        </w:rPr>
+        <w:t>c</w:t>
+      </w:r>
+      <w:r>
+        <w:rPr>
+          <w:rStyle w:val="jlqj4b"/>
+          <w:lang w:val="en-US"/>
+        </w:rPr>
+        <w:t xml:space="preserve">onvolutional </w:t>
+      </w:r>
+      <w:r>
+        <w:rPr>
+          <w:rStyle w:val="jlqj4b"/>
+          <w:lang w:val="en-US"/>
+        </w:rPr>
+        <w:t>b</w:t>
+      </w:r>
+      <w:r>
+        <w:rPr>
+          <w:rStyle w:val="jlqj4b"/>
+          <w:lang w:val="en-US"/>
+        </w:rPr>
+        <w:t>locks</w:t>
       </w:r>
       <w:r>
         <w:rPr>
@@ -3908,7 +4331,7 @@
           <w:rStyle w:val="jlqj4b"/>
           <w:lang w:val="en-US"/>
         </w:rPr>
-        <w:t>3</w:t>
+        <w:t>three</w:t>
       </w:r>
       <w:r>
         <w:rPr>
@@ -3922,7 +4345,7 @@
           <w:rStyle w:val="jlqj4b"/>
           <w:lang w:val="en-US"/>
         </w:rPr>
-        <w:t>F</w:t>
+        <w:t>f</w:t>
       </w:r>
       <w:r>
         <w:rPr>
@@ -3936,7 +4359,14 @@
           <w:rStyle w:val="jlqj4b"/>
           <w:lang w:val="en-US"/>
         </w:rPr>
-        <w:t>-C</w:t>
+        <w:t>-</w:t>
+      </w:r>
+      <w:r>
+        <w:rPr>
+          <w:rStyle w:val="jlqj4b"/>
+          <w:lang w:val="en-US"/>
+        </w:rPr>
+        <w:t>c</w:t>
       </w:r>
       <w:r>
         <w:rPr>
@@ -3950,7 +4380,7 @@
           <w:rStyle w:val="jlqj4b"/>
           <w:lang w:val="en-US"/>
         </w:rPr>
-        <w:t>L</w:t>
+        <w:t>l</w:t>
       </w:r>
       <w:r>
         <w:rPr>
@@ -4033,9 +4463,10 @@
     <w:p>
       <w:pPr>
         <w:spacing w:line="276" w:lineRule="auto"/>
-        <w:jc w:val="both"/>
-        <w:rPr>
-          <w:rStyle w:val="jlqj4b"/>
+        <w:rPr>
+          <w:rStyle w:val="jlqj4b"/>
+          <w:b/>
+          <w:bCs/>
           <w:lang w:val="en-US"/>
         </w:rPr>
       </w:pPr>
@@ -4043,9 +4474,11 @@
     <w:p>
       <w:pPr>
         <w:spacing w:line="276" w:lineRule="auto"/>
-        <w:jc w:val="both"/>
-        <w:rPr>
-          <w:rStyle w:val="jlqj4b"/>
+        <w:jc w:val="center"/>
+        <w:rPr>
+          <w:rStyle w:val="jlqj4b"/>
+          <w:b/>
+          <w:bCs/>
           <w:lang w:val="en-US"/>
         </w:rPr>
       </w:pPr>
@@ -4053,9 +4486,11 @@
     <w:p>
       <w:pPr>
         <w:spacing w:line="276" w:lineRule="auto"/>
-        <w:jc w:val="both"/>
-        <w:rPr>
-          <w:rStyle w:val="jlqj4b"/>
+        <w:jc w:val="center"/>
+        <w:rPr>
+          <w:rStyle w:val="jlqj4b"/>
+          <w:b/>
+          <w:bCs/>
           <w:lang w:val="en-US"/>
         </w:rPr>
       </w:pPr>
@@ -4063,9 +4498,11 @@
     <w:p>
       <w:pPr>
         <w:spacing w:line="276" w:lineRule="auto"/>
-        <w:jc w:val="both"/>
-        <w:rPr>
-          <w:rStyle w:val="jlqj4b"/>
+        <w:jc w:val="center"/>
+        <w:rPr>
+          <w:rStyle w:val="jlqj4b"/>
+          <w:b/>
+          <w:bCs/>
           <w:lang w:val="en-US"/>
         </w:rPr>
       </w:pPr>
@@ -4073,9 +4510,11 @@
     <w:p>
       <w:pPr>
         <w:spacing w:line="276" w:lineRule="auto"/>
-        <w:jc w:val="both"/>
-        <w:rPr>
-          <w:rStyle w:val="jlqj4b"/>
+        <w:jc w:val="center"/>
+        <w:rPr>
+          <w:rStyle w:val="jlqj4b"/>
+          <w:b/>
+          <w:bCs/>
           <w:lang w:val="en-US"/>
         </w:rPr>
       </w:pPr>
@@ -4083,12 +4522,71 @@
     <w:p>
       <w:pPr>
         <w:spacing w:line="276" w:lineRule="auto"/>
-        <w:jc w:val="both"/>
-        <w:rPr>
-          <w:rStyle w:val="jlqj4b"/>
-          <w:lang w:val="en-US"/>
-        </w:rPr>
-      </w:pPr>
+        <w:jc w:val="center"/>
+        <w:rPr>
+          <w:rStyle w:val="jlqj4b"/>
+          <w:b/>
+          <w:bCs/>
+          <w:lang w:val="en-US"/>
+        </w:rPr>
+      </w:pPr>
+    </w:p>
+    <w:p>
+      <w:pPr>
+        <w:spacing w:line="276" w:lineRule="auto"/>
+        <w:jc w:val="center"/>
+        <w:rPr>
+          <w:rStyle w:val="jlqj4b"/>
+          <w:b/>
+          <w:bCs/>
+          <w:lang w:val="en-US"/>
+        </w:rPr>
+      </w:pPr>
+    </w:p>
+    <w:p>
+      <w:pPr>
+        <w:spacing w:line="276" w:lineRule="auto"/>
+        <w:jc w:val="center"/>
+        <w:rPr>
+          <w:rStyle w:val="jlqj4b"/>
+          <w:b/>
+          <w:bCs/>
+          <w:lang w:val="en-US"/>
+        </w:rPr>
+      </w:pPr>
+    </w:p>
+    <w:p>
+      <w:pPr>
+        <w:spacing w:line="276" w:lineRule="auto"/>
+        <w:jc w:val="center"/>
+        <w:rPr>
+          <w:rStyle w:val="jlqj4b"/>
+          <w:lang w:val="en-US"/>
+        </w:rPr>
+      </w:pPr>
+      <w:r>
+        <w:rPr>
+          <w:rStyle w:val="jlqj4b"/>
+          <w:b/>
+          <w:bCs/>
+          <w:lang w:val="en-US"/>
+        </w:rPr>
+        <w:t>Table 2</w:t>
+      </w:r>
+      <w:r>
+        <w:rPr>
+          <w:rStyle w:val="jlqj4b"/>
+          <w:lang w:val="en-US"/>
+        </w:rPr>
+        <w:t xml:space="preserve">: </w:t>
+      </w:r>
+      <w:r>
+        <w:rPr>
+          <w:rStyle w:val="jlqj4b"/>
+          <w:lang w:val="en-US"/>
+        </w:rPr>
+        <w:t>The details of the proposed model with the corresponding activation maps</w:t>
+      </w:r>
     </w:p>
     <w:p>
       <w:pPr>
@@ -4150,42 +4648,6 @@
     <w:p>
       <w:pPr>
         <w:spacing w:line="276" w:lineRule="auto"/>
-        <w:jc w:val="center"/>
-        <w:rPr>
-          <w:rStyle w:val="jlqj4b"/>
-          <w:lang w:val="en-US"/>
-        </w:rPr>
-      </w:pPr>
-      <w:r>
-        <w:rPr>
-          <w:rStyle w:val="jlqj4b"/>
-          <w:b/>
-          <w:bCs/>
-          <w:lang w:val="en-US"/>
-        </w:rPr>
-        <w:t>Table 2</w:t>
-      </w:r>
-      <w:r>
-        <w:rPr>
-          <w:rStyle w:val="jlqj4b"/>
-          <w:lang w:val="en-US"/>
-        </w:rPr>
-        <w:t>: The Details of the Proposed Model with the corresponding Activation Maps</w:t>
-      </w:r>
-    </w:p>
-    <w:p>
-      <w:pPr>
-        <w:spacing w:line="276" w:lineRule="auto"/>
-        <w:jc w:val="both"/>
-        <w:rPr>
-          <w:rStyle w:val="jlqj4b"/>
-          <w:lang w:val="en-US"/>
-        </w:rPr>
-      </w:pPr>
-    </w:p>
-    <w:p>
-      <w:pPr>
-        <w:spacing w:line="276" w:lineRule="auto"/>
         <w:jc w:val="both"/>
         <w:rPr>
           <w:rStyle w:val="jlqj4b"/>
@@ -4262,7 +4724,111 @@
         <w:rPr>
           <w:lang w:val="en-US"/>
         </w:rPr>
-        <w:t>Cross-Entropy objective function is the combination of Log SoftMax and Negative Log-Likelihood Loss functions.</w:t>
+        <w:t>Cross-</w:t>
+      </w:r>
+      <w:r>
+        <w:rPr>
+          <w:lang w:val="en-US"/>
+        </w:rPr>
+        <w:t>e</w:t>
+      </w:r>
+      <w:r>
+        <w:rPr>
+          <w:lang w:val="en-US"/>
+        </w:rPr>
+        <w:t xml:space="preserve">ntropy objective function is the combination of </w:t>
+      </w:r>
+      <w:r>
+        <w:rPr>
+          <w:lang w:val="en-US"/>
+        </w:rPr>
+        <w:t>l</w:t>
+      </w:r>
+      <w:r>
+        <w:rPr>
+          <w:lang w:val="en-US"/>
+        </w:rPr>
+        <w:t xml:space="preserve">og </w:t>
+      </w:r>
+      <w:proofErr w:type="spellStart"/>
+      <w:r>
+        <w:rPr>
+          <w:lang w:val="en-US"/>
+        </w:rPr>
+        <w:t>s</w:t>
+      </w:r>
+      <w:r>
+        <w:rPr>
+          <w:lang w:val="en-US"/>
+        </w:rPr>
+        <w:t>oft</w:t>
+      </w:r>
+      <w:r>
+        <w:rPr>
+          <w:lang w:val="en-US"/>
+        </w:rPr>
+        <w:t>m</w:t>
+      </w:r>
+      <w:r>
+        <w:rPr>
+          <w:lang w:val="en-US"/>
+        </w:rPr>
+        <w:t>ax</w:t>
+      </w:r>
+      <w:proofErr w:type="spellEnd"/>
+      <w:r>
+        <w:rPr>
+          <w:lang w:val="en-US"/>
+        </w:rPr>
+        <w:t xml:space="preserve"> and </w:t>
+      </w:r>
+      <w:r>
+        <w:rPr>
+          <w:lang w:val="en-US"/>
+        </w:rPr>
+        <w:t>ne</w:t>
+      </w:r>
+      <w:r>
+        <w:rPr>
+          <w:lang w:val="en-US"/>
+        </w:rPr>
+        <w:t xml:space="preserve">gative </w:t>
+      </w:r>
+      <w:r>
+        <w:rPr>
+          <w:lang w:val="en-US"/>
+        </w:rPr>
+        <w:t>l</w:t>
+      </w:r>
+      <w:r>
+        <w:rPr>
+          <w:lang w:val="en-US"/>
+        </w:rPr>
+        <w:t>og-</w:t>
+      </w:r>
+      <w:r>
+        <w:rPr>
+          <w:lang w:val="en-US"/>
+        </w:rPr>
+        <w:t>l</w:t>
+      </w:r>
+      <w:r>
+        <w:rPr>
+          <w:lang w:val="en-US"/>
+        </w:rPr>
+        <w:t xml:space="preserve">ikelihood </w:t>
+      </w:r>
+      <w:r>
+        <w:rPr>
+          <w:lang w:val="en-US"/>
+        </w:rPr>
+        <w:t>l</w:t>
+      </w:r>
+      <w:r>
+        <w:rPr>
+          <w:lang w:val="en-US"/>
+        </w:rPr>
+        <w:t>oss functions.</w:t>
       </w:r>
     </w:p>
     <w:p>
@@ -4500,12 +5066,35 @@
           <w:lang w:val="en-US"/>
         </w:rPr>
       </w:pPr>
-      <w:r>
-        <w:rPr>
-          <w:rStyle w:val="jlqj4b"/>
-          <w:lang w:val="en-US"/>
-        </w:rPr>
-        <w:t xml:space="preserve">such that y: actual label and </w:t>
+    </w:p>
+    <w:p>
+      <w:pPr>
+        <w:spacing w:line="276" w:lineRule="auto"/>
+        <w:rPr>
+          <w:rStyle w:val="jlqj4b"/>
+          <w:lang w:val="en-US"/>
+        </w:rPr>
+      </w:pPr>
+      <w:r>
+        <w:rPr>
+          <w:rStyle w:val="jlqj4b"/>
+          <w:lang w:val="en-US"/>
+        </w:rPr>
+        <w:t>such that y</w:t>
+      </w:r>
+      <w:r>
+        <w:rPr>
+          <w:rStyle w:val="jlqj4b"/>
+          <w:lang w:val="en-US"/>
+        </w:rPr>
+        <w:t xml:space="preserve"> is the </w:t>
+      </w:r>
+      <w:r>
+        <w:rPr>
+          <w:rStyle w:val="jlqj4b"/>
+          <w:lang w:val="en-US"/>
+        </w:rPr>
+        <w:t xml:space="preserve">actual label and </w:t>
       </w:r>
       <m:oMath>
         <m:acc>
@@ -4536,7 +5125,21 @@
           <w:rStyle w:val="jlqj4b"/>
           <w:lang w:val="en-US"/>
         </w:rPr>
-        <w:t>: classifier’s output where n is the number of samples</w:t>
+        <w:t xml:space="preserve"> </w:t>
+      </w:r>
+      <w:r>
+        <w:rPr>
+          <w:rStyle w:val="jlqj4b"/>
+          <w:lang w:val="en-US"/>
+        </w:rPr>
+        <w:t xml:space="preserve">is the </w:t>
+      </w:r>
+      <w:r>
+        <w:rPr>
+          <w:rStyle w:val="jlqj4b"/>
+          <w:lang w:val="en-US"/>
+        </w:rPr>
+        <w:t>classifier’s output where n is the number of samples</w:t>
       </w:r>
     </w:p>
     <w:p>
@@ -4670,7 +5273,216 @@
     <w:p>
       <w:pPr>
         <w:spacing w:line="276" w:lineRule="auto"/>
+        <w:ind w:firstLine="426"/>
         <w:jc w:val="both"/>
+        <w:rPr>
+          <w:lang w:val="en-US"/>
+        </w:rPr>
+      </w:pPr>
+    </w:p>
+    <w:p>
+      <w:pPr>
+        <w:spacing w:line="276" w:lineRule="auto"/>
+        <w:ind w:firstLine="426"/>
+        <w:jc w:val="both"/>
+        <w:rPr>
+          <w:lang w:val="en-US"/>
+        </w:rPr>
+      </w:pPr>
+    </w:p>
+    <w:p>
+      <w:pPr>
+        <w:spacing w:line="276" w:lineRule="auto"/>
+        <w:jc w:val="center"/>
+        <w:rPr>
+          <w:lang w:val="en-US"/>
+        </w:rPr>
+      </w:pPr>
+      <w:r>
+        <w:rPr>
+          <w:b/>
+          <w:bCs/>
+          <w:lang w:val="en-US"/>
+        </w:rPr>
+        <w:t>Table 3:</w:t>
+      </w:r>
+      <w:r>
+        <w:rPr>
+          <w:lang w:val="en-US"/>
+        </w:rPr>
+        <w:t xml:space="preserve"> Optimizers</w:t>
+      </w:r>
+    </w:p>
+    <w:p>
+      <w:pPr>
+        <w:spacing w:line="276" w:lineRule="auto"/>
+        <w:jc w:val="center"/>
+        <w:rPr>
+          <w:iCs/>
+          <w:lang w:val="en-US"/>
+        </w:rPr>
+      </w:pPr>
+      <w:r>
+        <w:rPr>
+          <w:lang w:val="en-US"/>
+        </w:rPr>
+        <w:t>(</w:t>
+      </w:r>
+      <w:r>
+        <w:rPr>
+          <w:i/>
+          <w:iCs/>
+          <w:lang w:val="en-US"/>
+        </w:rPr>
+        <w:t xml:space="preserve">f : </w:t>
+      </w:r>
+      <w:r>
+        <w:rPr>
+          <w:lang w:val="en-US"/>
+        </w:rPr>
+        <w:t xml:space="preserve">loss function / </w:t>
+      </w:r>
+      <m:oMath>
+        <m:r>
+          <w:rPr>
+            <w:rFonts w:ascii="Cambria Math" w:hAnsi="Cambria Math"/>
+            <w:lang w:val="en-US"/>
+          </w:rPr>
+          <m:t>η</m:t>
+        </m:r>
+      </m:oMath>
+      <w:r>
+        <w:rPr>
+          <w:lang w:val="en-US"/>
+        </w:rPr>
+        <w:t xml:space="preserve">: initial learning rate / </w:t>
+      </w:r>
+      <m:oMath>
+        <m:r>
+          <w:rPr>
+            <w:rFonts w:ascii="Cambria Math" w:hAnsi="Cambria Math"/>
+            <w:lang w:val="en-US"/>
+          </w:rPr>
+          <m:t xml:space="preserve">β, </m:t>
+        </m:r>
+        <m:sSub>
+          <m:sSubPr>
+            <m:ctrlPr>
+              <w:rPr>
+                <w:rFonts w:ascii="Cambria Math" w:hAnsi="Cambria Math"/>
+                <w:i/>
+                <w:iCs/>
+                <w:lang w:val="en-US"/>
+              </w:rPr>
+            </m:ctrlPr>
+          </m:sSubPr>
+          <m:e>
+            <m:r>
+              <w:rPr>
+                <w:rFonts w:ascii="Cambria Math" w:hAnsi="Cambria Math"/>
+                <w:lang w:val="en-US"/>
+              </w:rPr>
+              <m:t>β</m:t>
+            </m:r>
+          </m:e>
+          <m:sub>
+            <m:r>
+              <w:rPr>
+                <w:rFonts w:ascii="Cambria Math" w:hAnsi="Cambria Math"/>
+                <w:lang w:val="en-US"/>
+              </w:rPr>
+              <m:t>1,2</m:t>
+            </m:r>
+          </m:sub>
+        </m:sSub>
+      </m:oMath>
+      <w:r>
+        <w:rPr>
+          <w:lang w:val="en-US"/>
+        </w:rPr>
+        <w:t xml:space="preserve">: momentum parameters / </w:t>
+      </w:r>
+      <m:oMath>
+        <m:sSub>
+          <m:sSubPr>
+            <m:ctrlPr>
+              <w:rPr>
+                <w:rFonts w:ascii="Cambria Math" w:hAnsi="Cambria Math"/>
+                <w:i/>
+                <w:iCs/>
+                <w:lang w:val="en-US"/>
+              </w:rPr>
+            </m:ctrlPr>
+          </m:sSubPr>
+          <m:e>
+            <m:r>
+              <w:rPr>
+                <w:rFonts w:ascii="Cambria Math" w:hAnsi="Cambria Math"/>
+                <w:lang w:val="en-US"/>
+              </w:rPr>
+              <m:t>g</m:t>
+            </m:r>
+          </m:e>
+          <m:sub>
+            <m:r>
+              <w:rPr>
+                <w:rFonts w:ascii="Cambria Math" w:hAnsi="Cambria Math"/>
+                <w:lang w:val="en-US"/>
+              </w:rPr>
+              <m:t>t</m:t>
+            </m:r>
+          </m:sub>
+        </m:sSub>
+      </m:oMath>
+      <w:r>
+        <w:rPr>
+          <w:lang w:val="en-US"/>
+        </w:rPr>
+        <w:t xml:space="preserve">: gradient at time t along </w:t>
+      </w:r>
+      <m:oMath>
+        <m:r>
+          <w:rPr>
+            <w:rFonts w:ascii="Cambria Math" w:hAnsi="Cambria Math"/>
+            <w:lang w:val="en-US"/>
+          </w:rPr>
+          <m:t>θ</m:t>
+        </m:r>
+      </m:oMath>
+      <w:r>
+        <w:rPr>
+          <w:iCs/>
+          <w:lang w:val="en-US"/>
+        </w:rPr>
+        <w:t xml:space="preserve"> / </w:t>
+      </w:r>
+      <m:oMath>
+        <m:r>
+          <w:rPr>
+            <w:rFonts w:ascii="Cambria Math" w:hAnsi="Cambria Math"/>
+            <w:lang w:val="en-US"/>
+          </w:rPr>
+          <m:t>w</m:t>
+        </m:r>
+      </m:oMath>
+      <w:r>
+        <w:rPr>
+          <w:iCs/>
+          <w:lang w:val="en-US"/>
+        </w:rPr>
+        <w:t>: weight decay rate</w:t>
+      </w:r>
+      <w:r>
+        <w:rPr>
+          <w:lang w:val="en-US"/>
+        </w:rPr>
+        <w:t>)</w:t>
+      </w:r>
+    </w:p>
+    <w:p>
+      <w:pPr>
+        <w:spacing w:line="276" w:lineRule="auto"/>
+        <w:jc w:val="center"/>
         <w:rPr>
           <w:lang w:val="en-US"/>
         </w:rPr>
@@ -5382,7 +6194,39 @@
                 <w:shd w:val="clear" w:color="auto" w:fill="FFFFFF"/>
                 <w:lang w:val="en-US" w:eastAsia="en-US"/>
               </w:rPr>
-              <w:t xml:space="preserve">Adaptive Moment Estimation is an optimization algorithm that </w:t>
+              <w:t xml:space="preserve">Adaptive </w:t>
+            </w:r>
+            <w:r>
+              <w:rPr>
+                <w:color w:val="202122"/>
+                <w:shd w:val="clear" w:color="auto" w:fill="FFFFFF"/>
+                <w:lang w:val="en-US" w:eastAsia="en-US"/>
+              </w:rPr>
+              <w:t>m</w:t>
+            </w:r>
+            <w:r>
+              <w:rPr>
+                <w:color w:val="202122"/>
+                <w:shd w:val="clear" w:color="auto" w:fill="FFFFFF"/>
+                <w:lang w:val="en-US" w:eastAsia="en-US"/>
+              </w:rPr>
+              <w:t xml:space="preserve">oment </w:t>
+            </w:r>
+            <w:r>
+              <w:rPr>
+                <w:color w:val="202122"/>
+                <w:shd w:val="clear" w:color="auto" w:fill="FFFFFF"/>
+                <w:lang w:val="en-US" w:eastAsia="en-US"/>
+              </w:rPr>
+              <w:t>e</w:t>
+            </w:r>
+            <w:r>
+              <w:rPr>
+                <w:color w:val="202122"/>
+                <w:shd w:val="clear" w:color="auto" w:fill="FFFFFF"/>
+                <w:lang w:val="en-US" w:eastAsia="en-US"/>
+              </w:rPr>
+              <w:t xml:space="preserve">stimation is an optimization algorithm that </w:t>
             </w:r>
             <w:r>
               <w:rPr>
@@ -7426,203 +8270,6 @@
     <w:p>
       <w:pPr>
         <w:spacing w:line="276" w:lineRule="auto"/>
-        <w:jc w:val="center"/>
-        <w:rPr>
-          <w:lang w:val="en-US"/>
-        </w:rPr>
-      </w:pPr>
-      <w:r>
-        <w:rPr>
-          <w:b/>
-          <w:bCs/>
-          <w:lang w:val="en-US"/>
-        </w:rPr>
-        <w:t>Table 3:</w:t>
-      </w:r>
-      <w:r>
-        <w:rPr>
-          <w:lang w:val="en-US"/>
-        </w:rPr>
-        <w:t xml:space="preserve"> Optimizers</w:t>
-      </w:r>
-    </w:p>
-    <w:p>
-      <w:pPr>
-        <w:spacing w:line="276" w:lineRule="auto"/>
-        <w:jc w:val="center"/>
-        <w:rPr>
-          <w:iCs/>
-          <w:lang w:val="en-US"/>
-        </w:rPr>
-      </w:pPr>
-      <w:r>
-        <w:rPr>
-          <w:lang w:val="en-US"/>
-        </w:rPr>
-        <w:t>(</w:t>
-      </w:r>
-      <w:r>
-        <w:rPr>
-          <w:i/>
-          <w:iCs/>
-          <w:lang w:val="en-US"/>
-        </w:rPr>
-        <w:t xml:space="preserve">f : </w:t>
-      </w:r>
-      <w:r>
-        <w:rPr>
-          <w:lang w:val="en-US"/>
-        </w:rPr>
-        <w:t xml:space="preserve">loss function / </w:t>
-      </w:r>
-      <m:oMath>
-        <m:r>
-          <w:rPr>
-            <w:rFonts w:ascii="Cambria Math" w:hAnsi="Cambria Math"/>
-            <w:lang w:val="en-US"/>
-          </w:rPr>
-          <m:t>η</m:t>
-        </m:r>
-      </m:oMath>
-      <w:r>
-        <w:rPr>
-          <w:lang w:val="en-US"/>
-        </w:rPr>
-        <w:t xml:space="preserve">: initial learning rate / </w:t>
-      </w:r>
-      <m:oMath>
-        <m:r>
-          <w:rPr>
-            <w:rFonts w:ascii="Cambria Math" w:hAnsi="Cambria Math"/>
-            <w:lang w:val="en-US"/>
-          </w:rPr>
-          <m:t xml:space="preserve">β, </m:t>
-        </m:r>
-        <m:sSub>
-          <m:sSubPr>
-            <m:ctrlPr>
-              <w:rPr>
-                <w:rFonts w:ascii="Cambria Math" w:hAnsi="Cambria Math"/>
-                <w:i/>
-                <w:iCs/>
-                <w:lang w:val="en-US"/>
-              </w:rPr>
-            </m:ctrlPr>
-          </m:sSubPr>
-          <m:e>
-            <m:r>
-              <w:rPr>
-                <w:rFonts w:ascii="Cambria Math" w:hAnsi="Cambria Math"/>
-                <w:lang w:val="en-US"/>
-              </w:rPr>
-              <m:t>β</m:t>
-            </m:r>
-          </m:e>
-          <m:sub>
-            <m:r>
-              <w:rPr>
-                <w:rFonts w:ascii="Cambria Math" w:hAnsi="Cambria Math"/>
-                <w:lang w:val="en-US"/>
-              </w:rPr>
-              <m:t>1,2</m:t>
-            </m:r>
-          </m:sub>
-        </m:sSub>
-      </m:oMath>
-      <w:r>
-        <w:rPr>
-          <w:lang w:val="en-US"/>
-        </w:rPr>
-        <w:t xml:space="preserve">: momentum parameters / </w:t>
-      </w:r>
-      <m:oMath>
-        <m:sSub>
-          <m:sSubPr>
-            <m:ctrlPr>
-              <w:rPr>
-                <w:rFonts w:ascii="Cambria Math" w:hAnsi="Cambria Math"/>
-                <w:i/>
-                <w:iCs/>
-                <w:lang w:val="en-US"/>
-              </w:rPr>
-            </m:ctrlPr>
-          </m:sSubPr>
-          <m:e>
-            <m:r>
-              <w:rPr>
-                <w:rFonts w:ascii="Cambria Math" w:hAnsi="Cambria Math"/>
-                <w:lang w:val="en-US"/>
-              </w:rPr>
-              <m:t>g</m:t>
-            </m:r>
-          </m:e>
-          <m:sub>
-            <m:r>
-              <w:rPr>
-                <w:rFonts w:ascii="Cambria Math" w:hAnsi="Cambria Math"/>
-                <w:lang w:val="en-US"/>
-              </w:rPr>
-              <m:t>t</m:t>
-            </m:r>
-          </m:sub>
-        </m:sSub>
-      </m:oMath>
-      <w:r>
-        <w:rPr>
-          <w:lang w:val="en-US"/>
-        </w:rPr>
-        <w:t xml:space="preserve">: gradient at time t along </w:t>
-      </w:r>
-      <m:oMath>
-        <m:r>
-          <w:rPr>
-            <w:rFonts w:ascii="Cambria Math" w:hAnsi="Cambria Math"/>
-            <w:lang w:val="en-US"/>
-          </w:rPr>
-          <m:t>θ</m:t>
-        </m:r>
-      </m:oMath>
-      <w:r>
-        <w:rPr>
-          <w:iCs/>
-          <w:lang w:val="en-US"/>
-        </w:rPr>
-        <w:t xml:space="preserve"> / </w:t>
-      </w:r>
-      <m:oMath>
-        <m:r>
-          <w:rPr>
-            <w:rFonts w:ascii="Cambria Math" w:hAnsi="Cambria Math"/>
-            <w:lang w:val="en-US"/>
-          </w:rPr>
-          <m:t>w</m:t>
-        </m:r>
-      </m:oMath>
-      <w:r>
-        <w:rPr>
-          <w:iCs/>
-          <w:lang w:val="en-US"/>
-        </w:rPr>
-        <w:t>: weight decay rate</w:t>
-      </w:r>
-      <w:r>
-        <w:rPr>
-          <w:lang w:val="en-US"/>
-        </w:rPr>
-        <w:t>)</w:t>
-      </w:r>
-    </w:p>
-    <w:p>
-      <w:pPr>
-        <w:spacing w:line="276" w:lineRule="auto"/>
-        <w:rPr>
-          <w:lang w:val="en-US"/>
-        </w:rPr>
-      </w:pPr>
-    </w:p>
-    <w:p>
-      <w:pPr>
-        <w:spacing w:line="276" w:lineRule="auto"/>
         <w:jc w:val="both"/>
         <w:rPr>
           <w:b/>
@@ -7739,7 +8386,31 @@
         <w:rPr>
           <w:lang w:val="en-US"/>
         </w:rPr>
-        <w:t>The source code was written as Python programming language with the help of PyTorch and Sklearn. For GPU support, Google Colaboratory was used with the number of workers as 4 on experiments.</w:t>
+        <w:t>The source code was written as Python programming language with the help of PyTorch and Sklearn</w:t>
+      </w:r>
+      <w:r>
+        <w:rPr>
+          <w:lang w:val="en-US"/>
+        </w:rPr>
+        <w:t xml:space="preserve"> library</w:t>
+      </w:r>
+      <w:r>
+        <w:rPr>
+          <w:lang w:val="en-US"/>
+        </w:rPr>
+        <w:t xml:space="preserve">. For GPU support, Google Colaboratory was used with the number of workers as </w:t>
+      </w:r>
+      <w:r>
+        <w:rPr>
+          <w:lang w:val="en-US"/>
+        </w:rPr>
+        <w:t>four</w:t>
+      </w:r>
+      <w:r>
+        <w:rPr>
+          <w:lang w:val="en-US"/>
+        </w:rPr>
+        <w:t xml:space="preserve"> on experiments.</w:t>
       </w:r>
       <w:r>
         <w:rPr>
@@ -7898,9 +8569,107 @@
         <w:ind w:firstLine="426"/>
         <w:jc w:val="both"/>
         <w:rPr>
-          <w:lang w:val="en-US"/>
-        </w:rPr>
-      </w:pPr>
+          <w:rStyle w:val="jlqj4b"/>
+          <w:lang w:val="en-US"/>
+        </w:rPr>
+      </w:pPr>
+      <w:r>
+        <w:rPr>
+          <w:lang w:val="en-US"/>
+        </w:rPr>
+        <w:t>Cross-</w:t>
+      </w:r>
+      <w:r>
+        <w:rPr>
+          <w:lang w:val="en-US"/>
+        </w:rPr>
+        <w:t>e</w:t>
+      </w:r>
+      <w:r>
+        <w:rPr>
+          <w:lang w:val="en-US"/>
+        </w:rPr>
+        <w:t xml:space="preserve">ntropy </w:t>
+      </w:r>
+      <w:r>
+        <w:rPr>
+          <w:lang w:val="en-US"/>
+        </w:rPr>
+        <w:t xml:space="preserve">loss was chosen as the objective function, and SGD with Momentum, Adam and Adam with </w:t>
+      </w:r>
+      <w:r>
+        <w:rPr>
+          <w:lang w:val="en-US"/>
+        </w:rPr>
+        <w:t>decoupled weight decay were experienced to optimize the loss. Various</w:t>
+      </w:r>
+      <w:r>
+        <w:rPr>
+          <w:lang w:val="en-US"/>
+        </w:rPr>
+        <w:t xml:space="preserve"> learning rate</w:t>
+      </w:r>
+      <w:r>
+        <w:rPr>
+          <w:lang w:val="en-US"/>
+        </w:rPr>
+        <w:t>s</w:t>
+      </w:r>
+      <w:r>
+        <w:rPr>
+          <w:lang w:val="en-US"/>
+        </w:rPr>
+        <w:t>, momentum</w:t>
+      </w:r>
+      <w:r>
+        <w:rPr>
+          <w:lang w:val="en-US"/>
+        </w:rPr>
+        <w:t xml:space="preserve"> values</w:t>
+      </w:r>
+      <w:r>
+        <w:rPr>
+          <w:lang w:val="en-US"/>
+        </w:rPr>
+        <w:t>, betas and weight decay parameter</w:t>
+      </w:r>
+      <w:r>
+        <w:rPr>
+          <w:lang w:val="en-US"/>
+        </w:rPr>
+        <w:t>s</w:t>
+      </w:r>
+      <w:r>
+        <w:rPr>
+          <w:lang w:val="en-US"/>
+        </w:rPr>
+        <w:t xml:space="preserve"> </w:t>
+      </w:r>
+      <w:r>
+        <w:rPr>
+          <w:lang w:val="en-US"/>
+        </w:rPr>
+        <w:t>were experimented to obtain the optimal results</w:t>
+      </w:r>
+      <w:r>
+        <w:rPr>
+          <w:lang w:val="en-US"/>
+        </w:rPr>
+        <w:t>.</w:t>
+      </w:r>
+      <w:r>
+        <w:rPr>
+          <w:lang w:val="en-US"/>
+        </w:rPr>
+        <w:t xml:space="preserve"> </w:t>
+      </w:r>
+      <w:r>
+        <w:rPr>
+          <w:rStyle w:val="jlqj4b"/>
+          <w:lang w:val="en-US"/>
+        </w:rPr>
+        <w:t>The learning rate update was also experienced as reducing the learning rate by 0.1 for each quarter of total epoch size.</w:t>
+      </w:r>
     </w:p>
     <w:p>
       <w:pPr>
@@ -7908,94 +8677,66 @@
         <w:ind w:firstLine="426"/>
         <w:jc w:val="both"/>
         <w:rPr>
-          <w:rStyle w:val="jlqj4b"/>
-          <w:lang w:val="en-US"/>
-        </w:rPr>
-      </w:pPr>
-      <w:r>
-        <w:rPr>
-          <w:lang w:val="en-US"/>
-        </w:rPr>
-        <w:t xml:space="preserve">Cross-Entropy </w:t>
-      </w:r>
-      <w:r>
-        <w:rPr>
-          <w:lang w:val="en-US"/>
-        </w:rPr>
-        <w:t xml:space="preserve">loss was chosen as the objective function, and SGD with Momentum, Adam and Adam with </w:t>
-      </w:r>
-      <w:r>
-        <w:rPr>
-          <w:lang w:val="en-US"/>
-        </w:rPr>
-        <w:t>decoupled weight decay were experienced to optimize the loss. Various</w:t>
-      </w:r>
-      <w:r>
-        <w:rPr>
-          <w:lang w:val="en-US"/>
-        </w:rPr>
-        <w:t xml:space="preserve"> learning rate</w:t>
-      </w:r>
-      <w:r>
-        <w:rPr>
-          <w:lang w:val="en-US"/>
-        </w:rPr>
-        <w:t>s</w:t>
-      </w:r>
-      <w:r>
-        <w:rPr>
-          <w:lang w:val="en-US"/>
-        </w:rPr>
-        <w:t>, momentum</w:t>
-      </w:r>
-      <w:r>
-        <w:rPr>
-          <w:lang w:val="en-US"/>
-        </w:rPr>
-        <w:t xml:space="preserve"> values</w:t>
-      </w:r>
-      <w:r>
-        <w:rPr>
-          <w:lang w:val="en-US"/>
-        </w:rPr>
-        <w:t>, betas and weight decay parameter</w:t>
-      </w:r>
-      <w:r>
-        <w:rPr>
-          <w:lang w:val="en-US"/>
-        </w:rPr>
-        <w:t>s</w:t>
-      </w:r>
-      <w:r>
-        <w:rPr>
-          <w:lang w:val="en-US"/>
-        </w:rPr>
-        <w:t xml:space="preserve"> </w:t>
-      </w:r>
-      <w:r>
-        <w:rPr>
-          <w:lang w:val="en-US"/>
-        </w:rPr>
-        <w:t>were experimented to obtain the optimal results</w:t>
-      </w:r>
-      <w:r>
-        <w:rPr>
+          <w:rStyle w:val="viiyi"/>
+          <w:lang w:val="en-US"/>
+        </w:rPr>
+      </w:pPr>
+      <w:r>
+        <w:rPr>
+          <w:rStyle w:val="viiyi"/>
+          <w:lang w:val="en-US"/>
+        </w:rPr>
+        <w:t>Final hyperparameter settings</w:t>
+      </w:r>
+      <w:r>
+        <w:rPr>
+          <w:rStyle w:val="viiyi"/>
+          <w:lang w:val="en-US"/>
+        </w:rPr>
+        <w:t xml:space="preserve"> for our </w:t>
+      </w:r>
+      <w:r>
+        <w:rPr>
+          <w:rStyle w:val="viiyi"/>
+          <w:lang w:val="en-US"/>
+        </w:rPr>
+        <w:t>p</w:t>
+      </w:r>
+      <w:r>
+        <w:rPr>
+          <w:rStyle w:val="viiyi"/>
+          <w:lang w:val="en-US"/>
+        </w:rPr>
+        <w:t>roposed CNN model</w:t>
+      </w:r>
+      <w:r>
+        <w:rPr>
+          <w:rStyle w:val="viiyi"/>
+          <w:lang w:val="en-US"/>
+        </w:rPr>
+        <w:t xml:space="preserve"> are as </w:t>
+      </w:r>
+      <w:r>
+        <w:rPr>
+          <w:rStyle w:val="viiyi"/>
+          <w:lang w:val="en-US"/>
+        </w:rPr>
+        <w:t xml:space="preserve">in </w:t>
+      </w:r>
+      <w:r>
+        <w:rPr>
+          <w:rStyle w:val="viiyi"/>
+          <w:u w:val="single"/>
+          <w:lang w:val="en-US"/>
+        </w:rPr>
+        <w:t>Table 4</w:t>
+      </w:r>
+      <w:r>
+        <w:rPr>
+          <w:rStyle w:val="viiyi"/>
           <w:lang w:val="en-US"/>
         </w:rPr>
         <w:t>.</w:t>
-      </w:r>
-      <w:r>
-        <w:rPr>
-          <w:lang w:val="en-US"/>
-        </w:rPr>
-        <w:t xml:space="preserve"> </w:t>
-      </w:r>
-      <w:r>
-        <w:rPr>
-          <w:rStyle w:val="jlqj4b"/>
-          <w:lang w:val="en-US"/>
-        </w:rPr>
-        <w:t>The learning rate update was also experienced as reducing the learning rate by 0.1 for each quarter of total epoch size.</w:t>
       </w:r>
     </w:p>
     <w:p>
@@ -8008,48 +8749,78 @@
           <w:lang w:val="en-US"/>
         </w:rPr>
       </w:pPr>
-      <w:r>
+    </w:p>
+    <w:p>
+      <w:pPr>
+        <w:spacing w:line="276" w:lineRule="auto"/>
+        <w:ind w:firstLine="426"/>
+        <w:jc w:val="center"/>
         <w:rPr>
           <w:rStyle w:val="viiyi"/>
           <w:lang w:val="en-US"/>
         </w:rPr>
-        <w:t>Final hyperparameter settings</w:t>
-      </w:r>
+      </w:pPr>
       <w:r>
         <w:rPr>
           <w:rStyle w:val="viiyi"/>
-          <w:lang w:val="en-US"/>
-        </w:rPr>
-        <w:t xml:space="preserve"> for our Proposed CNN model</w:t>
+          <w:b/>
+          <w:bCs/>
+          <w:lang w:val="en-US"/>
+        </w:rPr>
+        <w:t>Table 4:</w:t>
       </w:r>
       <w:r>
         <w:rPr>
           <w:rStyle w:val="viiyi"/>
           <w:lang w:val="en-US"/>
         </w:rPr>
-        <w:t xml:space="preserve"> are as </w:t>
+        <w:t xml:space="preserve"> Final </w:t>
       </w:r>
       <w:r>
         <w:rPr>
           <w:rStyle w:val="viiyi"/>
           <w:lang w:val="en-US"/>
         </w:rPr>
-        <w:t xml:space="preserve">in </w:t>
+        <w:t>h</w:t>
       </w:r>
       <w:r>
         <w:rPr>
           <w:rStyle w:val="viiyi"/>
-          <w:u w:val="single"/>
-          <w:lang w:val="en-US"/>
-        </w:rPr>
-        <w:t>Table 4</w:t>
+          <w:lang w:val="en-US"/>
+        </w:rPr>
+        <w:t xml:space="preserve">yperparameters for </w:t>
       </w:r>
       <w:r>
         <w:rPr>
           <w:rStyle w:val="viiyi"/>
           <w:lang w:val="en-US"/>
         </w:rPr>
-        <w:t>.</w:t>
+        <w:t>P</w:t>
+      </w:r>
+      <w:r>
+        <w:rPr>
+          <w:rStyle w:val="viiyi"/>
+          <w:lang w:val="en-US"/>
+        </w:rPr>
+        <w:t xml:space="preserve">roposedNet </w:t>
+      </w:r>
+    </w:p>
+    <w:p>
+      <w:pPr>
+        <w:spacing w:line="276" w:lineRule="auto"/>
+        <w:ind w:firstLine="426"/>
+        <w:jc w:val="center"/>
+        <w:rPr>
+          <w:rStyle w:val="viiyi"/>
+          <w:lang w:val="en-US"/>
+        </w:rPr>
+      </w:pPr>
+      <w:r>
+        <w:rPr>
+          <w:rStyle w:val="viiyi"/>
+          <w:lang w:val="en-US"/>
+        </w:rPr>
+        <w:t>(Schedular refers the update LR algorithm)</w:t>
       </w:r>
     </w:p>
     <w:p>
@@ -8628,63 +9399,47 @@
       <w:pPr>
         <w:spacing w:line="276" w:lineRule="auto"/>
         <w:ind w:firstLine="426"/>
-        <w:jc w:val="center"/>
-        <w:rPr>
-          <w:rStyle w:val="viiyi"/>
-          <w:lang w:val="en-US"/>
-        </w:rPr>
-      </w:pPr>
-      <w:r>
-        <w:rPr>
-          <w:rStyle w:val="viiyi"/>
-          <w:b/>
-          <w:bCs/>
-          <w:lang w:val="en-US"/>
-        </w:rPr>
-        <w:t>Table 4:</w:t>
-      </w:r>
-      <w:r>
-        <w:rPr>
-          <w:rStyle w:val="viiyi"/>
-          <w:lang w:val="en-US"/>
-        </w:rPr>
-        <w:t xml:space="preserve"> Final Hyperparameters for ProposedNet</w:t>
-      </w:r>
-      <w:r>
-        <w:rPr>
-          <w:rStyle w:val="viiyi"/>
-          <w:lang w:val="en-US"/>
-        </w:rPr>
-        <w:t xml:space="preserve"> </w:t>
-      </w:r>
-    </w:p>
-    <w:p>
-      <w:pPr>
-        <w:spacing w:line="276" w:lineRule="auto"/>
-        <w:ind w:firstLine="426"/>
-        <w:jc w:val="center"/>
-        <w:rPr>
-          <w:rStyle w:val="viiyi"/>
-          <w:lang w:val="en-US"/>
-        </w:rPr>
-      </w:pPr>
-      <w:r>
-        <w:rPr>
-          <w:rStyle w:val="viiyi"/>
-          <w:lang w:val="en-US"/>
-        </w:rPr>
-        <w:t>(Schedular refers the update LR algorithm)</w:t>
-      </w:r>
-    </w:p>
-    <w:p>
-      <w:pPr>
-        <w:spacing w:line="276" w:lineRule="auto"/>
         <w:jc w:val="both"/>
         <w:rPr>
-          <w:rStyle w:val="viiyi"/>
-          <w:lang w:val="en-US"/>
-        </w:rPr>
-      </w:pPr>
+          <w:lang w:val="en-US"/>
+        </w:rPr>
+      </w:pPr>
+      <w:r>
+        <w:rPr>
+          <w:lang w:val="en-US"/>
+        </w:rPr>
+        <w:t xml:space="preserve">Each experiment was run </w:t>
+      </w:r>
+      <w:r>
+        <w:rPr>
+          <w:lang w:val="en-US"/>
+        </w:rPr>
+        <w:t>in</w:t>
+      </w:r>
+      <w:r>
+        <w:rPr>
+          <w:lang w:val="en-US"/>
+        </w:rPr>
+        <w:t xml:space="preserve"> 200 epochs with </w:t>
+      </w:r>
+      <w:r>
+        <w:rPr>
+          <w:lang w:val="en-US"/>
+        </w:rPr>
+        <w:t xml:space="preserve">test data </w:t>
+      </w:r>
+      <w:r>
+        <w:rPr>
+          <w:lang w:val="en-US"/>
+        </w:rPr>
+        <w:t xml:space="preserve">validation once in 10 epochs. </w:t>
+      </w:r>
+      <w:r>
+        <w:rPr>
+          <w:lang w:val="en-US"/>
+        </w:rPr>
+        <w:t>In comparison, the accuracy was compared with the previously stored results for each validation and the final test and saved as a new model weight file if it is higher than the older one.</w:t>
+      </w:r>
     </w:p>
     <w:p>
       <w:pPr>
@@ -8699,37 +9454,163 @@
         <w:rPr>
           <w:lang w:val="en-US"/>
         </w:rPr>
-        <w:t xml:space="preserve">Each experiment was run </w:t>
-      </w:r>
-      <w:r>
-        <w:rPr>
-          <w:lang w:val="en-US"/>
-        </w:rPr>
-        <w:t>in</w:t>
-      </w:r>
-      <w:r>
-        <w:rPr>
-          <w:lang w:val="en-US"/>
-        </w:rPr>
-        <w:t xml:space="preserve"> 200 epochs with </w:t>
-      </w:r>
-      <w:r>
-        <w:rPr>
-          <w:lang w:val="en-US"/>
-        </w:rPr>
-        <w:t xml:space="preserve">test data </w:t>
-      </w:r>
-      <w:r>
-        <w:rPr>
-          <w:lang w:val="en-US"/>
-        </w:rPr>
-        <w:t xml:space="preserve">validation once in 10 epochs. </w:t>
-      </w:r>
-      <w:r>
-        <w:rPr>
-          <w:lang w:val="en-US"/>
-        </w:rPr>
-        <w:t>In comparison, the accuracy was compared with the previously stored results for each validation and the final test and saved as a new model weight file if it is higher than the older one.</w:t>
+        <w:t>Grid Search was used to get the best settings on SVM. In total, 720 possibilities were experienced. The final hyper-parameters of SVM</w:t>
+      </w:r>
+      <w:r>
+        <w:rPr>
+          <w:lang w:val="en-US"/>
+        </w:rPr>
+        <w:t xml:space="preserve"> are:</w:t>
+      </w:r>
+    </w:p>
+    <w:p>
+      <w:pPr>
+        <w:spacing w:line="276" w:lineRule="auto"/>
+        <w:ind w:left="426" w:firstLine="426"/>
+        <w:jc w:val="both"/>
+        <w:rPr>
+          <w:lang w:val="en-US"/>
+        </w:rPr>
+      </w:pPr>
+      <w:r>
+        <w:rPr>
+          <w:lang w:val="en-US"/>
+        </w:rPr>
+        <w:t xml:space="preserve">- Regularization parameter: ‘5.0’ over [0.01, 0.05, 0.1, 0.5, 1.0, 5.0] </w:t>
+      </w:r>
+    </w:p>
+    <w:p>
+      <w:pPr>
+        <w:spacing w:line="276" w:lineRule="auto"/>
+        <w:ind w:left="426" w:firstLine="426"/>
+        <w:jc w:val="both"/>
+        <w:rPr>
+          <w:lang w:val="en-US"/>
+        </w:rPr>
+      </w:pPr>
+      <w:r>
+        <w:rPr>
+          <w:lang w:val="en-US"/>
+        </w:rPr>
+        <w:t xml:space="preserve">- </w:t>
+      </w:r>
+      <w:r>
+        <w:rPr>
+          <w:lang w:val="en-US"/>
+        </w:rPr>
+        <w:t>K</w:t>
+      </w:r>
+      <w:r>
+        <w:rPr>
+          <w:lang w:val="en-US"/>
+        </w:rPr>
+        <w:t>ernel type: ‘RBF (Radial Basis Function)’ over [linear, rbf, sigmoid]</w:t>
+      </w:r>
+    </w:p>
+    <w:p>
+      <w:pPr>
+        <w:spacing w:line="276" w:lineRule="auto"/>
+        <w:ind w:left="426" w:firstLine="426"/>
+        <w:jc w:val="both"/>
+        <w:rPr>
+          <w:lang w:val="en-US"/>
+        </w:rPr>
+      </w:pPr>
+      <w:r>
+        <w:rPr>
+          <w:lang w:val="en-US"/>
+        </w:rPr>
+        <w:t xml:space="preserve">- </w:t>
+      </w:r>
+      <w:r>
+        <w:rPr>
+          <w:lang w:val="en-US"/>
+        </w:rPr>
+        <w:t>G</w:t>
+      </w:r>
+      <w:r>
+        <w:rPr>
+          <w:lang w:val="en-US"/>
+        </w:rPr>
+        <w:t xml:space="preserve">amma: ‘scale’ over [scale, auto]; </w:t>
+      </w:r>
+    </w:p>
+    <w:p>
+      <w:pPr>
+        <w:spacing w:line="276" w:lineRule="auto"/>
+        <w:ind w:left="426" w:firstLine="426"/>
+        <w:jc w:val="both"/>
+        <w:rPr>
+          <w:lang w:val="en-US"/>
+        </w:rPr>
+      </w:pPr>
+      <w:r>
+        <w:rPr>
+          <w:lang w:val="en-US"/>
+        </w:rPr>
+        <w:t>i.e., (1 / (number of features * variance(feature data))) is used as the value of gamma</w:t>
+      </w:r>
+    </w:p>
+    <w:p>
+      <w:pPr>
+        <w:spacing w:line="276" w:lineRule="auto"/>
+        <w:ind w:left="426" w:firstLine="426"/>
+        <w:jc w:val="both"/>
+        <w:rPr>
+          <w:lang w:val="en-US"/>
+        </w:rPr>
+      </w:pPr>
+      <w:r>
+        <w:rPr>
+          <w:lang w:val="en-US"/>
+        </w:rPr>
+        <w:t xml:space="preserve">- </w:t>
+      </w:r>
+      <w:r>
+        <w:rPr>
+          <w:lang w:val="en-US"/>
+        </w:rPr>
+        <w:t>D</w:t>
+      </w:r>
+      <w:r>
+        <w:rPr>
+          <w:lang w:val="en-US"/>
+        </w:rPr>
+        <w:t>ecision_function_shape: ‘one-vs-one’ over [one-vs-one, one-vs-rest]</w:t>
+      </w:r>
+      <w:r>
+        <w:rPr>
+          <w:lang w:val="en-US"/>
+        </w:rPr>
+        <w:t xml:space="preserve"> and</w:t>
+      </w:r>
+    </w:p>
+    <w:p>
+      <w:pPr>
+        <w:spacing w:line="276" w:lineRule="auto"/>
+        <w:ind w:left="426" w:firstLine="426"/>
+        <w:jc w:val="both"/>
+        <w:rPr>
+          <w:lang w:val="en-US"/>
+        </w:rPr>
+      </w:pPr>
+      <w:r>
+        <w:rPr>
+          <w:lang w:val="en-US"/>
+        </w:rPr>
+        <w:t xml:space="preserve">- </w:t>
+      </w:r>
+      <w:r>
+        <w:rPr>
+          <w:lang w:val="en-US"/>
+        </w:rPr>
+        <w:t>S</w:t>
+      </w:r>
+      <w:r>
+        <w:rPr>
+          <w:lang w:val="en-US"/>
+        </w:rPr>
+        <w:t>eed: ‘4’ over [1, 2, 4, 13, 17, 23, 25, 100, 999, 1773]</w:t>
       </w:r>
     </w:p>
     <w:p>
@@ -8745,103 +9626,43 @@
         <w:rPr>
           <w:lang w:val="en-US"/>
         </w:rPr>
-        <w:t>Grid Search was used to get the best settings on SVM. In total, 720 possibilities were experienced. The final hyper-parameters of SVM:</w:t>
-      </w:r>
-    </w:p>
-    <w:p>
-      <w:pPr>
-        <w:spacing w:line="276" w:lineRule="auto"/>
-        <w:ind w:left="426" w:firstLine="426"/>
-        <w:jc w:val="both"/>
-        <w:rPr>
-          <w:lang w:val="en-US"/>
-        </w:rPr>
-      </w:pPr>
-      <w:r>
-        <w:rPr>
-          <w:lang w:val="en-US"/>
-        </w:rPr>
-        <w:t xml:space="preserve">- Regularization parameter: ‘5.0’ over [0.01, 0.05, 0.1, 0.5, 1.0, 5.0] </w:t>
-      </w:r>
-    </w:p>
-    <w:p>
-      <w:pPr>
-        <w:spacing w:line="276" w:lineRule="auto"/>
-        <w:ind w:left="426" w:firstLine="426"/>
-        <w:jc w:val="both"/>
-        <w:rPr>
-          <w:lang w:val="en-US"/>
-        </w:rPr>
-      </w:pPr>
-      <w:r>
-        <w:rPr>
-          <w:lang w:val="en-US"/>
-        </w:rPr>
-        <w:t>- kernel type: ‘RBF (Radial Basis Function)’ over [linear, rbf, sigmoid]</w:t>
-      </w:r>
-    </w:p>
-    <w:p>
-      <w:pPr>
-        <w:spacing w:line="276" w:lineRule="auto"/>
-        <w:ind w:left="426" w:firstLine="426"/>
-        <w:jc w:val="both"/>
-        <w:rPr>
-          <w:lang w:val="en-US"/>
-        </w:rPr>
-      </w:pPr>
-      <w:r>
-        <w:rPr>
-          <w:lang w:val="en-US"/>
-        </w:rPr>
-        <w:t xml:space="preserve">- gamma: ‘scale’ over [scale, auto]; </w:t>
-      </w:r>
-    </w:p>
-    <w:p>
-      <w:pPr>
-        <w:spacing w:line="276" w:lineRule="auto"/>
-        <w:ind w:left="426" w:firstLine="426"/>
-        <w:jc w:val="both"/>
-        <w:rPr>
-          <w:lang w:val="en-US"/>
-        </w:rPr>
-      </w:pPr>
-      <w:r>
-        <w:rPr>
-          <w:lang w:val="en-US"/>
-        </w:rPr>
-        <w:t>i.e., (1 / (number of features * variance(feature data))) is used as the value of gamma</w:t>
-      </w:r>
-    </w:p>
-    <w:p>
-      <w:pPr>
-        <w:spacing w:line="276" w:lineRule="auto"/>
-        <w:ind w:left="426" w:firstLine="426"/>
-        <w:jc w:val="both"/>
-        <w:rPr>
-          <w:lang w:val="en-US"/>
-        </w:rPr>
-      </w:pPr>
-      <w:r>
-        <w:rPr>
-          <w:lang w:val="en-US"/>
-        </w:rPr>
-        <w:t>- decision_function_shape: ‘one-vs-one’ over [one-vs-one, one-vs-rest]</w:t>
-      </w:r>
-    </w:p>
-    <w:p>
-      <w:pPr>
-        <w:spacing w:line="276" w:lineRule="auto"/>
-        <w:ind w:left="426" w:firstLine="426"/>
-        <w:jc w:val="both"/>
-        <w:rPr>
-          <w:lang w:val="en-US"/>
-        </w:rPr>
-      </w:pPr>
-      <w:r>
-        <w:rPr>
-          <w:lang w:val="en-US"/>
-        </w:rPr>
-        <w:t>- seed: ‘4’ over [1, 2, 4, 13, 17, 23, 25, 100, 999, 1773]</w:t>
+        <w:t>10-fold cross validation for ML algorithms</w:t>
+      </w:r>
+      <w:r>
+        <w:rPr>
+          <w:lang w:val="en-US"/>
+        </w:rPr>
+        <w:t xml:space="preserve"> </w:t>
+      </w:r>
+      <w:r>
+        <w:rPr>
+          <w:lang w:val="en-US"/>
+        </w:rPr>
+        <w:t>was</w:t>
+      </w:r>
+      <w:r>
+        <w:rPr>
+          <w:lang w:val="en-US"/>
+        </w:rPr>
+        <w:t xml:space="preserve"> used with</w:t>
+      </w:r>
+      <w:r>
+        <w:rPr>
+          <w:lang w:val="en-US"/>
+        </w:rPr>
+        <w:t xml:space="preserve"> </w:t>
+      </w:r>
+      <w:r>
+        <w:rPr>
+          <w:lang w:val="en-US"/>
+        </w:rPr>
+        <w:t>the seed as</w:t>
+      </w:r>
+      <w:r>
+        <w:rPr>
+          <w:lang w:val="en-US"/>
+        </w:rPr>
+        <w:t xml:space="preserve"> 4.</w:t>
       </w:r>
     </w:p>
     <w:p>
@@ -8857,7 +9678,49 @@
         <w:rPr>
           <w:lang w:val="en-US"/>
         </w:rPr>
-        <w:t>10-fold cross validation for ML algorithms</w:t>
+        <w:t>Feature</w:t>
+      </w:r>
+      <w:r>
+        <w:rPr>
+          <w:lang w:val="en-US"/>
+        </w:rPr>
+        <w:t xml:space="preserve"> extraction </w:t>
+      </w:r>
+      <w:r>
+        <w:rPr>
+          <w:lang w:val="en-US"/>
+        </w:rPr>
+        <w:t>from</w:t>
+      </w:r>
+      <w:r>
+        <w:rPr>
+          <w:lang w:val="en-US"/>
+        </w:rPr>
+        <w:t xml:space="preserve"> the</w:t>
+      </w:r>
+      <w:r>
+        <w:rPr>
+          <w:lang w:val="en-US"/>
+        </w:rPr>
+        <w:t xml:space="preserve"> ProposedNet </w:t>
+      </w:r>
+      <w:r>
+        <w:rPr>
+          <w:lang w:val="en-US"/>
+        </w:rPr>
+        <w:t xml:space="preserve">model </w:t>
+      </w:r>
+      <w:r>
+        <w:rPr>
+          <w:lang w:val="en-US"/>
+        </w:rPr>
+        <w:t>weights</w:t>
+      </w:r>
+      <w:r>
+        <w:rPr>
+          <w:lang w:val="en-US"/>
+        </w:rPr>
+        <w:t xml:space="preserve"> on Fully-Connected-2 layer</w:t>
       </w:r>
       <w:r>
         <w:rPr>
@@ -8869,107 +9732,19 @@
         <w:rPr>
           <w:lang w:val="en-US"/>
         </w:rPr>
-        <w:t>was</w:t>
-      </w:r>
-      <w:r>
-        <w:rPr>
-          <w:lang w:val="en-US"/>
-        </w:rPr>
-        <w:t xml:space="preserve"> used with</w:t>
+        <w:t>was applied to whole dataset</w:t>
+      </w:r>
+      <w:r>
+        <w:rPr>
+          <w:lang w:val="en-US"/>
+        </w:rPr>
+        <w:t>.</w:t>
       </w:r>
       <w:r>
         <w:rPr>
           <w:lang w:val="en-US"/>
         </w:rPr>
         <w:t xml:space="preserve"> </w:t>
-      </w:r>
-      <w:r>
-        <w:rPr>
-          <w:lang w:val="en-US"/>
-        </w:rPr>
-        <w:t>the seed as</w:t>
-      </w:r>
-      <w:r>
-        <w:rPr>
-          <w:lang w:val="en-US"/>
-        </w:rPr>
-        <w:t xml:space="preserve"> 4.</w:t>
-      </w:r>
-    </w:p>
-    <w:p>
-      <w:pPr>
-        <w:spacing w:line="276" w:lineRule="auto"/>
-        <w:ind w:firstLine="426"/>
-        <w:jc w:val="both"/>
-        <w:rPr>
-          <w:lang w:val="en-US"/>
-        </w:rPr>
-      </w:pPr>
-      <w:r>
-        <w:rPr>
-          <w:lang w:val="en-US"/>
-        </w:rPr>
-        <w:t>Feature</w:t>
-      </w:r>
-      <w:r>
-        <w:rPr>
-          <w:lang w:val="en-US"/>
-        </w:rPr>
-        <w:t xml:space="preserve"> extraction </w:t>
-      </w:r>
-      <w:r>
-        <w:rPr>
-          <w:lang w:val="en-US"/>
-        </w:rPr>
-        <w:t>from</w:t>
-      </w:r>
-      <w:r>
-        <w:rPr>
-          <w:lang w:val="en-US"/>
-        </w:rPr>
-        <w:t xml:space="preserve"> the</w:t>
-      </w:r>
-      <w:r>
-        <w:rPr>
-          <w:lang w:val="en-US"/>
-        </w:rPr>
-        <w:t xml:space="preserve"> ProposedNet </w:t>
-      </w:r>
-      <w:r>
-        <w:rPr>
-          <w:lang w:val="en-US"/>
-        </w:rPr>
-        <w:t xml:space="preserve">model </w:t>
-      </w:r>
-      <w:r>
-        <w:rPr>
-          <w:lang w:val="en-US"/>
-        </w:rPr>
-        <w:t>weights</w:t>
-      </w:r>
-      <w:r>
-        <w:rPr>
-          <w:lang w:val="en-US"/>
-        </w:rPr>
-        <w:t xml:space="preserve"> on Fully-Connected-2 layer</w:t>
-      </w:r>
-      <w:r>
-        <w:rPr>
-          <w:lang w:val="en-US"/>
-        </w:rPr>
-        <w:t xml:space="preserve"> </w:t>
-      </w:r>
-      <w:r>
-        <w:rPr>
-          <w:lang w:val="en-US"/>
-        </w:rPr>
-        <w:t>was applied to whole dataset</w:t>
-      </w:r>
-      <w:r>
-        <w:rPr>
-          <w:lang w:val="en-US"/>
-        </w:rPr>
-        <w:t xml:space="preserve">. </w:t>
       </w:r>
       <w:r>
         <w:rPr>
@@ -9081,13 +9856,67 @@
         <w:rPr>
           <w:lang w:val="en-US"/>
         </w:rPr>
-        <w:t xml:space="preserve">On the experiments, we made measurements and  comparisons considering the number of classes and the unbalanced data label distribution. During the training, we observed train &amp; evaluation accuracies and losses. On testing, we inspected the test loss, accuracy, AUC Score, and </w:t>
-      </w:r>
-      <w:r>
-        <w:rPr>
-          <w:lang w:val="en-US"/>
-        </w:rPr>
-        <w:t>sensitivity, specificity, precision and F1 Score for the computed confusion matrix as below:</w:t>
+        <w:t xml:space="preserve">On the experiments, we made measurements and  comparisons considering the number of classes and the unbalanced data label distribution. During the training, we observed train &amp; evaluation accuracies and losses. On testing, we inspected the test loss, accuracy, </w:t>
+      </w:r>
+      <w:r>
+        <w:rPr>
+          <w:lang w:val="en-US"/>
+        </w:rPr>
+        <w:t>area under curve (</w:t>
+      </w:r>
+      <w:r>
+        <w:rPr>
+          <w:lang w:val="en-US"/>
+        </w:rPr>
+        <w:t>AUC</w:t>
+      </w:r>
+      <w:r>
+        <w:rPr>
+          <w:lang w:val="en-US"/>
+        </w:rPr>
+        <w:t>)</w:t>
+      </w:r>
+      <w:r>
+        <w:rPr>
+          <w:lang w:val="en-US"/>
+        </w:rPr>
+        <w:t xml:space="preserve"> </w:t>
+      </w:r>
+      <w:r>
+        <w:rPr>
+          <w:lang w:val="en-US"/>
+        </w:rPr>
+        <w:t>s</w:t>
+      </w:r>
+      <w:r>
+        <w:rPr>
+          <w:lang w:val="en-US"/>
+        </w:rPr>
+        <w:t>core,</w:t>
+      </w:r>
+      <w:r>
+        <w:rPr>
+          <w:lang w:val="en-US"/>
+        </w:rPr>
+        <w:t xml:space="preserve"> </w:t>
+      </w:r>
+      <w:r>
+        <w:rPr>
+          <w:lang w:val="en-US"/>
+        </w:rPr>
+        <w:t xml:space="preserve">sensitivity, specificity, precision and F1 </w:t>
+      </w:r>
+      <w:r>
+        <w:rPr>
+          <w:lang w:val="en-US"/>
+        </w:rPr>
+        <w:t>s</w:t>
+      </w:r>
+      <w:r>
+        <w:rPr>
+          <w:lang w:val="en-US"/>
+        </w:rPr>
+        <w:t>core for the computed confusion matrix as below:</w:t>
       </w:r>
     </w:p>
     <w:p>
@@ -9155,15 +9984,6 @@
     <w:p>
       <w:pPr>
         <w:spacing w:line="276" w:lineRule="auto"/>
-        <w:jc w:val="both"/>
-        <w:rPr>
-          <w:lang w:val="en-US"/>
-        </w:rPr>
-      </w:pPr>
-    </w:p>
-    <w:p>
-      <w:pPr>
-        <w:spacing w:line="276" w:lineRule="auto"/>
         <w:rPr>
           <w:lang w:val="en-US"/>
         </w:rPr>
@@ -9241,7 +10061,7 @@
         <w:rPr>
           <w:lang w:val="en-US"/>
         </w:rPr>
-        <w:t>In this study, we proposed a novel CNN architecture for the diagnosed of pneumonia over four classes from Chest X Ray images. To compare the efficiency of ProposedNet, we obtained results from recently proposed models NovelNet, CovidNet, Dark CovidNet and pretrained models AlexNet, ResNet50, SqueezeNet1_1</w:t>
+        <w:t>In this study, we proposed a novel CNN architecture for the diagnosed of pneumonia over four classes from Chest X Ray images. To compare the efficiency of ProposedNet, we obtained results from recently proposed models NovelNet, CovidNet, DarkCovidNet and pretrained models AlexNet, ResNet50, SqueezeNet1_1</w:t>
       </w:r>
       <w:r>
         <w:rPr>
@@ -9348,7 +10168,21 @@
           <w:u w:val="single"/>
           <w:lang w:val="en-US"/>
         </w:rPr>
-        <w:t>Figures from 1 to 4</w:t>
+        <w:t>Figures 1</w:t>
+      </w:r>
+      <w:r>
+        <w:rPr>
+          <w:u w:val="single"/>
+          <w:lang w:val="en-US"/>
+        </w:rPr>
+        <w:t>-</w:t>
+      </w:r>
+      <w:r>
+        <w:rPr>
+          <w:u w:val="single"/>
+          <w:lang w:val="en-US"/>
+        </w:rPr>
+        <w:t>4</w:t>
       </w:r>
       <w:r>
         <w:rPr>
@@ -9366,6 +10200,45 @@
           <w:lang w:val="en-US"/>
         </w:rPr>
       </w:pPr>
+    </w:p>
+    <w:p>
+      <w:pPr>
+        <w:spacing w:line="276" w:lineRule="auto"/>
+        <w:jc w:val="center"/>
+        <w:rPr>
+          <w:lang w:val="en-US"/>
+        </w:rPr>
+      </w:pPr>
+      <w:r>
+        <w:rPr>
+          <w:rStyle w:val="jlqj4b"/>
+          <w:b/>
+          <w:bCs/>
+          <w:lang w:val="en-US"/>
+        </w:rPr>
+        <w:t>Table 5</w:t>
+      </w:r>
+      <w:r>
+        <w:rPr>
+          <w:rStyle w:val="jlqj4b"/>
+          <w:lang w:val="en-US"/>
+        </w:rPr>
+        <w:t xml:space="preserve">: Prediction performance </w:t>
+      </w:r>
+      <w:r>
+        <w:rPr>
+          <w:rStyle w:val="jlqj4b"/>
+          <w:lang w:val="en-US"/>
+        </w:rPr>
+        <w:t>and</w:t>
+      </w:r>
+      <w:r>
+        <w:rPr>
+          <w:rStyle w:val="jlqj4b"/>
+          <w:lang w:val="en-US"/>
+        </w:rPr>
+        <w:t xml:space="preserve"> results</w:t>
+      </w:r>
     </w:p>
     <w:p>
       <w:pPr>
@@ -10917,11 +11790,17 @@
     <w:p>
       <w:pPr>
         <w:spacing w:line="276" w:lineRule="auto"/>
-        <w:jc w:val="center"/>
-        <w:rPr>
-          <w:rStyle w:val="jlqj4b"/>
-          <w:b/>
-          <w:bCs/>
+        <w:rPr>
+          <w:rStyle w:val="jlqj4b"/>
+          <w:lang w:val="en-US"/>
+        </w:rPr>
+      </w:pPr>
+    </w:p>
+    <w:p>
+      <w:pPr>
+        <w:spacing w:line="276" w:lineRule="auto"/>
+        <w:rPr>
+          <w:rStyle w:val="jlqj4b"/>
           <w:lang w:val="en-US"/>
         </w:rPr>
       </w:pPr>
@@ -10931,65 +11810,6 @@
         <w:spacing w:line="276" w:lineRule="auto"/>
         <w:jc w:val="center"/>
         <w:rPr>
-          <w:rStyle w:val="jlqj4b"/>
-          <w:lang w:val="en-US"/>
-        </w:rPr>
-      </w:pPr>
-      <w:r>
-        <w:rPr>
-          <w:rStyle w:val="jlqj4b"/>
-          <w:b/>
-          <w:bCs/>
-          <w:lang w:val="en-US"/>
-        </w:rPr>
-        <w:t>Table 5</w:t>
-      </w:r>
-      <w:r>
-        <w:rPr>
-          <w:rStyle w:val="jlqj4b"/>
-          <w:lang w:val="en-US"/>
-        </w:rPr>
-        <w:t>: Prediction performance</w:t>
-      </w:r>
-      <w:r>
-        <w:rPr>
-          <w:rStyle w:val="jlqj4b"/>
-          <w:lang w:val="en-US"/>
-        </w:rPr>
-        <w:t xml:space="preserve"> &amp;</w:t>
-      </w:r>
-      <w:r>
-        <w:rPr>
-          <w:rStyle w:val="jlqj4b"/>
-          <w:lang w:val="en-US"/>
-        </w:rPr>
-        <w:t xml:space="preserve"> results</w:t>
-      </w:r>
-    </w:p>
-    <w:p>
-      <w:pPr>
-        <w:spacing w:line="276" w:lineRule="auto"/>
-        <w:jc w:val="center"/>
-        <w:rPr>
-          <w:rStyle w:val="jlqj4b"/>
-          <w:lang w:val="en-US"/>
-        </w:rPr>
-      </w:pPr>
-    </w:p>
-    <w:p>
-      <w:pPr>
-        <w:spacing w:line="276" w:lineRule="auto"/>
-        <w:jc w:val="both"/>
-        <w:rPr>
-          <w:lang w:val="en-US"/>
-        </w:rPr>
-      </w:pPr>
-    </w:p>
-    <w:p>
-      <w:pPr>
-        <w:spacing w:line="276" w:lineRule="auto"/>
-        <w:ind w:left="-567"/>
-        <w:rPr>
           <w:lang w:val="en-US"/>
         </w:rPr>
       </w:pPr>
@@ -10999,10 +11819,10 @@
           <w:lang w:val="en-US"/>
         </w:rPr>
         <w:drawing>
-          <wp:inline distT="0" distB="0" distL="0" distR="0" wp14:anchorId="3BB08512" wp14:editId="494FE119">
-            <wp:extent cx="2829464" cy="2821352"/>
-            <wp:effectExtent l="0" t="0" r="3175" b="0"/>
-            <wp:docPr id="19" name="Resim 19"/>
+          <wp:inline distT="0" distB="0" distL="0" distR="0" wp14:anchorId="7D714B96" wp14:editId="5678AFDC">
+            <wp:extent cx="4052182" cy="4029389"/>
+            <wp:effectExtent l="0" t="0" r="0" b="0"/>
+            <wp:docPr id="22" name="Resim 22"/>
             <wp:cNvGraphicFramePr>
               <a:graphicFrameLocks xmlns:a="http://schemas.openxmlformats.org/drawingml/2006/main" noChangeAspect="1"/>
             </wp:cNvGraphicFramePr>
@@ -11010,7 +11830,7 @@
               <a:graphicData uri="http://schemas.openxmlformats.org/drawingml/2006/picture">
                 <pic:pic xmlns:pic="http://schemas.openxmlformats.org/drawingml/2006/picture">
                   <pic:nvPicPr>
-                    <pic:cNvPr id="19" name="Resim 19"/>
+                    <pic:cNvPr id="22" name="Resim 22"/>
                     <pic:cNvPicPr/>
                   </pic:nvPicPr>
                   <pic:blipFill>
@@ -11028,7 +11848,7 @@
                   <pic:spPr>
                     <a:xfrm>
                       <a:off x="0" y="0"/>
-                      <a:ext cx="2863799" cy="2855588"/>
+                      <a:ext cx="4170972" cy="4147511"/>
                     </a:xfrm>
                     <a:prstGeom prst="rect">
                       <a:avLst/>
@@ -11040,17 +11860,61 @@
           </wp:inline>
         </w:drawing>
       </w:r>
-      <w:r>
-        <w:rPr>
-          <w:lang w:val="en-US"/>
-        </w:rPr>
-        <w:t xml:space="preserve"> </w:t>
-      </w:r>
-      <w:r>
-        <w:rPr>
-          <w:lang w:val="en-US"/>
-        </w:rPr>
-        <w:t xml:space="preserve">         </w:t>
+    </w:p>
+    <w:p>
+      <w:pPr>
+        <w:spacing w:line="276" w:lineRule="auto"/>
+        <w:jc w:val="center"/>
+        <w:rPr>
+          <w:lang w:val="en-US"/>
+        </w:rPr>
+      </w:pPr>
+      <w:r>
+        <w:rPr>
+          <w:b/>
+          <w:bCs/>
+          <w:lang w:val="en-US"/>
+        </w:rPr>
+        <w:t xml:space="preserve">Figure </w:t>
+      </w:r>
+      <w:r>
+        <w:rPr>
+          <w:b/>
+          <w:bCs/>
+          <w:lang w:val="en-US"/>
+        </w:rPr>
+        <w:t>1</w:t>
+      </w:r>
+      <w:r>
+        <w:rPr>
+          <w:lang w:val="en-US"/>
+        </w:rPr>
+        <w:t>: The performance of ProposedNet</w:t>
+      </w:r>
+    </w:p>
+    <w:p>
+      <w:pPr>
+        <w:spacing w:line="276" w:lineRule="auto"/>
+        <w:jc w:val="center"/>
+        <w:rPr>
+          <w:lang w:val="en-US"/>
+        </w:rPr>
+      </w:pPr>
+    </w:p>
+    <w:p>
+      <w:pPr>
+        <w:spacing w:line="276" w:lineRule="auto"/>
+        <w:ind w:left="-567"/>
+        <w:jc w:val="center"/>
+        <w:rPr>
+          <w:lang w:val="en-US"/>
+        </w:rPr>
+      </w:pPr>
+      <w:r>
+        <w:rPr>
+          <w:lang w:val="en-US"/>
+        </w:rPr>
+        <w:t xml:space="preserve">  </w:t>
       </w:r>
       <w:r>
         <w:rPr>
@@ -11058,7 +11922,60 @@
           <w:lang w:val="en-US"/>
         </w:rPr>
         <w:drawing>
-          <wp:inline distT="0" distB="0" distL="0" distR="0" wp14:anchorId="4E4773A2" wp14:editId="7C685D6F">
+          <wp:inline distT="0" distB="0" distL="0" distR="0" wp14:anchorId="3BB08512" wp14:editId="50A2F590">
+            <wp:extent cx="2829600" cy="2822400"/>
+            <wp:effectExtent l="0" t="0" r="2540" b="0"/>
+            <wp:docPr id="19" name="Resim 19"/>
+            <wp:cNvGraphicFramePr>
+              <a:graphicFrameLocks xmlns:a="http://schemas.openxmlformats.org/drawingml/2006/main" noChangeAspect="1"/>
+            </wp:cNvGraphicFramePr>
+            <a:graphic xmlns:a="http://schemas.openxmlformats.org/drawingml/2006/main">
+              <a:graphicData uri="http://schemas.openxmlformats.org/drawingml/2006/picture">
+                <pic:pic xmlns:pic="http://schemas.openxmlformats.org/drawingml/2006/picture">
+                  <pic:nvPicPr>
+                    <pic:cNvPr id="19" name="Resim 19"/>
+                    <pic:cNvPicPr/>
+                  </pic:nvPicPr>
+                  <pic:blipFill>
+                    <a:blip r:embed="rId11" cstate="print">
+                      <a:extLst>
+                        <a:ext uri="{28A0092B-C50C-407E-A947-70E740481C1C}">
+                          <a14:useLocalDpi xmlns:a14="http://schemas.microsoft.com/office/drawing/2010/main" val="0"/>
+                        </a:ext>
+                      </a:extLst>
+                    </a:blip>
+                    <a:stretch>
+                      <a:fillRect/>
+                    </a:stretch>
+                  </pic:blipFill>
+                  <pic:spPr>
+                    <a:xfrm>
+                      <a:off x="0" y="0"/>
+                      <a:ext cx="2829600" cy="2822400"/>
+                    </a:xfrm>
+                    <a:prstGeom prst="rect">
+                      <a:avLst/>
+                    </a:prstGeom>
+                  </pic:spPr>
+                </pic:pic>
+              </a:graphicData>
+            </a:graphic>
+          </wp:inline>
+        </w:drawing>
+      </w:r>
+      <w:r>
+        <w:rPr>
+          <w:lang w:val="en-US"/>
+        </w:rPr>
+        <w:t xml:space="preserve">          </w:t>
+      </w:r>
+      <w:r>
+        <w:rPr>
+          <w:noProof/>
+          <w:lang w:val="en-US"/>
+        </w:rPr>
+        <w:drawing>
+          <wp:inline distT="0" distB="0" distL="0" distR="0" wp14:anchorId="4E4773A2" wp14:editId="16B3772C">
             <wp:extent cx="2815200" cy="2822400"/>
             <wp:effectExtent l="0" t="0" r="4445" b="0"/>
             <wp:docPr id="12" name="Resim 12"/>
@@ -11073,7 +11990,7 @@
                     <pic:cNvPicPr/>
                   </pic:nvPicPr>
                   <pic:blipFill>
-                    <a:blip r:embed="rId11" cstate="print">
+                    <a:blip r:embed="rId12" cstate="print">
                       <a:extLst>
                         <a:ext uri="{28A0092B-C50C-407E-A947-70E740481C1C}">
                           <a14:useLocalDpi xmlns:a14="http://schemas.microsoft.com/office/drawing/2010/main" val="0"/>
@@ -11130,56 +12047,29 @@
           <w:bCs/>
           <w:lang w:val="en-US"/>
         </w:rPr>
-        <w:t>1</w:t>
-      </w:r>
-      <w:r>
-        <w:rPr>
-          <w:lang w:val="en-US"/>
-        </w:rPr>
-        <w:t>: The Performance</w:t>
-      </w:r>
-      <w:r>
-        <w:rPr>
-          <w:lang w:val="en-US"/>
-        </w:rPr>
-        <w:t>s</w:t>
-      </w:r>
-      <w:r>
-        <w:rPr>
-          <w:lang w:val="en-US"/>
-        </w:rPr>
-        <w:t xml:space="preserve"> of </w:t>
-      </w:r>
-      <w:r>
-        <w:rPr>
-          <w:lang w:val="en-US"/>
-        </w:rPr>
-        <w:t xml:space="preserve">Pretrained </w:t>
-      </w:r>
-      <w:r>
-        <w:rPr>
-          <w:lang w:val="en-US"/>
-        </w:rPr>
-        <w:t>Resnet</w:t>
-      </w:r>
-      <w:r>
-        <w:rPr>
-          <w:lang w:val="en-US"/>
-        </w:rPr>
-        <w:t>50</w:t>
-      </w:r>
-      <w:r>
-        <w:rPr>
-          <w:lang w:val="en-US"/>
-        </w:rPr>
-        <w:t xml:space="preserve"> </w:t>
-      </w:r>
-      <w:r>
-        <w:rPr>
-          <w:lang w:val="en-US"/>
-        </w:rPr>
-        <w:t>&amp; Pretrained AlexNet</w:t>
-      </w:r>
+        <w:t>2</w:t>
+      </w:r>
+      <w:r>
+        <w:rPr>
+          <w:lang w:val="en-US"/>
+        </w:rPr>
+        <w:t xml:space="preserve">: </w:t>
+      </w:r>
+      <w:r>
+        <w:rPr>
+          <w:lang w:val="en-US"/>
+        </w:rPr>
+        <w:t>The performances of pretrained Resnet50 and pretrained AlexNet</w:t>
+      </w:r>
+    </w:p>
+    <w:p>
+      <w:pPr>
+        <w:spacing w:line="276" w:lineRule="auto"/>
+        <w:jc w:val="center"/>
+        <w:rPr>
+          <w:lang w:val="en-US"/>
+        </w:rPr>
+      </w:pPr>
     </w:p>
     <w:p>
       <w:pPr>
@@ -11194,7 +12084,6 @@
           <w:noProof/>
           <w:lang w:val="en-US"/>
         </w:rPr>
-        <w:lastRenderedPageBreak/>
         <w:drawing>
           <wp:inline distT="0" distB="0" distL="0" distR="0" wp14:anchorId="6ED556DF" wp14:editId="59E334AB">
             <wp:extent cx="2829600" cy="2822400"/>
@@ -11211,7 +12100,7 @@
                     <pic:cNvPicPr/>
                   </pic:nvPicPr>
                   <pic:blipFill>
-                    <a:blip r:embed="rId12" cstate="print">
+                    <a:blip r:embed="rId13" cstate="print">
                       <a:extLst>
                         <a:ext uri="{28A0092B-C50C-407E-A947-70E740481C1C}">
                           <a14:useLocalDpi xmlns:a14="http://schemas.microsoft.com/office/drawing/2010/main" val="0"/>
@@ -11264,7 +12153,7 @@
                     <pic:cNvPicPr/>
                   </pic:nvPicPr>
                   <pic:blipFill>
-                    <a:blip r:embed="rId13" cstate="print">
+                    <a:blip r:embed="rId14" cstate="print">
                       <a:extLst>
                         <a:ext uri="{28A0092B-C50C-407E-A947-70E740481C1C}">
                           <a14:useLocalDpi xmlns:a14="http://schemas.microsoft.com/office/drawing/2010/main" val="0"/>
@@ -11321,13 +12210,25 @@
           <w:bCs/>
           <w:lang w:val="en-US"/>
         </w:rPr>
-        <w:t>2</w:t>
-      </w:r>
-      <w:r>
-        <w:rPr>
-          <w:lang w:val="en-US"/>
-        </w:rPr>
-        <w:t>: The Performance</w:t>
+        <w:t>3</w:t>
+      </w:r>
+      <w:r>
+        <w:rPr>
+          <w:lang w:val="en-US"/>
+        </w:rPr>
+        <w:t xml:space="preserve">: The </w:t>
+      </w:r>
+      <w:r>
+        <w:rPr>
+          <w:lang w:val="en-US"/>
+        </w:rPr>
+        <w:t>p</w:t>
+      </w:r>
+      <w:r>
+        <w:rPr>
+          <w:lang w:val="en-US"/>
+        </w:rPr>
+        <w:t>erformance</w:t>
       </w:r>
       <w:r>
         <w:rPr>
@@ -11345,7 +12246,25 @@
         <w:rPr>
           <w:lang w:val="en-US"/>
         </w:rPr>
-        <w:t xml:space="preserve">Pretrained SequeezeNet1_1 &amp; </w:t>
+        <w:t>p</w:t>
+      </w:r>
+      <w:r>
+        <w:rPr>
+          <w:lang w:val="en-US"/>
+        </w:rPr>
+        <w:t xml:space="preserve">retrained SequeezeNet1_1 </w:t>
+      </w:r>
+      <w:r>
+        <w:rPr>
+          <w:lang w:val="en-US"/>
+        </w:rPr>
+        <w:t>and</w:t>
+      </w:r>
+      <w:r>
+        <w:rPr>
+          <w:lang w:val="en-US"/>
+        </w:rPr>
+        <w:t xml:space="preserve"> </w:t>
       </w:r>
       <w:r>
         <w:rPr>
@@ -11395,59 +12314,6 @@
                 <pic:pic xmlns:pic="http://schemas.openxmlformats.org/drawingml/2006/picture">
                   <pic:nvPicPr>
                     <pic:cNvPr id="16" name="Resim 16"/>
-                    <pic:cNvPicPr/>
-                  </pic:nvPicPr>
-                  <pic:blipFill>
-                    <a:blip r:embed="rId14" cstate="print">
-                      <a:extLst>
-                        <a:ext uri="{28A0092B-C50C-407E-A947-70E740481C1C}">
-                          <a14:useLocalDpi xmlns:a14="http://schemas.microsoft.com/office/drawing/2010/main" val="0"/>
-                        </a:ext>
-                      </a:extLst>
-                    </a:blip>
-                    <a:stretch>
-                      <a:fillRect/>
-                    </a:stretch>
-                  </pic:blipFill>
-                  <pic:spPr>
-                    <a:xfrm>
-                      <a:off x="0" y="0"/>
-                      <a:ext cx="2829600" cy="2822400"/>
-                    </a:xfrm>
-                    <a:prstGeom prst="rect">
-                      <a:avLst/>
-                    </a:prstGeom>
-                  </pic:spPr>
-                </pic:pic>
-              </a:graphicData>
-            </a:graphic>
-          </wp:inline>
-        </w:drawing>
-      </w:r>
-      <w:r>
-        <w:rPr>
-          <w:lang w:val="en-US"/>
-        </w:rPr>
-        <w:t xml:space="preserve">          </w:t>
-      </w:r>
-      <w:r>
-        <w:rPr>
-          <w:noProof/>
-          <w:lang w:val="en-US"/>
-        </w:rPr>
-        <w:drawing>
-          <wp:inline distT="0" distB="0" distL="0" distR="0" wp14:anchorId="009399D9" wp14:editId="1FA39B00">
-            <wp:extent cx="2829600" cy="2822400"/>
-            <wp:effectExtent l="0" t="0" r="2540" b="0"/>
-            <wp:docPr id="17" name="Resim 17"/>
-            <wp:cNvGraphicFramePr>
-              <a:graphicFrameLocks xmlns:a="http://schemas.openxmlformats.org/drawingml/2006/main" noChangeAspect="1"/>
-            </wp:cNvGraphicFramePr>
-            <a:graphic xmlns:a="http://schemas.openxmlformats.org/drawingml/2006/main">
-              <a:graphicData uri="http://schemas.openxmlformats.org/drawingml/2006/picture">
-                <pic:pic xmlns:pic="http://schemas.openxmlformats.org/drawingml/2006/picture">
-                  <pic:nvPicPr>
-                    <pic:cNvPr id="17" name="Resim 17"/>
                     <pic:cNvPicPr/>
                   </pic:nvPicPr>
                   <pic:blipFill>
@@ -11477,89 +12343,22 @@
           </wp:inline>
         </w:drawing>
       </w:r>
-    </w:p>
-    <w:p>
-      <w:pPr>
-        <w:spacing w:line="276" w:lineRule="auto"/>
-        <w:jc w:val="center"/>
-        <w:rPr>
-          <w:lang w:val="en-US"/>
-        </w:rPr>
-      </w:pPr>
-      <w:r>
-        <w:rPr>
-          <w:b/>
-          <w:bCs/>
-          <w:lang w:val="en-US"/>
-        </w:rPr>
-        <w:t xml:space="preserve">Figure </w:t>
-      </w:r>
-      <w:r>
-        <w:rPr>
-          <w:b/>
-          <w:bCs/>
-          <w:lang w:val="en-US"/>
-        </w:rPr>
-        <w:t>3</w:t>
-      </w:r>
-      <w:r>
-        <w:rPr>
-          <w:lang w:val="en-US"/>
-        </w:rPr>
-        <w:t>: The Performance</w:t>
-      </w:r>
-      <w:r>
-        <w:rPr>
-          <w:lang w:val="en-US"/>
-        </w:rPr>
-        <w:t>s</w:t>
-      </w:r>
-      <w:r>
-        <w:rPr>
-          <w:lang w:val="en-US"/>
-        </w:rPr>
-        <w:t xml:space="preserve"> of </w:t>
-      </w:r>
-      <w:r>
-        <w:rPr>
-          <w:lang w:val="en-US"/>
-        </w:rPr>
-        <w:t xml:space="preserve">DarkCovidNet &amp; </w:t>
-      </w:r>
-      <w:r>
-        <w:rPr>
-          <w:lang w:val="en-US"/>
-        </w:rPr>
-        <w:t>NovelNet</w:t>
-      </w:r>
-    </w:p>
-    <w:p>
-      <w:pPr>
-        <w:spacing w:line="276" w:lineRule="auto"/>
-        <w:jc w:val="both"/>
-        <w:rPr>
-          <w:lang w:val="en-US"/>
-        </w:rPr>
-      </w:pPr>
-    </w:p>
-    <w:p>
-      <w:pPr>
-        <w:spacing w:line="276" w:lineRule="auto"/>
-        <w:jc w:val="center"/>
-        <w:rPr>
-          <w:lang w:val="en-US"/>
-        </w:rPr>
-      </w:pPr>
+      <w:r>
+        <w:rPr>
+          <w:lang w:val="en-US"/>
+        </w:rPr>
+        <w:t xml:space="preserve">          </w:t>
+      </w:r>
       <w:r>
         <w:rPr>
           <w:noProof/>
           <w:lang w:val="en-US"/>
         </w:rPr>
         <w:drawing>
-          <wp:inline distT="0" distB="0" distL="0" distR="0" wp14:anchorId="7C2DB643" wp14:editId="51FF705A">
-            <wp:extent cx="3139551" cy="3121891"/>
-            <wp:effectExtent l="0" t="0" r="0" b="2540"/>
-            <wp:docPr id="22" name="Resim 22"/>
+          <wp:inline distT="0" distB="0" distL="0" distR="0" wp14:anchorId="009399D9" wp14:editId="1FA39B00">
+            <wp:extent cx="2829600" cy="2822400"/>
+            <wp:effectExtent l="0" t="0" r="2540" b="0"/>
+            <wp:docPr id="17" name="Resim 17"/>
             <wp:cNvGraphicFramePr>
               <a:graphicFrameLocks xmlns:a="http://schemas.openxmlformats.org/drawingml/2006/main" noChangeAspect="1"/>
             </wp:cNvGraphicFramePr>
@@ -11567,7 +12366,7 @@
               <a:graphicData uri="http://schemas.openxmlformats.org/drawingml/2006/picture">
                 <pic:pic xmlns:pic="http://schemas.openxmlformats.org/drawingml/2006/picture">
                   <pic:nvPicPr>
-                    <pic:cNvPr id="22" name="Resim 22"/>
+                    <pic:cNvPr id="17" name="Resim 17"/>
                     <pic:cNvPicPr/>
                   </pic:nvPicPr>
                   <pic:blipFill>
@@ -11585,7 +12384,7 @@
                   <pic:spPr>
                     <a:xfrm>
                       <a:off x="0" y="0"/>
-                      <a:ext cx="3183895" cy="3165985"/>
+                      <a:ext cx="2829600" cy="2822400"/>
                     </a:xfrm>
                     <a:prstGeom prst="rect">
                       <a:avLst/>
@@ -11626,8 +12425,65 @@
         <w:rPr>
           <w:lang w:val="en-US"/>
         </w:rPr>
-        <w:t>: The Performance of ProposedNet</w:t>
-      </w:r>
+        <w:t xml:space="preserve">: The </w:t>
+      </w:r>
+      <w:r>
+        <w:rPr>
+          <w:lang w:val="en-US"/>
+        </w:rPr>
+        <w:t>p</w:t>
+      </w:r>
+      <w:r>
+        <w:rPr>
+          <w:lang w:val="en-US"/>
+        </w:rPr>
+        <w:t>erformance</w:t>
+      </w:r>
+      <w:r>
+        <w:rPr>
+          <w:lang w:val="en-US"/>
+        </w:rPr>
+        <w:t>s</w:t>
+      </w:r>
+      <w:r>
+        <w:rPr>
+          <w:lang w:val="en-US"/>
+        </w:rPr>
+        <w:t xml:space="preserve"> of </w:t>
+      </w:r>
+      <w:r>
+        <w:rPr>
+          <w:lang w:val="en-US"/>
+        </w:rPr>
+        <w:t xml:space="preserve">DarkCovidNet </w:t>
+      </w:r>
+      <w:r>
+        <w:rPr>
+          <w:lang w:val="en-US"/>
+        </w:rPr>
+        <w:t>and</w:t>
+      </w:r>
+      <w:r>
+        <w:rPr>
+          <w:lang w:val="en-US"/>
+        </w:rPr>
+        <w:t xml:space="preserve"> </w:t>
+      </w:r>
+      <w:r>
+        <w:rPr>
+          <w:lang w:val="en-US"/>
+        </w:rPr>
+        <w:t>NovelNet</w:t>
+      </w:r>
+    </w:p>
+    <w:p>
+      <w:pPr>
+        <w:spacing w:line="276" w:lineRule="auto"/>
+        <w:jc w:val="both"/>
+        <w:rPr>
+          <w:lang w:val="en-US"/>
+        </w:rPr>
+      </w:pPr>
     </w:p>
     <w:p>
       <w:pPr>
@@ -11717,236 +12573,268 @@
       <w:r>
         <w:rPr>
           <w:rStyle w:val="jlqj4b"/>
+          <w:lang w:val="en-US"/>
+        </w:rPr>
+        <w:t xml:space="preserve">the accuracy of </w:t>
+      </w:r>
+      <w:r>
+        <w:rPr>
+          <w:rStyle w:val="jlqj4b"/>
+          <w:lang w:val="en-US"/>
+        </w:rPr>
+        <w:t>8</w:t>
+      </w:r>
+      <w:r>
+        <w:rPr>
+          <w:rStyle w:val="jlqj4b"/>
+          <w:lang w:val="en-US"/>
+        </w:rPr>
+        <w:t>7</w:t>
+      </w:r>
+      <w:r>
+        <w:rPr>
+          <w:rStyle w:val="jlqj4b"/>
+          <w:lang w:val="en-US"/>
+        </w:rPr>
+        <w:t>.</w:t>
+      </w:r>
+      <w:r>
+        <w:rPr>
+          <w:rStyle w:val="jlqj4b"/>
+          <w:lang w:val="en-US"/>
+        </w:rPr>
+        <w:t>21</w:t>
+      </w:r>
+      <w:r>
+        <w:rPr>
+          <w:rStyle w:val="jlqj4b"/>
+          <w:lang w:val="en-US"/>
+        </w:rPr>
+        <w:t>%</w:t>
+      </w:r>
+      <w:r>
+        <w:rPr>
+          <w:rStyle w:val="jlqj4b"/>
+          <w:lang w:val="en-US"/>
+        </w:rPr>
+        <w:t>. Moreover</w:t>
+      </w:r>
+      <w:r>
+        <w:rPr>
+          <w:rStyle w:val="jlqj4b"/>
+          <w:lang w:val="en-US"/>
+        </w:rPr>
+        <w:t>,</w:t>
+      </w:r>
+      <w:r>
+        <w:rPr>
+          <w:rStyle w:val="jlqj4b"/>
+          <w:lang w:val="en-US"/>
+        </w:rPr>
+        <w:t xml:space="preserve"> it also has the highest </w:t>
+      </w:r>
+      <w:r>
+        <w:rPr>
+          <w:rStyle w:val="jlqj4b"/>
+          <w:lang w:val="en-US"/>
+        </w:rPr>
+        <w:t xml:space="preserve">AUC Score </w:t>
+      </w:r>
+      <w:r>
+        <w:rPr>
+          <w:rStyle w:val="jlqj4b"/>
+          <w:lang w:val="en-US"/>
+        </w:rPr>
+        <w:t>as</w:t>
+      </w:r>
+      <w:r>
+        <w:rPr>
+          <w:rStyle w:val="jlqj4b"/>
+          <w:lang w:val="en-US"/>
+        </w:rPr>
+        <w:t xml:space="preserve"> 0.967805</w:t>
+      </w:r>
+      <w:r>
+        <w:rPr>
+          <w:rStyle w:val="jlqj4b"/>
+          <w:lang w:val="en-US"/>
+        </w:rPr>
+        <w:t>.</w:t>
+      </w:r>
+    </w:p>
+    <w:p>
+      <w:pPr>
+        <w:spacing w:line="276" w:lineRule="auto"/>
+        <w:ind w:firstLine="708"/>
+        <w:rPr>
+          <w:lang w:val="en-US"/>
+        </w:rPr>
+      </w:pPr>
+      <w:r>
+        <w:rPr>
+          <w:rStyle w:val="jlqj4b"/>
+          <w:lang w:val="en-US"/>
+        </w:rPr>
+        <w:t xml:space="preserve">To solve the problem of 4-class classification on </w:t>
+      </w:r>
+      <w:r>
+        <w:rPr>
+          <w:lang w:val="en-US"/>
+        </w:rPr>
+        <w:t xml:space="preserve">pneumonia disease with the highest and useful result, we </w:t>
+      </w:r>
+      <w:r>
+        <w:rPr>
+          <w:lang w:val="en-US"/>
+        </w:rPr>
+        <w:t>collected the deep features of dataset from the</w:t>
+      </w:r>
+      <w:r>
+        <w:rPr>
+          <w:lang w:val="en-US"/>
+        </w:rPr>
+        <w:t xml:space="preserve"> </w:t>
+      </w:r>
+      <w:r>
+        <w:rPr>
+          <w:lang w:val="en-US"/>
+        </w:rPr>
+        <w:t>FC-2 layer of</w:t>
+      </w:r>
+      <w:r>
+        <w:rPr>
+          <w:lang w:val="en-US"/>
+        </w:rPr>
+        <w:t xml:space="preserve"> </w:t>
+      </w:r>
+      <w:r>
+        <w:rPr>
+          <w:lang w:val="en-US"/>
+        </w:rPr>
+        <w:t xml:space="preserve">weighted </w:t>
+      </w:r>
+      <w:r>
+        <w:rPr>
+          <w:lang w:val="en-US"/>
+        </w:rPr>
+        <w:t xml:space="preserve">ProposedNet. Then SVM was experienced and performed as explained in </w:t>
+      </w:r>
+      <w:r>
+        <w:rPr>
+          <w:u w:val="single"/>
+          <w:lang w:val="en-US"/>
+        </w:rPr>
+        <w:t>Section 2.6</w:t>
+      </w:r>
+      <w:r>
+        <w:rPr>
+          <w:lang w:val="en-US"/>
+        </w:rPr>
+        <w:t xml:space="preserve">. </w:t>
+      </w:r>
+      <w:r>
+        <w:rPr>
+          <w:lang w:val="en-US"/>
+        </w:rPr>
+        <w:t xml:space="preserve">The satisfying result was obtained as the accuracy of 97.95% and the AUC score of 0.995995. </w:t>
+      </w:r>
+      <w:r>
+        <w:rPr>
+          <w:lang w:val="en-US"/>
+        </w:rPr>
+        <w:t xml:space="preserve">The overall final results and comparison can be found in </w:t>
+      </w:r>
+      <w:r>
+        <w:rPr>
+          <w:u w:val="single"/>
+          <w:lang w:val="en-US"/>
+        </w:rPr>
+        <w:t>Table 6</w:t>
+      </w:r>
+      <w:r>
+        <w:rPr>
+          <w:lang w:val="en-US"/>
+        </w:rPr>
+        <w:t>.</w:t>
+      </w:r>
+    </w:p>
+    <w:p>
+      <w:pPr>
+        <w:spacing w:line="276" w:lineRule="auto"/>
+        <w:ind w:firstLine="708"/>
+        <w:rPr>
+          <w:lang w:val="en-US"/>
+        </w:rPr>
+      </w:pPr>
+    </w:p>
+    <w:p>
+      <w:pPr>
+        <w:spacing w:line="276" w:lineRule="auto"/>
+        <w:jc w:val="center"/>
+        <w:rPr>
+          <w:rStyle w:val="jlqj4b"/>
+          <w:lang w:val="en-US"/>
+        </w:rPr>
+      </w:pPr>
+      <w:r>
+        <w:rPr>
+          <w:rStyle w:val="jlqj4b"/>
           <w:b/>
           <w:bCs/>
           <w:lang w:val="en-US"/>
         </w:rPr>
-        <w:t xml:space="preserve">the accuracy of </w:t>
-      </w:r>
-      <w:r>
-        <w:rPr>
-          <w:rStyle w:val="jlqj4b"/>
-          <w:b/>
-          <w:bCs/>
-          <w:lang w:val="en-US"/>
-        </w:rPr>
-        <w:t>8</w:t>
-      </w:r>
-      <w:r>
-        <w:rPr>
-          <w:rStyle w:val="jlqj4b"/>
-          <w:b/>
-          <w:bCs/>
-          <w:lang w:val="en-US"/>
-        </w:rPr>
-        <w:t>7</w:t>
-      </w:r>
-      <w:r>
-        <w:rPr>
-          <w:rStyle w:val="jlqj4b"/>
-          <w:b/>
-          <w:bCs/>
-          <w:lang w:val="en-US"/>
-        </w:rPr>
-        <w:t>.</w:t>
-      </w:r>
-      <w:r>
-        <w:rPr>
-          <w:rStyle w:val="jlqj4b"/>
-          <w:b/>
-          <w:bCs/>
-          <w:lang w:val="en-US"/>
-        </w:rPr>
-        <w:t>21</w:t>
-      </w:r>
-      <w:r>
-        <w:rPr>
-          <w:rStyle w:val="jlqj4b"/>
-          <w:b/>
-          <w:bCs/>
-          <w:lang w:val="en-US"/>
-        </w:rPr>
-        <w:t>%</w:t>
-      </w:r>
-      <w:r>
-        <w:rPr>
-          <w:rStyle w:val="jlqj4b"/>
-          <w:lang w:val="en-US"/>
-        </w:rPr>
-        <w:t>. Moreover</w:t>
-      </w:r>
-      <w:r>
-        <w:rPr>
-          <w:rStyle w:val="jlqj4b"/>
-          <w:lang w:val="en-US"/>
-        </w:rPr>
-        <w:t>,</w:t>
-      </w:r>
-      <w:r>
-        <w:rPr>
-          <w:rStyle w:val="jlqj4b"/>
-          <w:lang w:val="en-US"/>
-        </w:rPr>
-        <w:t xml:space="preserve"> it also has the highest </w:t>
-      </w:r>
-      <w:r>
-        <w:rPr>
-          <w:rStyle w:val="jlqj4b"/>
-          <w:b/>
-          <w:bCs/>
-          <w:lang w:val="en-US"/>
-        </w:rPr>
-        <w:t xml:space="preserve">AUC Score </w:t>
-      </w:r>
-      <w:r>
-        <w:rPr>
-          <w:rStyle w:val="jlqj4b"/>
-          <w:b/>
-          <w:bCs/>
-          <w:lang w:val="en-US"/>
-        </w:rPr>
-        <w:t>as</w:t>
-      </w:r>
-      <w:r>
-        <w:rPr>
-          <w:rStyle w:val="jlqj4b"/>
-          <w:b/>
-          <w:bCs/>
-          <w:lang w:val="en-US"/>
-        </w:rPr>
-        <w:t xml:space="preserve"> 0.967805</w:t>
-      </w:r>
-      <w:r>
-        <w:rPr>
-          <w:rStyle w:val="jlqj4b"/>
-          <w:lang w:val="en-US"/>
-        </w:rPr>
-        <w:t>.</w:t>
-      </w:r>
-    </w:p>
-    <w:p>
-      <w:pPr>
-        <w:spacing w:line="276" w:lineRule="auto"/>
-        <w:ind w:firstLine="708"/>
-        <w:rPr>
-          <w:rStyle w:val="jlqj4b"/>
-          <w:lang w:val="en-US"/>
-        </w:rPr>
-      </w:pPr>
-      <w:r>
-        <w:rPr>
-          <w:rStyle w:val="jlqj4b"/>
-          <w:lang w:val="en-US"/>
-        </w:rPr>
-        <w:t xml:space="preserve">To solve the problem of 4-class classification on </w:t>
-      </w:r>
-      <w:r>
-        <w:rPr>
-          <w:lang w:val="en-US"/>
-        </w:rPr>
-        <w:t xml:space="preserve">pneumonia disease with the highest and useful result, we </w:t>
-      </w:r>
-      <w:r>
-        <w:rPr>
-          <w:lang w:val="en-US"/>
-        </w:rPr>
-        <w:t>collected the deep features of dataset from the</w:t>
-      </w:r>
-      <w:r>
-        <w:rPr>
+        <w:t>Table 6</w:t>
+      </w:r>
+      <w:r>
+        <w:rPr>
+          <w:rStyle w:val="jlqj4b"/>
+          <w:lang w:val="en-US"/>
+        </w:rPr>
+        <w:t xml:space="preserve">: Performance metrics (See </w:t>
+      </w:r>
+      <w:r>
+        <w:rPr>
+          <w:rStyle w:val="jlqj4b"/>
+          <w:u w:val="single"/>
+          <w:lang w:val="en-US"/>
+        </w:rPr>
+        <w:t>Table 7</w:t>
+      </w:r>
+      <w:r>
+        <w:rPr>
+          <w:rStyle w:val="jlqj4b"/>
           <w:lang w:val="en-US"/>
         </w:rPr>
         <w:t xml:space="preserve"> </w:t>
       </w:r>
       <w:r>
         <w:rPr>
-          <w:lang w:val="en-US"/>
-        </w:rPr>
-        <w:t>FC-2 layer of</w:t>
-      </w:r>
-      <w:r>
-        <w:rPr>
+          <w:rStyle w:val="jlqj4b"/>
+          <w:lang w:val="en-US"/>
+        </w:rPr>
+        <w:t>and</w:t>
+      </w:r>
+      <w:r>
+        <w:rPr>
+          <w:rStyle w:val="jlqj4b"/>
           <w:lang w:val="en-US"/>
         </w:rPr>
         <w:t xml:space="preserve"> </w:t>
       </w:r>
       <w:r>
         <w:rPr>
-          <w:lang w:val="en-US"/>
-        </w:rPr>
-        <w:t xml:space="preserve">weighted </w:t>
-      </w:r>
-      <w:r>
-        <w:rPr>
-          <w:lang w:val="en-US"/>
-        </w:rPr>
-        <w:t xml:space="preserve">ProposedNet. Then SVM was experienced and performed as explained in </w:t>
-      </w:r>
-      <w:r>
-        <w:rPr>
+          <w:rStyle w:val="jlqj4b"/>
           <w:u w:val="single"/>
           <w:lang w:val="en-US"/>
         </w:rPr>
-        <w:t>Section 2.6</w:t>
-      </w:r>
-      <w:r>
-        <w:rPr>
-          <w:lang w:val="en-US"/>
-        </w:rPr>
-        <w:t xml:space="preserve">. </w:t>
-      </w:r>
-      <w:r>
-        <w:rPr>
-          <w:lang w:val="en-US"/>
-        </w:rPr>
-        <w:t xml:space="preserve">The satisfying result was obtained as </w:t>
-      </w:r>
-      <w:r>
-        <w:rPr>
-          <w:b/>
-          <w:bCs/>
-          <w:lang w:val="en-US"/>
-        </w:rPr>
-        <w:t>the accuracy of 97.95%</w:t>
-      </w:r>
-      <w:r>
-        <w:rPr>
-          <w:lang w:val="en-US"/>
-        </w:rPr>
-        <w:t xml:space="preserve"> and </w:t>
-      </w:r>
-      <w:r>
-        <w:rPr>
-          <w:b/>
-          <w:bCs/>
-          <w:lang w:val="en-US"/>
-        </w:rPr>
-        <w:t>the AUC score of 0.995995</w:t>
-      </w:r>
-      <w:r>
-        <w:rPr>
-          <w:lang w:val="en-US"/>
-        </w:rPr>
-        <w:t xml:space="preserve">. </w:t>
-      </w:r>
-      <w:r>
-        <w:rPr>
-          <w:lang w:val="en-US"/>
-        </w:rPr>
-        <w:t xml:space="preserve">The overall final results and comparison can be found in </w:t>
-      </w:r>
-      <w:r>
-        <w:rPr>
-          <w:u w:val="single"/>
-          <w:lang w:val="en-US"/>
-        </w:rPr>
-        <w:t>Table 6</w:t>
-      </w:r>
-      <w:r>
-        <w:rPr>
-          <w:lang w:val="en-US"/>
-        </w:rPr>
-        <w:t>.</w:t>
+        <w:t>Section 2.7</w:t>
+      </w:r>
+      <w:r>
+        <w:rPr>
+          <w:rStyle w:val="jlqj4b"/>
+          <w:lang w:val="en-US"/>
+        </w:rPr>
+        <w:t xml:space="preserve"> for computations)</w:t>
       </w:r>
     </w:p>
     <w:tbl>
@@ -13914,99 +14802,43 @@
           <w:bCs/>
           <w:lang w:val="en-US"/>
         </w:rPr>
-        <w:t xml:space="preserve">Table </w:t>
-      </w:r>
-      <w:r>
-        <w:rPr>
-          <w:rStyle w:val="jlqj4b"/>
-          <w:b/>
-          <w:bCs/>
-          <w:lang w:val="en-US"/>
-        </w:rPr>
-        <w:t>6</w:t>
-      </w:r>
-      <w:r>
-        <w:rPr>
-          <w:rStyle w:val="jlqj4b"/>
-          <w:lang w:val="en-US"/>
-        </w:rPr>
-        <w:t>: Performance metrics</w:t>
-      </w:r>
-      <w:r>
-        <w:rPr>
-          <w:rStyle w:val="jlqj4b"/>
-          <w:lang w:val="en-US"/>
-        </w:rPr>
-        <w:t xml:space="preserve"> (See</w:t>
-      </w:r>
-      <w:r>
-        <w:rPr>
-          <w:rStyle w:val="jlqj4b"/>
-          <w:lang w:val="en-US"/>
-        </w:rPr>
-        <w:t xml:space="preserve"> </w:t>
-      </w:r>
-      <w:r>
-        <w:rPr>
-          <w:rStyle w:val="jlqj4b"/>
-          <w:u w:val="single"/>
-          <w:lang w:val="en-US"/>
-        </w:rPr>
-        <w:t>Table 7</w:t>
-      </w:r>
-      <w:r>
-        <w:rPr>
-          <w:rStyle w:val="jlqj4b"/>
-          <w:lang w:val="en-US"/>
-        </w:rPr>
-        <w:t xml:space="preserve"> &amp;</w:t>
-      </w:r>
-      <w:r>
-        <w:rPr>
-          <w:rStyle w:val="jlqj4b"/>
-          <w:lang w:val="en-US"/>
-        </w:rPr>
-        <w:t xml:space="preserve"> </w:t>
-      </w:r>
-      <w:r>
-        <w:rPr>
-          <w:rStyle w:val="jlqj4b"/>
-          <w:u w:val="single"/>
-          <w:lang w:val="en-US"/>
-        </w:rPr>
-        <w:t>Section 2.7</w:t>
-      </w:r>
-      <w:r>
-        <w:rPr>
-          <w:rStyle w:val="jlqj4b"/>
-          <w:lang w:val="en-US"/>
-        </w:rPr>
-        <w:t xml:space="preserve"> </w:t>
-      </w:r>
-      <w:r>
-        <w:rPr>
-          <w:rStyle w:val="jlqj4b"/>
-          <w:lang w:val="en-US"/>
-        </w:rPr>
-        <w:t>for</w:t>
-      </w:r>
-      <w:r>
-        <w:rPr>
-          <w:rStyle w:val="jlqj4b"/>
-          <w:lang w:val="en-US"/>
-        </w:rPr>
-        <w:t xml:space="preserve"> computations)</w:t>
-      </w:r>
-    </w:p>
-    <w:p>
-      <w:pPr>
-        <w:spacing w:line="276" w:lineRule="auto"/>
-        <w:jc w:val="center"/>
-        <w:rPr>
-          <w:rStyle w:val="jlqj4b"/>
-          <w:lang w:val="en-US"/>
-        </w:rPr>
-      </w:pPr>
+        <w:t>Table 7:</w:t>
+      </w:r>
+      <w:r>
+        <w:rPr>
+          <w:rStyle w:val="jlqj4b"/>
+          <w:lang w:val="en-US"/>
+        </w:rPr>
+        <w:t xml:space="preserve"> Confusion </w:t>
+      </w:r>
+      <w:r>
+        <w:rPr>
+          <w:rStyle w:val="jlqj4b"/>
+          <w:lang w:val="en-US"/>
+        </w:rPr>
+        <w:t>m</w:t>
+      </w:r>
+      <w:r>
+        <w:rPr>
+          <w:rStyle w:val="jlqj4b"/>
+          <w:lang w:val="en-US"/>
+        </w:rPr>
+        <w:t xml:space="preserve">atrices for ProposedNet </w:t>
+      </w:r>
+      <w:r>
+        <w:rPr>
+          <w:rStyle w:val="jlqj4b"/>
+          <w:lang w:val="en-US"/>
+        </w:rPr>
+        <w:t>and</w:t>
+      </w:r>
+      <w:r>
+        <w:rPr>
+          <w:rStyle w:val="jlqj4b"/>
+          <w:lang w:val="en-US"/>
+        </w:rPr>
+        <w:t xml:space="preserve"> SVM with deep features</w:t>
+      </w:r>
     </w:p>
     <w:tbl>
       <w:tblPr>
@@ -14029,7 +14861,7 @@
         </w:trPr>
         <w:tc>
           <w:tcPr>
-            <w:tcW w:w="2790" w:type="dxa"/>
+            <w:tcW w:w="2786" w:type="dxa"/>
             <w:shd w:val="clear" w:color="auto" w:fill="2F5496" w:themeFill="accent1" w:themeFillShade="BF"/>
             <w:vAlign w:val="center"/>
           </w:tcPr>
@@ -14058,7 +14890,7 @@
         </w:tc>
         <w:tc>
           <w:tcPr>
-            <w:tcW w:w="6282" w:type="dxa"/>
+            <w:tcW w:w="6286" w:type="dxa"/>
             <w:gridSpan w:val="5"/>
             <w:shd w:val="clear" w:color="auto" w:fill="A8D08D" w:themeFill="accent6" w:themeFillTint="99"/>
             <w:vAlign w:val="center"/>
@@ -14092,7 +14924,7 @@
         </w:trPr>
         <w:tc>
           <w:tcPr>
-            <w:tcW w:w="2790" w:type="dxa"/>
+            <w:tcW w:w="2786" w:type="dxa"/>
             <w:vMerge w:val="restart"/>
             <w:shd w:val="clear" w:color="auto" w:fill="FFD966" w:themeFill="accent4" w:themeFillTint="99"/>
             <w:vAlign w:val="center"/>
@@ -14140,7 +14972,7 @@
         </w:tc>
         <w:tc>
           <w:tcPr>
-            <w:tcW w:w="1463" w:type="dxa"/>
+            <w:tcW w:w="1462" w:type="dxa"/>
             <w:shd w:val="clear" w:color="auto" w:fill="8EAADB" w:themeFill="accent1" w:themeFillTint="99"/>
             <w:vAlign w:val="center"/>
           </w:tcPr>
@@ -14168,7 +15000,7 @@
         </w:tc>
         <w:tc>
           <w:tcPr>
-            <w:tcW w:w="1076" w:type="dxa"/>
+            <w:tcW w:w="1083" w:type="dxa"/>
             <w:vAlign w:val="center"/>
           </w:tcPr>
           <w:p>
@@ -14214,7 +15046,7 @@
         </w:tc>
         <w:tc>
           <w:tcPr>
-            <w:tcW w:w="1397" w:type="dxa"/>
+            <w:tcW w:w="1396" w:type="dxa"/>
             <w:vAlign w:val="center"/>
           </w:tcPr>
           <w:p>
@@ -14237,7 +15069,7 @@
         </w:tc>
         <w:tc>
           <w:tcPr>
-            <w:tcW w:w="1396" w:type="dxa"/>
+            <w:tcW w:w="1395" w:type="dxa"/>
             <w:vAlign w:val="center"/>
           </w:tcPr>
           <w:p>
@@ -14265,7 +15097,7 @@
         </w:trPr>
         <w:tc>
           <w:tcPr>
-            <w:tcW w:w="2790" w:type="dxa"/>
+            <w:tcW w:w="2786" w:type="dxa"/>
             <w:vMerge/>
             <w:shd w:val="clear" w:color="auto" w:fill="FFD966" w:themeFill="accent4" w:themeFillTint="99"/>
             <w:vAlign w:val="center"/>
@@ -14283,7 +15115,7 @@
         </w:tc>
         <w:tc>
           <w:tcPr>
-            <w:tcW w:w="1463" w:type="dxa"/>
+            <w:tcW w:w="1462" w:type="dxa"/>
             <w:vAlign w:val="center"/>
           </w:tcPr>
           <w:p>
@@ -14306,7 +15138,7 @@
         </w:tc>
         <w:tc>
           <w:tcPr>
-            <w:tcW w:w="1076" w:type="dxa"/>
+            <w:tcW w:w="1083" w:type="dxa"/>
             <w:vAlign w:val="center"/>
           </w:tcPr>
           <w:p>
@@ -14352,7 +15184,7 @@
         </w:tc>
         <w:tc>
           <w:tcPr>
-            <w:tcW w:w="1397" w:type="dxa"/>
+            <w:tcW w:w="1396" w:type="dxa"/>
             <w:vAlign w:val="center"/>
           </w:tcPr>
           <w:p>
@@ -14375,7 +15207,7 @@
         </w:tc>
         <w:tc>
           <w:tcPr>
-            <w:tcW w:w="1396" w:type="dxa"/>
+            <w:tcW w:w="1395" w:type="dxa"/>
             <w:vAlign w:val="center"/>
           </w:tcPr>
           <w:p>
@@ -14403,7 +15235,7 @@
         </w:trPr>
         <w:tc>
           <w:tcPr>
-            <w:tcW w:w="2790" w:type="dxa"/>
+            <w:tcW w:w="2786" w:type="dxa"/>
             <w:vMerge/>
             <w:shd w:val="clear" w:color="auto" w:fill="FFD966" w:themeFill="accent4" w:themeFillTint="99"/>
             <w:vAlign w:val="center"/>
@@ -14421,7 +15253,7 @@
         </w:tc>
         <w:tc>
           <w:tcPr>
-            <w:tcW w:w="1463" w:type="dxa"/>
+            <w:tcW w:w="1462" w:type="dxa"/>
             <w:vAlign w:val="center"/>
           </w:tcPr>
           <w:p>
@@ -14444,7 +15276,7 @@
         </w:tc>
         <w:tc>
           <w:tcPr>
-            <w:tcW w:w="1076" w:type="dxa"/>
+            <w:tcW w:w="1083" w:type="dxa"/>
             <w:vAlign w:val="center"/>
           </w:tcPr>
           <w:p>
@@ -14490,7 +15322,7 @@
         </w:tc>
         <w:tc>
           <w:tcPr>
-            <w:tcW w:w="1397" w:type="dxa"/>
+            <w:tcW w:w="1396" w:type="dxa"/>
             <w:vAlign w:val="center"/>
           </w:tcPr>
           <w:p>
@@ -14513,7 +15345,7 @@
         </w:tc>
         <w:tc>
           <w:tcPr>
-            <w:tcW w:w="1396" w:type="dxa"/>
+            <w:tcW w:w="1395" w:type="dxa"/>
             <w:vAlign w:val="center"/>
           </w:tcPr>
           <w:p>
@@ -14541,7 +15373,7 @@
         </w:trPr>
         <w:tc>
           <w:tcPr>
-            <w:tcW w:w="2790" w:type="dxa"/>
+            <w:tcW w:w="2786" w:type="dxa"/>
             <w:vMerge/>
             <w:shd w:val="clear" w:color="auto" w:fill="FFD966" w:themeFill="accent4" w:themeFillTint="99"/>
             <w:vAlign w:val="center"/>
@@ -14559,7 +15391,7 @@
         </w:tc>
         <w:tc>
           <w:tcPr>
-            <w:tcW w:w="1463" w:type="dxa"/>
+            <w:tcW w:w="1462" w:type="dxa"/>
             <w:vAlign w:val="center"/>
           </w:tcPr>
           <w:p>
@@ -14582,7 +15414,7 @@
         </w:tc>
         <w:tc>
           <w:tcPr>
-            <w:tcW w:w="1076" w:type="dxa"/>
+            <w:tcW w:w="1083" w:type="dxa"/>
             <w:vAlign w:val="center"/>
           </w:tcPr>
           <w:p>
@@ -14628,7 +15460,7 @@
         </w:tc>
         <w:tc>
           <w:tcPr>
-            <w:tcW w:w="1397" w:type="dxa"/>
+            <w:tcW w:w="1396" w:type="dxa"/>
             <w:vAlign w:val="center"/>
           </w:tcPr>
           <w:p>
@@ -14651,7 +15483,7 @@
         </w:tc>
         <w:tc>
           <w:tcPr>
-            <w:tcW w:w="1396" w:type="dxa"/>
+            <w:tcW w:w="1395" w:type="dxa"/>
             <w:vAlign w:val="center"/>
           </w:tcPr>
           <w:p>
@@ -14679,7 +15511,7 @@
         </w:trPr>
         <w:tc>
           <w:tcPr>
-            <w:tcW w:w="2790" w:type="dxa"/>
+            <w:tcW w:w="2786" w:type="dxa"/>
             <w:vMerge/>
             <w:shd w:val="clear" w:color="auto" w:fill="FFD966" w:themeFill="accent4" w:themeFillTint="99"/>
             <w:vAlign w:val="center"/>
@@ -14697,7 +15529,7 @@
         </w:tc>
         <w:tc>
           <w:tcPr>
-            <w:tcW w:w="1463" w:type="dxa"/>
+            <w:tcW w:w="1462" w:type="dxa"/>
             <w:vAlign w:val="center"/>
           </w:tcPr>
           <w:p>
@@ -14720,7 +15552,7 @@
         </w:tc>
         <w:tc>
           <w:tcPr>
-            <w:tcW w:w="1076" w:type="dxa"/>
+            <w:tcW w:w="1083" w:type="dxa"/>
             <w:vAlign w:val="center"/>
           </w:tcPr>
           <w:p>
@@ -14766,7 +15598,7 @@
         </w:tc>
         <w:tc>
           <w:tcPr>
-            <w:tcW w:w="1397" w:type="dxa"/>
+            <w:tcW w:w="1396" w:type="dxa"/>
             <w:vAlign w:val="center"/>
           </w:tcPr>
           <w:p>
@@ -14789,7 +15621,7 @@
         </w:tc>
         <w:tc>
           <w:tcPr>
-            <w:tcW w:w="1396" w:type="dxa"/>
+            <w:tcW w:w="1395" w:type="dxa"/>
             <w:vAlign w:val="center"/>
           </w:tcPr>
           <w:p>
@@ -15615,56 +16447,6 @@
     </w:tbl>
     <w:p>
       <w:pPr>
-        <w:spacing w:line="276" w:lineRule="auto"/>
-        <w:jc w:val="center"/>
-        <w:rPr>
-          <w:rStyle w:val="jlqj4b"/>
-          <w:lang w:val="en-US"/>
-        </w:rPr>
-      </w:pPr>
-      <w:r>
-        <w:rPr>
-          <w:noProof/>
-          <w:lang w:val="en-US"/>
-        </w:rPr>
-        <w:t xml:space="preserve"> </w:t>
-      </w:r>
-    </w:p>
-    <w:p>
-      <w:pPr>
-        <w:spacing w:line="276" w:lineRule="auto"/>
-        <w:jc w:val="center"/>
-        <w:rPr>
-          <w:rStyle w:val="jlqj4b"/>
-          <w:lang w:val="en-US"/>
-        </w:rPr>
-      </w:pPr>
-      <w:r>
-        <w:rPr>
-          <w:rStyle w:val="jlqj4b"/>
-          <w:b/>
-          <w:bCs/>
-          <w:lang w:val="en-US"/>
-        </w:rPr>
-        <w:t>Table 7:</w:t>
-      </w:r>
-      <w:r>
-        <w:rPr>
-          <w:rStyle w:val="jlqj4b"/>
-          <w:lang w:val="en-US"/>
-        </w:rPr>
-        <w:t xml:space="preserve"> Confusion Matrices</w:t>
-      </w:r>
-      <w:r>
-        <w:rPr>
-          <w:rStyle w:val="jlqj4b"/>
-          <w:lang w:val="en-US"/>
-        </w:rPr>
-        <w:t xml:space="preserve"> for ProposedNet &amp; SVM with deep features</w:t>
-      </w:r>
-    </w:p>
-    <w:p>
-      <w:pPr>
         <w:tabs>
           <w:tab w:val="left" w:pos="4030"/>
         </w:tabs>
@@ -15751,7 +16533,7 @@
           <w:rStyle w:val="jlqj4b"/>
           <w:lang w:val="en-US"/>
         </w:rPr>
-        <w:t>Although it can be treated on time with early diagnosis, early diagnosis and detection play an important role in the treatment of the disease in cases where the human cannot diagnose.</w:t>
+        <w:t>Although it can be treated on time with early diagnosis and detection play an important role in the treatment of the disease in cases where the human cannot diagnose.</w:t>
       </w:r>
       <w:r>
         <w:rPr>
@@ -15868,7 +16650,7 @@
           <w:bCs/>
           <w:lang w:val="en-US"/>
         </w:rPr>
-        <w:t>AUC Score of 0.967805</w:t>
+        <w:t>AUC Score of 0.96</w:t>
       </w:r>
       <w:r>
         <w:rPr>
@@ -15971,7 +16753,35 @@
           <w:rStyle w:val="jlqj4b"/>
           <w:lang w:val="en-US"/>
         </w:rPr>
-        <w:t>, we collected the deep features of dataset extracted from the FC2-Layer, and used them on the experiments of SVM. By the help of Grid Search, we experimented 720 probabilities and find</w:t>
+        <w:t xml:space="preserve">, we collected the deep features of dataset extracted from the FC2-Layer, and used them on the experiments of SVM. By the help of </w:t>
+      </w:r>
+      <w:r>
+        <w:rPr>
+          <w:rStyle w:val="jlqj4b"/>
+          <w:lang w:val="en-US"/>
+        </w:rPr>
+        <w:t>g</w:t>
+      </w:r>
+      <w:r>
+        <w:rPr>
+          <w:rStyle w:val="jlqj4b"/>
+          <w:lang w:val="en-US"/>
+        </w:rPr>
+        <w:t xml:space="preserve">rid </w:t>
+      </w:r>
+      <w:r>
+        <w:rPr>
+          <w:rStyle w:val="jlqj4b"/>
+          <w:lang w:val="en-US"/>
+        </w:rPr>
+        <w:t>s</w:t>
+      </w:r>
+      <w:r>
+        <w:rPr>
+          <w:rStyle w:val="jlqj4b"/>
+          <w:lang w:val="en-US"/>
+        </w:rPr>
+        <w:t>earch, we experimented 720 probabilities and find</w:t>
       </w:r>
       <w:r>
         <w:rPr>
@@ -16179,13 +16989,7 @@
         <w:rPr>
           <w:lang w:val="en-US"/>
         </w:rPr>
-        <w:t>.</w:t>
-      </w:r>
-      <w:r>
-        <w:rPr>
-          <w:lang w:val="en-US"/>
-        </w:rPr>
-        <w:t xml:space="preserve"> </w:t>
+        <w:t xml:space="preserve">. </w:t>
       </w:r>
       <w:r>
         <w:rPr>
@@ -16221,7 +17025,19 @@
         <w:rPr>
           <w:lang w:val="en-US"/>
         </w:rPr>
-        <w:t xml:space="preserve">, and the extracted features &amp; labels can be found on </w:t>
+        <w:t xml:space="preserve">, and the extracted features </w:t>
+      </w:r>
+      <w:r>
+        <w:rPr>
+          <w:lang w:val="en-US"/>
+        </w:rPr>
+        <w:t>and</w:t>
+      </w:r>
+      <w:r>
+        <w:rPr>
+          <w:lang w:val="en-US"/>
+        </w:rPr>
+        <w:t xml:space="preserve"> labels can be found on </w:t>
       </w:r>
       <w:hyperlink r:id="rId20" w:history="1">
         <w:r>
@@ -16251,7 +17067,7 @@
         <w:rPr>
           <w:lang w:val="en-US"/>
         </w:rPr>
-        <w:t>.</w:t>
+        <w:t xml:space="preserve">. </w:t>
       </w:r>
     </w:p>
     <w:p>
@@ -16412,7 +17228,7 @@
           <w:rStyle w:val="jlqj4b"/>
           <w:lang w:val="en-US"/>
         </w:rPr>
-        <w:t>In future studies, the similar multiclass problems on Chest X-Ray CTs can be experimented with the ProposedNet and with the similar methodology used in this paper for final results.</w:t>
+        <w:t>In future studies, the similar multiclass problems on Chest X-Ray can be experimented with the ProposedNet and with the similar methodology used in this paper for final results.</w:t>
       </w:r>
     </w:p>
     <w:p>
@@ -16531,12 +17347,6 @@
           <w:lang w:val="en-US"/>
         </w:rPr>
       </w:pPr>
-      <w:r>
-        <w:rPr>
-          <w:lang w:val="en-US"/>
-        </w:rPr>
-        <w:t>,</w:t>
-      </w:r>
     </w:p>
     <w:p>
       <w:pPr>
@@ -16590,7 +17400,19 @@
         <w:jc w:val="both"/>
       </w:pPr>
       <w:r>
-        <w:t>H.A. Rothan , S.N. Byrareddy , The epidemiology and pathogenesis of coronavirus disease (covid-19) outbreak, J. Autoimmun. (2020) 102433.</w:t>
+        <w:t>H.A. Rothan , S.N. Byrareddy , The epidemiology and pathogenesis of coronavirus disease (</w:t>
+      </w:r>
+      <w:r>
+        <w:t>C</w:t>
+      </w:r>
+      <w:r>
+        <w:t xml:space="preserve">ovid-19) outbreak, </w:t>
+      </w:r>
+      <w:r>
+        <w:t xml:space="preserve">Journal of autoimmunity </w:t>
+      </w:r>
+      <w:r>
+        <w:t>(2020) 102433.</w:t>
       </w:r>
       <w:r>
         <w:t xml:space="preserve"> </w:t>
@@ -16629,23 +17451,7 @@
       </w:r>
       <w:proofErr w:type="spellEnd"/>
       <w:r>
-        <w:t xml:space="preserve">, china, of novel </w:t>
-      </w:r>
-      <w:proofErr w:type="spellStart"/>
-      <w:r>
-        <w:t>coro</w:t>
-      </w:r>
-      <w:proofErr w:type="spellEnd"/>
-      <w:r>
-        <w:t xml:space="preserve">- </w:t>
-      </w:r>
-      <w:proofErr w:type="spellStart"/>
-      <w:r>
-        <w:t>navirus</w:t>
-      </w:r>
-      <w:proofErr w:type="spellEnd"/>
-      <w:r>
-        <w:t xml:space="preserve"> infected pneumonia, New England Journal of Medicine (2020)</w:t>
+        <w:t>, china, of novel coronavirus infected pneumonia, New England Journal of Medicine (2020)</w:t>
       </w:r>
     </w:p>
     <w:p>
@@ -16713,15 +17519,13 @@
       </w:r>
       <w:proofErr w:type="gramEnd"/>
       <w:r>
-        <w:t xml:space="preserve">” Lancet </w:t>
-      </w:r>
-      <w:proofErr w:type="spellStart"/>
-      <w:r>
-        <w:t>InfectiousDiseases</w:t>
-      </w:r>
-      <w:proofErr w:type="spellEnd"/>
-      <w:r>
-        <w:t>, vol. 20, no. 4, pp. 384–385, 2020.</w:t>
+        <w:t>” Lancet Infectious</w:t>
+      </w:r>
+      <w:r>
+        <w:t xml:space="preserve"> </w:t>
+      </w:r>
+      <w:r>
+        <w:t>Diseases, vol. 20, no. 4, pp. 384–385, 2020.</w:t>
       </w:r>
     </w:p>
     <w:p>
@@ -16920,6 +17724,9 @@
       <w:proofErr w:type="spellEnd"/>
       <w:r>
         <w:t xml:space="preserve"> Biol Med (2020), 121:103792</w:t>
+      </w:r>
+      <w:r>
+        <w:t>.</w:t>
       </w:r>
     </w:p>
     <w:p>
@@ -16943,6 +17750,12 @@
           <w:t>https://doi.org/10.1016/j.asoc.2020.106580</w:t>
         </w:r>
       </w:hyperlink>
+      <w:r>
+        <w:rPr>
+          <w:rStyle w:val="Hyperlink"/>
+        </w:rPr>
+        <w:t>.</w:t>
+      </w:r>
     </w:p>
     <w:p>
       <w:pPr>
@@ -17454,9 +18267,9 @@
   </w:abstractNum>
   <w:abstractNum w:abstractNumId="1" w15:restartNumberingAfterBreak="0">
     <w:nsid w:val="1BEB4AF4"/>
-    <w:multiLevelType w:val="multilevel"/>
-    <w:tmpl w:val="A32433D8"/>
-    <w:lvl w:ilvl="0">
+    <w:multiLevelType w:val="hybridMultilevel"/>
+    <w:tmpl w:val="B880BF52"/>
+    <w:lvl w:ilvl="0" w:tplc="041F000F">
       <w:start w:val="1"/>
       <w:numFmt w:val="decimal"/>
       <w:lvlText w:val="%1."/>
@@ -17468,109 +18281,77 @@
         <w:rFonts w:hint="default"/>
       </w:rPr>
     </w:lvl>
-    <w:lvl w:ilvl="1">
-      <w:start w:val="2"/>
-      <w:numFmt w:val="decimal"/>
-      <w:isLgl/>
-      <w:lvlText w:val="%1.%2"/>
+    <w:lvl w:ilvl="1" w:tplc="041F0019" w:tentative="1">
+      <w:start w:val="1"/>
+      <w:numFmt w:val="lowerLetter"/>
+      <w:lvlText w:val="%2."/>
       <w:lvlJc w:val="left"/>
       <w:pPr>
-        <w:ind w:left="900" w:hanging="540"/>
-      </w:pPr>
-      <w:rPr>
-        <w:rFonts w:hint="default"/>
-      </w:rPr>
+        <w:ind w:left="1440" w:hanging="360"/>
+      </w:pPr>
     </w:lvl>
-    <w:lvl w:ilvl="2">
+    <w:lvl w:ilvl="2" w:tplc="041F001B" w:tentative="1">
+      <w:start w:val="1"/>
+      <w:numFmt w:val="lowerRoman"/>
+      <w:lvlText w:val="%3."/>
+      <w:lvlJc w:val="right"/>
+      <w:pPr>
+        <w:ind w:left="2160" w:hanging="180"/>
+      </w:pPr>
+    </w:lvl>
+    <w:lvl w:ilvl="3" w:tplc="041F000F" w:tentative="1">
       <w:start w:val="1"/>
       <w:numFmt w:val="decimal"/>
-      <w:isLgl/>
-      <w:lvlText w:val="%1.%2.%3"/>
+      <w:lvlText w:val="%4."/>
       <w:lvlJc w:val="left"/>
       <w:pPr>
-        <w:ind w:left="1080" w:hanging="720"/>
-      </w:pPr>
-      <w:rPr>
-        <w:rFonts w:hint="default"/>
-      </w:rPr>
+        <w:ind w:left="2880" w:hanging="360"/>
+      </w:pPr>
     </w:lvl>
-    <w:lvl w:ilvl="3">
+    <w:lvl w:ilvl="4" w:tplc="041F0019" w:tentative="1">
+      <w:start w:val="1"/>
+      <w:numFmt w:val="lowerLetter"/>
+      <w:lvlText w:val="%5."/>
+      <w:lvlJc w:val="left"/>
+      <w:pPr>
+        <w:ind w:left="3600" w:hanging="360"/>
+      </w:pPr>
+    </w:lvl>
+    <w:lvl w:ilvl="5" w:tplc="041F001B" w:tentative="1">
+      <w:start w:val="1"/>
+      <w:numFmt w:val="lowerRoman"/>
+      <w:lvlText w:val="%6."/>
+      <w:lvlJc w:val="right"/>
+      <w:pPr>
+        <w:ind w:left="4320" w:hanging="180"/>
+      </w:pPr>
+    </w:lvl>
+    <w:lvl w:ilvl="6" w:tplc="041F000F" w:tentative="1">
       <w:start w:val="1"/>
       <w:numFmt w:val="decimal"/>
-      <w:isLgl/>
-      <w:lvlText w:val="%1.%2.%3.%4"/>
+      <w:lvlText w:val="%7."/>
       <w:lvlJc w:val="left"/>
       <w:pPr>
-        <w:ind w:left="1080" w:hanging="720"/>
-      </w:pPr>
-      <w:rPr>
-        <w:rFonts w:hint="default"/>
-      </w:rPr>
+        <w:ind w:left="5040" w:hanging="360"/>
+      </w:pPr>
     </w:lvl>
-    <w:lvl w:ilvl="4">
+    <w:lvl w:ilvl="7" w:tplc="041F0019" w:tentative="1">
       <w:start w:val="1"/>
-      <w:numFmt w:val="decimal"/>
-      <w:isLgl/>
-      <w:lvlText w:val="%1.%2.%3.%4.%5"/>
+      <w:numFmt w:val="lowerLetter"/>
+      <w:lvlText w:val="%8."/>
       <w:lvlJc w:val="left"/>
       <w:pPr>
-        <w:ind w:left="1440" w:hanging="1080"/>
-      </w:pPr>
-      <w:rPr>
-        <w:rFonts w:hint="default"/>
-      </w:rPr>
+        <w:ind w:left="5760" w:hanging="360"/>
+      </w:pPr>
     </w:lvl>
-    <w:lvl w:ilvl="5">
+    <w:lvl w:ilvl="8" w:tplc="041F001B" w:tentative="1">
       <w:start w:val="1"/>
-      <w:numFmt w:val="decimal"/>
-      <w:isLgl/>
-      <w:lvlText w:val="%1.%2.%3.%4.%5.%6"/>
-      <w:lvlJc w:val="left"/>
-      <w:pPr>
-        <w:ind w:left="1440" w:hanging="1080"/>
-      </w:pPr>
-      <w:rPr>
-        <w:rFonts w:hint="default"/>
-      </w:rPr>
-    </w:lvl>
-    <w:lvl w:ilvl="6">
-      <w:start w:val="1"/>
-      <w:numFmt w:val="decimal"/>
-      <w:isLgl/>
-      <w:lvlText w:val="%1.%2.%3.%4.%5.%6.%7"/>
-      <w:lvlJc w:val="left"/>
-      <w:pPr>
-        <w:ind w:left="1800" w:hanging="1440"/>
-      </w:pPr>
-      <w:rPr>
-        <w:rFonts w:hint="default"/>
-      </w:rPr>
-    </w:lvl>
-    <w:lvl w:ilvl="7">
-      <w:start w:val="1"/>
-      <w:numFmt w:val="decimal"/>
-      <w:isLgl/>
-      <w:lvlText w:val="%1.%2.%3.%4.%5.%6.%7.%8"/>
-      <w:lvlJc w:val="left"/>
-      <w:pPr>
-        <w:ind w:left="1800" w:hanging="1440"/>
-      </w:pPr>
-      <w:rPr>
-        <w:rFonts w:hint="default"/>
-      </w:rPr>
-    </w:lvl>
-    <w:lvl w:ilvl="8">
-      <w:start w:val="1"/>
-      <w:numFmt w:val="decimal"/>
-      <w:isLgl/>
-      <w:lvlText w:val="%1.%2.%3.%4.%5.%6.%7.%8.%9"/>
-      <w:lvlJc w:val="left"/>
-      <w:pPr>
-        <w:ind w:left="2160" w:hanging="1800"/>
-      </w:pPr>
-      <w:rPr>
-        <w:rFonts w:hint="default"/>
-      </w:rPr>
+      <w:numFmt w:val="lowerRoman"/>
+      <w:lvlText w:val="%9."/>
+      <w:lvlJc w:val="right"/>
+      <w:pPr>
+        <w:ind w:left="6480" w:hanging="180"/>
+      </w:pPr>
     </w:lvl>
   </w:abstractNum>
   <w:abstractNum w:abstractNumId="2" w15:restartNumberingAfterBreak="0">
@@ -18863,6 +19644,11 @@
       <w:lang w:eastAsia="tr-TR"/>
     </w:rPr>
   </w:style>
+  <w:style w:type="character" w:customStyle="1" w:styleId="hgkelc">
+    <w:name w:val="hgkelc"/>
+    <w:basedOn w:val="DefaultParagraphFont"/>
+    <w:rsid w:val="007F303C"/>
+  </w:style>
 </w:styles>
 </file>
 
